--- a/Teacher_Facilitation_Guide_v2.docx
+++ b/Teacher_Facilitation_Guide_v2.docx
@@ -92,12 +92,6 @@
         <w:gridCol w:w="10078"/>
       </w:tblGrid>
       <w:tr>
-        <w:tblPrEx>
-          <w:tblCellMar>
-            <w:top w:w="0" w:type="dxa"/>
-            <w:bottom w:w="0" w:type="dxa"/>
-          </w:tblCellMar>
-        </w:tblPrEx>
         <w:tc>
           <w:tcPr>
             <w:tcW w:w="5000" w:type="pct"/>
@@ -125,23 +119,7 @@
                 <w:bCs/>
                 <w:color w:val="1A3A5C"/>
               </w:rPr>
-              <w:t>What's</w:t>
-            </w:r>
-            <w:r>
-              <w:rPr>
-                <w:b/>
-                <w:bCs/>
-                <w:color w:val="1A3A5C"/>
-              </w:rPr>
-              <w:t xml:space="preserve"> </w:t>
-            </w:r>
-            <w:r>
-              <w:rPr>
-                <w:b/>
-                <w:bCs/>
-                <w:color w:val="1A3A5C"/>
-              </w:rPr>
-              <w:t>in This Edition</w:t>
+              <w:t>What's in This Edition</w:t>
             </w:r>
           </w:p>
           <w:p>
@@ -178,23 +156,7 @@
                 <w:sz w:val="21"/>
                 <w:szCs w:val="21"/>
               </w:rPr>
-              <w:t xml:space="preserve">🚨 </w:t>
-            </w:r>
-            <w:r>
-              <w:rPr>
-                <w:color w:val="C8102E"/>
-                <w:sz w:val="21"/>
-                <w:szCs w:val="21"/>
-              </w:rPr>
-              <w:t>S</w:t>
-            </w:r>
-            <w:r>
-              <w:rPr>
-                <w:color w:val="C8102E"/>
-                <w:sz w:val="21"/>
-                <w:szCs w:val="21"/>
-              </w:rPr>
-              <w:t>truggle Signal panels — concrete verbal cues, behavioral signals, and written response patterns that indicate a student needs support, plus an in-the-moment intervention move for each.</w:t>
+              <w:t>🚨 Struggle Signal panels — concrete verbal cues, behavioral signals, and written response patterns that indicate a student needs support, plus an in-the-moment intervention move for each.</w:t>
             </w:r>
           </w:p>
         </w:tc>
@@ -242,12 +204,6 @@
         <w:gridCol w:w="3402"/>
       </w:tblGrid>
       <w:tr>
-        <w:tblPrEx>
-          <w:tblCellMar>
-            <w:top w:w="0" w:type="dxa"/>
-            <w:bottom w:w="0" w:type="dxa"/>
-          </w:tblCellMar>
-        </w:tblPrEx>
         <w:tc>
           <w:tcPr>
             <w:tcW w:w="962" w:type="pct"/>
@@ -382,12 +338,6 @@
         </w:tc>
       </w:tr>
       <w:tr>
-        <w:tblPrEx>
-          <w:tblCellMar>
-            <w:top w:w="0" w:type="dxa"/>
-            <w:bottom w:w="0" w:type="dxa"/>
-          </w:tblCellMar>
-        </w:tblPrEx>
         <w:tc>
           <w:tcPr>
             <w:tcW w:w="962" w:type="pct"/>
@@ -566,12 +516,6 @@
         <w:gridCol w:w="10055"/>
       </w:tblGrid>
       <w:tr>
-        <w:tblPrEx>
-          <w:tblCellMar>
-            <w:top w:w="0" w:type="dxa"/>
-            <w:bottom w:w="0" w:type="dxa"/>
-          </w:tblCellMar>
-        </w:tblPrEx>
         <w:tc>
           <w:tcPr>
             <w:tcW w:w="5000" w:type="pct"/>
@@ -645,12 +589,6 @@
         <w:gridCol w:w="8139"/>
       </w:tblGrid>
       <w:tr>
-        <w:tblPrEx>
-          <w:tblCellMar>
-            <w:top w:w="0" w:type="dxa"/>
-            <w:bottom w:w="0" w:type="dxa"/>
-          </w:tblCellMar>
-        </w:tblPrEx>
         <w:tc>
           <w:tcPr>
             <w:tcW w:w="962" w:type="pct"/>
@@ -719,12 +657,6 @@
         </w:tc>
       </w:tr>
       <w:tr>
-        <w:tblPrEx>
-          <w:tblCellMar>
-            <w:top w:w="0" w:type="dxa"/>
-            <w:bottom w:w="0" w:type="dxa"/>
-          </w:tblCellMar>
-        </w:tblPrEx>
         <w:tc>
           <w:tcPr>
             <w:tcW w:w="962" w:type="pct"/>
@@ -787,12 +719,6 @@
         </w:tc>
       </w:tr>
       <w:tr>
-        <w:tblPrEx>
-          <w:tblCellMar>
-            <w:top w:w="0" w:type="dxa"/>
-            <w:bottom w:w="0" w:type="dxa"/>
-          </w:tblCellMar>
-        </w:tblPrEx>
         <w:tc>
           <w:tcPr>
             <w:tcW w:w="962" w:type="pct"/>
@@ -918,12 +844,6 @@
         <w:gridCol w:w="3747"/>
       </w:tblGrid>
       <w:tr>
-        <w:tblPrEx>
-          <w:tblCellMar>
-            <w:top w:w="0" w:type="dxa"/>
-            <w:bottom w:w="0" w:type="dxa"/>
-          </w:tblCellMar>
-        </w:tblPrEx>
         <w:tc>
           <w:tcPr>
             <w:tcW w:w="1496" w:type="pct"/>
@@ -1025,12 +945,6 @@
         </w:tc>
       </w:tr>
       <w:tr>
-        <w:tblPrEx>
-          <w:tblCellMar>
-            <w:top w:w="0" w:type="dxa"/>
-            <w:bottom w:w="0" w:type="dxa"/>
-          </w:tblCellMar>
-        </w:tblPrEx>
         <w:tc>
           <w:tcPr>
             <w:tcW w:w="1496" w:type="pct"/>
@@ -1120,12 +1034,6 @@
         </w:tc>
       </w:tr>
       <w:tr>
-        <w:tblPrEx>
-          <w:tblCellMar>
-            <w:top w:w="0" w:type="dxa"/>
-            <w:bottom w:w="0" w:type="dxa"/>
-          </w:tblCellMar>
-        </w:tblPrEx>
         <w:tc>
           <w:tcPr>
             <w:tcW w:w="1496" w:type="pct"/>
@@ -1215,12 +1123,6 @@
         </w:tc>
       </w:tr>
       <w:tr>
-        <w:tblPrEx>
-          <w:tblCellMar>
-            <w:top w:w="0" w:type="dxa"/>
-            <w:bottom w:w="0" w:type="dxa"/>
-          </w:tblCellMar>
-        </w:tblPrEx>
         <w:tc>
           <w:tcPr>
             <w:tcW w:w="1496" w:type="pct"/>
@@ -1310,12 +1212,6 @@
         </w:tc>
       </w:tr>
       <w:tr>
-        <w:tblPrEx>
-          <w:tblCellMar>
-            <w:top w:w="0" w:type="dxa"/>
-            <w:bottom w:w="0" w:type="dxa"/>
-          </w:tblCellMar>
-        </w:tblPrEx>
         <w:tc>
           <w:tcPr>
             <w:tcW w:w="1496" w:type="pct"/>
@@ -1399,32 +1295,12 @@
               <w:rPr>
                 <w:color w:val="1E293B"/>
               </w:rPr>
-              <w:t xml:space="preserve">Do NOT </w:t>
-            </w:r>
-            <w:proofErr w:type="gramStart"/>
-            <w:r>
-              <w:rPr>
-                <w:color w:val="1E293B"/>
-              </w:rPr>
-              <w:t>cold-call</w:t>
-            </w:r>
-            <w:proofErr w:type="gramEnd"/>
-            <w:r>
-              <w:rPr>
-                <w:color w:val="1E293B"/>
-              </w:rPr>
-              <w:t xml:space="preserve"> these students during warm-up. Note names. Quietly provide the scaffolded diagram and pair them with a student who responded well. Check in during group work.</w:t>
+              <w:t>Do NOT cold-call these students during warm-up. Note names. Quietly provide the scaffolded diagram and pair them with a student who responded well. Check in during group work.</w:t>
             </w:r>
           </w:p>
         </w:tc>
       </w:tr>
       <w:tr>
-        <w:tblPrEx>
-          <w:tblCellMar>
-            <w:top w:w="0" w:type="dxa"/>
-            <w:bottom w:w="0" w:type="dxa"/>
-          </w:tblCellMar>
-        </w:tblPrEx>
         <w:tc>
           <w:tcPr>
             <w:tcW w:w="1496" w:type="pct"/>
@@ -1541,12 +1417,6 @@
         <w:gridCol w:w="5039"/>
       </w:tblGrid>
       <w:tr>
-        <w:tblPrEx>
-          <w:tblCellMar>
-            <w:top w:w="0" w:type="dxa"/>
-            <w:bottom w:w="0" w:type="dxa"/>
-          </w:tblCellMar>
-        </w:tblPrEx>
         <w:tc>
           <w:tcPr>
             <w:tcW w:w="5000" w:type="pct"/>
@@ -1569,7 +1439,6 @@
             <w:pPr>
               <w:spacing w:before="60" w:after="80"/>
             </w:pPr>
-            <w:proofErr w:type="gramStart"/>
             <w:r>
               <w:rPr>
                 <w:b/>
@@ -1578,29 +1447,12 @@
                 <w:sz w:val="20"/>
                 <w:szCs w:val="20"/>
               </w:rPr>
-              <w:t>🚨  STRUGGLE</w:t>
-            </w:r>
-            <w:proofErr w:type="gramEnd"/>
-            <w:r>
-              <w:rPr>
-                <w:b/>
-                <w:bCs/>
-                <w:color w:val="FF8090"/>
-                <w:sz w:val="20"/>
-                <w:szCs w:val="20"/>
-              </w:rPr>
-              <w:t xml:space="preserve"> SIGNAL — What to watch and listen for</w:t>
+              <w:t>🚨  STRUGGLE SIGNAL — What to watch and listen for</w:t>
             </w:r>
           </w:p>
         </w:tc>
       </w:tr>
       <w:tr>
-        <w:tblPrEx>
-          <w:tblCellMar>
-            <w:top w:w="0" w:type="dxa"/>
-            <w:bottom w:w="0" w:type="dxa"/>
-          </w:tblCellMar>
-        </w:tblPrEx>
         <w:tc>
           <w:tcPr>
             <w:tcW w:w="2500" w:type="pct"/>
@@ -1643,15 +1495,21 @@
                 <w:sz w:val="20"/>
                 <w:szCs w:val="20"/>
               </w:rPr>
-              <w:t>• Blank short answer + correct MC answers: student knows 'right' responses but cannot produce own explanation</w:t>
-            </w:r>
+              <w:t>• Blank short answer + correct MC answers: student knows 'right' responses but cannot produce own explanation.</w:t>
+            </w:r>
+          </w:p>
+          <w:p>
+            <w:pPr>
+              <w:spacing w:before="60" w:after="60"/>
+            </w:pPr>
             <w:r>
               <w:rPr>
                 <w:color w:val="FFCCD4"/>
                 <w:sz w:val="20"/>
                 <w:szCs w:val="20"/>
               </w:rPr>
-              <w:t>.</w:t>
+              <w:lastRenderedPageBreak/>
+              <w:t>• Short answer uses only words from the question itself (restating, not explaining).</w:t>
             </w:r>
           </w:p>
           <w:p>
@@ -1664,53 +1522,7 @@
                 <w:sz w:val="20"/>
                 <w:szCs w:val="20"/>
               </w:rPr>
-              <w:lastRenderedPageBreak/>
-              <w:t>• Short answer uses only words from the question itself (restating, not explaining)</w:t>
-            </w:r>
-            <w:r>
-              <w:rPr>
-                <w:color w:val="FFCCD4"/>
-                <w:sz w:val="20"/>
-                <w:szCs w:val="20"/>
-              </w:rPr>
-              <w:t>.</w:t>
-            </w:r>
-          </w:p>
-          <w:p>
-            <w:pPr>
-              <w:spacing w:before="60" w:after="60"/>
-            </w:pPr>
-            <w:r>
-              <w:rPr>
-                <w:color w:val="FFCCD4"/>
-                <w:sz w:val="20"/>
-                <w:szCs w:val="20"/>
-              </w:rPr>
-              <w:t>• MC all correct but short answer contradicts MC choices</w:t>
-            </w:r>
-            <w:r>
-              <w:rPr>
-                <w:color w:val="FFCCD4"/>
-                <w:sz w:val="20"/>
-                <w:szCs w:val="20"/>
-              </w:rPr>
-              <w:t xml:space="preserve">; </w:t>
-            </w:r>
-            <w:r>
-              <w:rPr>
-                <w:color w:val="FFCCD4"/>
-                <w:sz w:val="20"/>
-                <w:szCs w:val="20"/>
-              </w:rPr>
-              <w:t>memorized answers without understanding</w:t>
-            </w:r>
-            <w:r>
-              <w:rPr>
-                <w:color w:val="FFCCD4"/>
-                <w:sz w:val="20"/>
-                <w:szCs w:val="20"/>
-              </w:rPr>
-              <w:t>.</w:t>
+              <w:t>• MC all correct but short answer contradicts MC choices; memorized answers without understanding.</w:t>
             </w:r>
           </w:p>
         </w:tc>
@@ -1757,106 +1569,34 @@
                 <w:sz w:val="20"/>
                 <w:szCs w:val="20"/>
               </w:rPr>
-              <w:t>→ These students need verbal processing before writing</w:t>
-            </w:r>
+              <w:t>→ These students need verbal processing before writing. Build in a 'say it first' warm-up pair share.</w:t>
+            </w:r>
+          </w:p>
+          <w:p>
+            <w:pPr>
+              <w:spacing w:before="60" w:after="60"/>
+            </w:pPr>
             <w:r>
               <w:rPr>
                 <w:color w:val="C0EED0"/>
                 <w:sz w:val="20"/>
                 <w:szCs w:val="20"/>
               </w:rPr>
-              <w:t>. B</w:t>
-            </w:r>
+              <w:t>→ At group work, seat them with a student who explained clearly. Peer modeling beats re-teaching.</w:t>
+            </w:r>
+          </w:p>
+          <w:p>
+            <w:pPr>
+              <w:spacing w:before="60" w:after="60"/>
+            </w:pPr>
             <w:r>
               <w:rPr>
                 <w:color w:val="C0EED0"/>
                 <w:sz w:val="20"/>
                 <w:szCs w:val="20"/>
               </w:rPr>
-              <w:t>uild in a 'say it first' warm-up pair share</w:t>
-            </w:r>
-            <w:r>
-              <w:rPr>
-                <w:color w:val="C0EED0"/>
-                <w:sz w:val="20"/>
-                <w:szCs w:val="20"/>
-              </w:rPr>
-              <w:t>.</w:t>
-            </w:r>
-          </w:p>
-          <w:p>
-            <w:pPr>
-              <w:spacing w:before="60" w:after="60"/>
-            </w:pPr>
-            <w:r>
-              <w:rPr>
-                <w:color w:val="C0EED0"/>
-                <w:sz w:val="20"/>
-                <w:szCs w:val="20"/>
-              </w:rPr>
-              <w:t>→ At group work, seat them with a student who explained clearly</w:t>
-            </w:r>
-            <w:r>
-              <w:rPr>
-                <w:color w:val="C0EED0"/>
-                <w:sz w:val="20"/>
-                <w:szCs w:val="20"/>
-              </w:rPr>
-              <w:t>. P</w:t>
-            </w:r>
-            <w:r>
-              <w:rPr>
-                <w:color w:val="C0EED0"/>
-                <w:sz w:val="20"/>
-                <w:szCs w:val="20"/>
-              </w:rPr>
-              <w:t>eer modeling beats re-teaching</w:t>
-            </w:r>
-            <w:r>
-              <w:rPr>
-                <w:color w:val="C0EED0"/>
-                <w:sz w:val="20"/>
-                <w:szCs w:val="20"/>
-              </w:rPr>
-              <w:t>.</w:t>
-            </w:r>
-          </w:p>
-          <w:p>
-            <w:pPr>
-              <w:spacing w:before="60" w:after="60"/>
-            </w:pPr>
-            <w:r>
-              <w:rPr>
-                <w:color w:val="C0EED0"/>
-                <w:sz w:val="20"/>
-                <w:szCs w:val="20"/>
-              </w:rPr>
               <w:lastRenderedPageBreak/>
-              <w:t>→ Flag for a brief 1-on-1 check during independent work</w:t>
-            </w:r>
-            <w:r>
-              <w:rPr>
-                <w:color w:val="C0EED0"/>
-                <w:sz w:val="20"/>
-                <w:szCs w:val="20"/>
-              </w:rPr>
-              <w:t>. A</w:t>
-            </w:r>
-            <w:r>
-              <w:rPr>
-                <w:color w:val="C0EED0"/>
-                <w:sz w:val="20"/>
-                <w:szCs w:val="20"/>
-              </w:rPr>
-              <w:t>sk them to explain one MC answer aloud</w:t>
-            </w:r>
-            <w:r>
-              <w:rPr>
-                <w:color w:val="C0EED0"/>
-                <w:sz w:val="20"/>
-                <w:szCs w:val="20"/>
-              </w:rPr>
-              <w:t>.</w:t>
+              <w:t>→ Flag for a brief 1-on-1 check during independent work. Ask them to explain one MC answer aloud.</w:t>
             </w:r>
           </w:p>
         </w:tc>
@@ -1903,12 +1643,6 @@
         <w:gridCol w:w="8786"/>
       </w:tblGrid>
       <w:tr>
-        <w:tblPrEx>
-          <w:tblCellMar>
-            <w:top w:w="0" w:type="dxa"/>
-            <w:bottom w:w="0" w:type="dxa"/>
-          </w:tblCellMar>
-        </w:tblPrEx>
         <w:tc>
           <w:tcPr>
             <w:tcW w:w="641" w:type="pct"/>
@@ -1982,15 +1716,7 @@
                 <w:sz w:val="21"/>
                 <w:szCs w:val="21"/>
               </w:rPr>
-              <w:t>Display (project)</w:t>
-            </w:r>
-            <w:r>
-              <w:rPr>
-                <w:color w:val="1E293B"/>
-                <w:sz w:val="21"/>
-                <w:szCs w:val="21"/>
-              </w:rPr>
-              <w:t xml:space="preserve"> 2–3 anonymized exit ticket responses. </w:t>
+              <w:t xml:space="preserve">Display (project) 2–3 anonymized exit ticket responses. </w:t>
             </w:r>
             <w:r>
               <w:rPr>
@@ -2048,12 +1774,6 @@
         <w:gridCol w:w="5039"/>
       </w:tblGrid>
       <w:tr>
-        <w:tblPrEx>
-          <w:tblCellMar>
-            <w:top w:w="0" w:type="dxa"/>
-            <w:bottom w:w="0" w:type="dxa"/>
-          </w:tblCellMar>
-        </w:tblPrEx>
         <w:tc>
           <w:tcPr>
             <w:tcW w:w="5000" w:type="pct"/>
@@ -2090,12 +1810,6 @@
         </w:tc>
       </w:tr>
       <w:tr>
-        <w:tblPrEx>
-          <w:tblCellMar>
-            <w:top w:w="0" w:type="dxa"/>
-            <w:bottom w:w="0" w:type="dxa"/>
-          </w:tblCellMar>
-        </w:tblPrEx>
         <w:tc>
           <w:tcPr>
             <w:tcW w:w="2500" w:type="pct"/>
@@ -2138,31 +1852,66 @@
                 <w:sz w:val="20"/>
                 <w:szCs w:val="20"/>
               </w:rPr>
-              <w:t>• Students in pairs are silent after 60 seconds</w:t>
-            </w:r>
+              <w:t>• Students in pairs are silent after 60 seconds, not discussing.</w:t>
+            </w:r>
+          </w:p>
+          <w:p>
+            <w:pPr>
+              <w:spacing w:before="60" w:after="60"/>
+            </w:pPr>
             <w:r>
               <w:rPr>
                 <w:color w:val="FFCCD4"/>
                 <w:sz w:val="20"/>
                 <w:szCs w:val="20"/>
               </w:rPr>
-              <w:t xml:space="preserve">, </w:t>
-            </w:r>
+              <w:t>• Multiple pairs are just reading the projected response, not analyzing it.</w:t>
+            </w:r>
+          </w:p>
+          <w:p>
+            <w:pPr>
+              <w:spacing w:before="60" w:after="60"/>
+            </w:pPr>
             <w:r>
               <w:rPr>
                 <w:color w:val="FFCCD4"/>
                 <w:sz w:val="20"/>
                 <w:szCs w:val="20"/>
               </w:rPr>
-              <w:t>not discussing</w:t>
-            </w:r>
-            <w:r>
-              <w:rPr>
-                <w:color w:val="FFCCD4"/>
-                <w:sz w:val="20"/>
-                <w:szCs w:val="20"/>
-              </w:rPr>
-              <w:t>.</w:t>
+              <w:t>• You hear 'I don't get it' before the case study has even been introduced.</w:t>
+            </w:r>
+          </w:p>
+        </w:tc>
+        <w:tc>
+          <w:tcPr>
+            <w:tcW w:w="2500" w:type="pct"/>
+            <w:tcBorders>
+              <w:top w:val="single" w:sz="1" w:space="0" w:color="D1E4F0"/>
+              <w:left w:val="single" w:sz="1" w:space="0" w:color="D1E4F0"/>
+              <w:bottom w:val="single" w:sz="1" w:space="0" w:color="D1E4F0"/>
+              <w:right w:val="single" w:sz="1" w:space="0" w:color="D1E4F0"/>
+            </w:tcBorders>
+            <w:shd w:val="clear" w:color="auto" w:fill="1A2A1E"/>
+            <w:tcMar>
+              <w:top w:w="100" w:type="dxa"/>
+              <w:left w:w="150" w:type="dxa"/>
+              <w:bottom w:w="100" w:type="dxa"/>
+              <w:right w:w="150" w:type="dxa"/>
+            </w:tcMar>
+          </w:tcPr>
+          <w:p>
+            <w:pPr>
+              <w:spacing w:before="60" w:after="80"/>
+            </w:pPr>
+            <w:r>
+              <w:rPr>
+                <w:b/>
+                <w:bCs/>
+                <w:color w:val="90E8A8"/>
+                <w:sz w:val="20"/>
+                <w:szCs w:val="20"/>
+              </w:rPr>
+              <w:t>In-the-Moment Moves</w:t>
             </w:r>
           </w:p>
           <w:p>
@@ -2171,102 +1920,11 @@
             </w:pPr>
             <w:r>
               <w:rPr>
-                <w:color w:val="FFCCD4"/>
-                <w:sz w:val="20"/>
-                <w:szCs w:val="20"/>
-              </w:rPr>
-              <w:t>• Multiple pairs are just reading the projected response, not analyzing it</w:t>
-            </w:r>
-            <w:r>
-              <w:rPr>
-                <w:color w:val="FFCCD4"/>
-                <w:sz w:val="20"/>
-                <w:szCs w:val="20"/>
-              </w:rPr>
-              <w:t>.</w:t>
-            </w:r>
-          </w:p>
-          <w:p>
-            <w:pPr>
-              <w:spacing w:before="60" w:after="60"/>
-            </w:pPr>
-            <w:r>
-              <w:rPr>
-                <w:color w:val="FFCCD4"/>
-                <w:sz w:val="20"/>
-                <w:szCs w:val="20"/>
-              </w:rPr>
-              <w:t>• You hear 'I don't get it' before the case study has even been introduced</w:t>
-            </w:r>
-            <w:r>
-              <w:rPr>
-                <w:color w:val="FFCCD4"/>
-                <w:sz w:val="20"/>
-                <w:szCs w:val="20"/>
-              </w:rPr>
-              <w:t>.</w:t>
-            </w:r>
-          </w:p>
-        </w:tc>
-        <w:tc>
-          <w:tcPr>
-            <w:tcW w:w="2500" w:type="pct"/>
-            <w:tcBorders>
-              <w:top w:val="single" w:sz="1" w:space="0" w:color="D1E4F0"/>
-              <w:left w:val="single" w:sz="1" w:space="0" w:color="D1E4F0"/>
-              <w:bottom w:val="single" w:sz="1" w:space="0" w:color="D1E4F0"/>
-              <w:right w:val="single" w:sz="1" w:space="0" w:color="D1E4F0"/>
-            </w:tcBorders>
-            <w:shd w:val="clear" w:color="auto" w:fill="1A2A1E"/>
-            <w:tcMar>
-              <w:top w:w="100" w:type="dxa"/>
-              <w:left w:w="150" w:type="dxa"/>
-              <w:bottom w:w="100" w:type="dxa"/>
-              <w:right w:w="150" w:type="dxa"/>
-            </w:tcMar>
-          </w:tcPr>
-          <w:p>
-            <w:pPr>
-              <w:spacing w:before="60" w:after="80"/>
-            </w:pPr>
-            <w:r>
-              <w:rPr>
-                <w:b/>
-                <w:bCs/>
-                <w:color w:val="90E8A8"/>
-                <w:sz w:val="20"/>
-                <w:szCs w:val="20"/>
-              </w:rPr>
-              <w:t>In-the-Moment Moves</w:t>
-            </w:r>
-          </w:p>
-          <w:p>
-            <w:pPr>
-              <w:spacing w:before="60" w:after="60"/>
-            </w:pPr>
-            <w:r>
-              <w:rPr>
                 <w:color w:val="C0EED0"/>
                 <w:sz w:val="20"/>
                 <w:szCs w:val="20"/>
               </w:rPr>
-              <w:t>→ Reframe the task: 'Don't evaluate the response</w:t>
-            </w:r>
-            <w:r>
-              <w:rPr>
-                <w:color w:val="C0EED0"/>
-                <w:sz w:val="20"/>
-                <w:szCs w:val="20"/>
-              </w:rPr>
-              <w:t>. J</w:t>
-            </w:r>
-            <w:r>
-              <w:rPr>
-                <w:color w:val="C0EED0"/>
-                <w:sz w:val="20"/>
-                <w:szCs w:val="20"/>
-              </w:rPr>
-              <w:t>ust find ONE thing the student said that is accurate.' Lower the entry bar.</w:t>
+              <w:t>→ Reframe the task: 'Don't evaluate the response. Just find ONE thing the student said that is accurate.' Lower the entry bar.</w:t>
             </w:r>
           </w:p>
           <w:p>
@@ -2325,12 +1983,6 @@
         <w:gridCol w:w="8786"/>
       </w:tblGrid>
       <w:tr>
-        <w:tblPrEx>
-          <w:tblCellMar>
-            <w:top w:w="0" w:type="dxa"/>
-            <w:bottom w:w="0" w:type="dxa"/>
-          </w:tblCellMar>
-        </w:tblPrEx>
         <w:tc>
           <w:tcPr>
             <w:tcW w:w="641" w:type="pct"/>
@@ -2404,71 +2056,7 @@
                 <w:sz w:val="21"/>
                 <w:szCs w:val="21"/>
               </w:rPr>
-              <w:t xml:space="preserve">Read the Maya case introduction aloud or have a student volunteer read it. Pause after: 'Maya is 12 years old...' and ask students to sit with that for a moment before turning to the biology. Frame the task: 'Your job as junior researchers is to figure out what went wrong in Maya's cells.' Distribute </w:t>
-            </w:r>
-            <w:r>
-              <w:rPr>
-                <w:color w:val="1E293B"/>
-                <w:sz w:val="21"/>
-                <w:szCs w:val="21"/>
-              </w:rPr>
-              <w:t>(or c</w:t>
-            </w:r>
-            <w:r>
-              <w:rPr>
-                <w:color w:val="1E293B"/>
-                <w:sz w:val="21"/>
-                <w:szCs w:val="21"/>
-              </w:rPr>
-              <w:t xml:space="preserve">onfirm students have) the </w:t>
-            </w:r>
-            <w:r>
-              <w:rPr>
-                <w:color w:val="1E293B"/>
-                <w:sz w:val="21"/>
-                <w:szCs w:val="21"/>
-              </w:rPr>
-              <w:t>case</w:t>
-            </w:r>
-            <w:r>
-              <w:rPr>
-                <w:color w:val="1E293B"/>
-                <w:sz w:val="21"/>
-                <w:szCs w:val="21"/>
-              </w:rPr>
-              <w:t xml:space="preserve"> </w:t>
-            </w:r>
-            <w:r>
-              <w:rPr>
-                <w:color w:val="1E293B"/>
-                <w:sz w:val="21"/>
-                <w:szCs w:val="21"/>
-              </w:rPr>
-              <w:t>Student Guided Notes</w:t>
-            </w:r>
-            <w:r>
-              <w:rPr>
-                <w:color w:val="1E293B"/>
-                <w:sz w:val="21"/>
-                <w:szCs w:val="21"/>
-              </w:rPr>
-              <w:t xml:space="preserve"> </w:t>
-            </w:r>
-            <w:r>
-              <w:rPr>
-                <w:color w:val="1E293B"/>
-                <w:sz w:val="21"/>
-                <w:szCs w:val="21"/>
-              </w:rPr>
-              <w:t>– the Maya case study i</w:t>
-            </w:r>
-            <w:r>
-              <w:rPr>
-                <w:color w:val="1E293B"/>
-                <w:sz w:val="21"/>
-                <w:szCs w:val="21"/>
-              </w:rPr>
-              <w:t>s in Section 6.</w:t>
+              <w:t>Read the Maya case introduction aloud or have a student volunteer read it. Pause after: 'Maya is 12 years old...' and ask students to sit with that for a moment before turning to the biology. Frame the task: 'Your job as junior researchers is to figure out what went wrong in Maya's cells.' Distribute (or confirm students have) the case Student Guided Notes – the Maya case study is in Section 6.</w:t>
             </w:r>
           </w:p>
         </w:tc>
@@ -2501,12 +2089,6 @@
         <w:gridCol w:w="5039"/>
       </w:tblGrid>
       <w:tr>
-        <w:tblPrEx>
-          <w:tblCellMar>
-            <w:top w:w="0" w:type="dxa"/>
-            <w:bottom w:w="0" w:type="dxa"/>
-          </w:tblCellMar>
-        </w:tblPrEx>
         <w:tc>
           <w:tcPr>
             <w:tcW w:w="5000" w:type="pct"/>
@@ -2543,12 +2125,6 @@
         </w:tc>
       </w:tr>
       <w:tr>
-        <w:tblPrEx>
-          <w:tblCellMar>
-            <w:top w:w="0" w:type="dxa"/>
-            <w:bottom w:w="0" w:type="dxa"/>
-          </w:tblCellMar>
-        </w:tblPrEx>
         <w:tc>
           <w:tcPr>
             <w:tcW w:w="2500" w:type="pct"/>
@@ -2591,73 +2167,33 @@
                 <w:sz w:val="20"/>
                 <w:szCs w:val="20"/>
               </w:rPr>
-              <w:t xml:space="preserve">• Student </w:t>
-            </w:r>
+              <w:t>• Student asks, 'Is this a real person?' in a distressed tone — may indicate personal connection to illness.</w:t>
+            </w:r>
+          </w:p>
+          <w:p>
+            <w:pPr>
+              <w:spacing w:before="60" w:after="60"/>
+            </w:pPr>
             <w:r>
               <w:rPr>
                 <w:color w:val="FFCCD4"/>
                 <w:sz w:val="20"/>
                 <w:szCs w:val="20"/>
               </w:rPr>
-              <w:t>asks,</w:t>
-            </w:r>
+              <w:t>• Students begin reading ahead or jumping to conclusions before guided analysis.</w:t>
+            </w:r>
+          </w:p>
+          <w:p>
+            <w:pPr>
+              <w:spacing w:before="60" w:after="60"/>
+            </w:pPr>
             <w:r>
               <w:rPr>
                 <w:color w:val="FFCCD4"/>
                 <w:sz w:val="20"/>
                 <w:szCs w:val="20"/>
               </w:rPr>
-              <w:t xml:space="preserve"> 'Is this a real person?' in a distressed tone — may indicate personal connection to illness</w:t>
-            </w:r>
-            <w:r>
-              <w:rPr>
-                <w:color w:val="FFCCD4"/>
-                <w:sz w:val="20"/>
-                <w:szCs w:val="20"/>
-              </w:rPr>
-              <w:t>.</w:t>
-            </w:r>
-          </w:p>
-          <w:p>
-            <w:pPr>
-              <w:spacing w:before="60" w:after="60"/>
-            </w:pPr>
-            <w:r>
-              <w:rPr>
-                <w:color w:val="FFCCD4"/>
-                <w:sz w:val="20"/>
-                <w:szCs w:val="20"/>
-              </w:rPr>
-              <w:t>• Students begin reading ahead or jumping to conclusions before guided analysis</w:t>
-            </w:r>
-            <w:r>
-              <w:rPr>
-                <w:color w:val="FFCCD4"/>
-                <w:sz w:val="20"/>
-                <w:szCs w:val="20"/>
-              </w:rPr>
-              <w:t>.</w:t>
-            </w:r>
-          </w:p>
-          <w:p>
-            <w:pPr>
-              <w:spacing w:before="60" w:after="60"/>
-            </w:pPr>
-            <w:r>
-              <w:rPr>
-                <w:color w:val="FFCCD4"/>
-                <w:sz w:val="20"/>
-                <w:szCs w:val="20"/>
-              </w:rPr>
-              <w:t>• Eye-rolling or disengagement — possible skepticism about the framing</w:t>
-            </w:r>
-            <w:r>
-              <w:rPr>
-                <w:color w:val="FFCCD4"/>
-                <w:sz w:val="20"/>
-                <w:szCs w:val="20"/>
-              </w:rPr>
-              <w:t>.</w:t>
+              <w:t>• Eye-rolling or disengagement — possible skepticism about the framing.</w:t>
             </w:r>
           </w:p>
         </w:tc>
@@ -2762,12 +2298,6 @@
         <w:gridCol w:w="8786"/>
       </w:tblGrid>
       <w:tr>
-        <w:tblPrEx>
-          <w:tblCellMar>
-            <w:top w:w="0" w:type="dxa"/>
-            <w:bottom w:w="0" w:type="dxa"/>
-          </w:tblCellMar>
-        </w:tblPrEx>
         <w:tc>
           <w:tcPr>
             <w:tcW w:w="641" w:type="pct"/>
@@ -2838,11 +2368,38 @@
             </w:pPr>
             <w:r>
               <w:rPr>
+                <w:b/>
+                <w:bCs/>
+                <w:color w:val="0E7C86"/>
+                <w:sz w:val="21"/>
+                <w:szCs w:val="21"/>
+              </w:rPr>
+              <w:t>Primary activity: Tumor Board — The Maya Case (Tumor_Board_Lesson2.html)</w:t>
+            </w:r>
+          </w:p>
+          <w:p>
+            <w:pPr>
+              <w:spacing w:before="30" w:after="30"/>
+            </w:pPr>
+            <w:r>
+              <w:rPr>
+                <w:b/>
+                <w:bCs/>
                 <w:color w:val="1E293B"/>
                 <w:sz w:val="21"/>
                 <w:szCs w:val="21"/>
               </w:rPr>
-              <w:t>Groups of 3–4 analyze the case study handout</w:t>
+              <w:t xml:space="preserve">Assign specialist roles before distributing: </w:t>
+            </w:r>
+            <w:r>
+              <w:rPr>
+                <w:b/>
+                <w:bCs/>
+                <w:color w:val="1A3A5C"/>
+                <w:sz w:val="21"/>
+                <w:szCs w:val="21"/>
+              </w:rPr>
+              <w:t>Molecular Biologist</w:t>
             </w:r>
             <w:r>
               <w:rPr>
@@ -2850,7 +2407,17 @@
                 <w:sz w:val="21"/>
                 <w:szCs w:val="21"/>
               </w:rPr>
-              <w:t xml:space="preserve"> (Student Guided Notes Lesson 2)</w:t>
+              <w:t xml:space="preserve"> (which genes are mutated?), </w:t>
+            </w:r>
+            <w:r>
+              <w:rPr>
+                <w:b/>
+                <w:bCs/>
+                <w:color w:val="1A3A5C"/>
+                <w:sz w:val="21"/>
+                <w:szCs w:val="21"/>
+              </w:rPr>
+              <w:t>Pathologist</w:t>
             </w:r>
             <w:r>
               <w:rPr>
@@ -2858,7 +2425,17 @@
                 <w:sz w:val="21"/>
                 <w:szCs w:val="21"/>
               </w:rPr>
-              <w:t>. Circulate actively</w:t>
+              <w:t xml:space="preserve"> (cell behavior?), </w:t>
+            </w:r>
+            <w:r>
+              <w:rPr>
+                <w:b/>
+                <w:bCs/>
+                <w:color w:val="1A3A5C"/>
+                <w:sz w:val="21"/>
+                <w:szCs w:val="21"/>
+              </w:rPr>
+              <w:t>Oncologist</w:t>
             </w:r>
             <w:r>
               <w:rPr>
@@ -2866,7 +2443,17 @@
                 <w:sz w:val="21"/>
                 <w:szCs w:val="21"/>
               </w:rPr>
-              <w:t>. L</w:t>
+              <w:t xml:space="preserve"> (treatment implications), </w:t>
+            </w:r>
+            <w:r>
+              <w:rPr>
+                <w:b/>
+                <w:bCs/>
+                <w:color w:val="1A3A5C"/>
+                <w:sz w:val="21"/>
+                <w:szCs w:val="21"/>
+              </w:rPr>
+              <w:t>Patient Advocate</w:t>
             </w:r>
             <w:r>
               <w:rPr>
@@ -2874,23 +2461,111 @@
                 <w:sz w:val="21"/>
                 <w:szCs w:val="21"/>
               </w:rPr>
-              <w:t xml:space="preserve">isten before you speak. Do NOT give answers; use the discussion prompts below (organized by Bloom's level) to push thinking. Aim to visit every group at least twice. Give a 3-min warning before </w:t>
-            </w:r>
-            <w:r>
-              <w:rPr>
+              <w:t xml:space="preserve"> (family communication, quality of life). Groups of 3 may combine two roles.</w:t>
+            </w:r>
+          </w:p>
+          <w:p>
+            <w:pPr>
+              <w:spacing w:before="30" w:after="30"/>
+            </w:pPr>
+            <w:r>
+              <w:rPr>
+                <w:b/>
+                <w:bCs/>
                 <w:color w:val="1E293B"/>
                 <w:sz w:val="21"/>
                 <w:szCs w:val="21"/>
               </w:rPr>
-              <w:t>debriefing</w:t>
-            </w:r>
-            <w:r>
-              <w:rPr>
+              <w:t xml:space="preserve">Launch framing (1–2 min): </w:t>
+            </w:r>
+            <w:r>
+              <w:rPr>
+                <w:i/>
+                <w:color w:val="1A3A5C"/>
+                <w:sz w:val="21"/>
+                <w:szCs w:val="21"/>
+              </w:rPr>
+              <w:t>“Your group is a tumor board — the clinical team hospitals convene for complex cancer cases. Each of you has a specialist role. Use that lens to analyze Maya’s case, then reach a group consensus on her diagnosis.”</w:t>
+            </w:r>
+          </w:p>
+          <w:p>
+            <w:pPr>
+              <w:spacing w:before="30" w:after="30"/>
+            </w:pPr>
+            <w:r>
+              <w:rPr>
+                <w:b/>
+                <w:bCs/>
                 <w:color w:val="1E293B"/>
                 <w:sz w:val="21"/>
                 <w:szCs w:val="21"/>
               </w:rPr>
-              <w:t>.</w:t>
+              <w:t xml:space="preserve">During group work (12–15 min): </w:t>
+            </w:r>
+            <w:r>
+              <w:rPr>
+                <w:color w:val="1E293B"/>
+                <w:sz w:val="21"/>
+                <w:szCs w:val="21"/>
+              </w:rPr>
+              <w:t xml:space="preserve">Circulate. Do NOT give answers — use discussion prompts below. Visit every group twice. Quietly provide </w:t>
+            </w:r>
+            <w:r>
+              <w:rPr>
+                <w:i/>
+                <w:color w:val="1E293B"/>
+                <w:sz w:val="21"/>
+                <w:szCs w:val="21"/>
+              </w:rPr>
+              <w:t>Scaffolded_Diagram_Lesson2.html</w:t>
+            </w:r>
+            <w:r>
+              <w:rPr>
+                <w:color w:val="1E293B"/>
+                <w:sz w:val="21"/>
+                <w:szCs w:val="21"/>
+              </w:rPr>
+              <w:t xml:space="preserve"> to students who need it (do not announce). For early finishers, direct to </w:t>
+            </w:r>
+            <w:r>
+              <w:rPr>
+                <w:i/>
+                <w:color w:val="1E293B"/>
+                <w:sz w:val="21"/>
+                <w:szCs w:val="21"/>
+              </w:rPr>
+              <w:t>Extension_Activity_Lesson2.html</w:t>
+            </w:r>
+            <w:r>
+              <w:rPr>
+                <w:color w:val="1E293B"/>
+                <w:sz w:val="21"/>
+                <w:szCs w:val="21"/>
+              </w:rPr>
+              <w:t xml:space="preserve"> (TP53 mutation rates). Provide the guiding question; do not leave students searching open-ended.</w:t>
+            </w:r>
+          </w:p>
+          <w:p>
+            <w:pPr>
+              <w:spacing w:before="30" w:after="80"/>
+            </w:pPr>
+            <w:r>
+              <w:rPr>
+                <w:b/>
+                <w:bCs/>
+                <w:color w:val="1E293B"/>
+                <w:sz w:val="21"/>
+                <w:szCs w:val="21"/>
+              </w:rPr>
+              <w:t xml:space="preserve">Consensus form (2–3 min): </w:t>
+            </w:r>
+            <w:r>
+              <w:rPr>
+                <w:color w:val="1E293B"/>
+                <w:sz w:val="21"/>
+                <w:szCs w:val="21"/>
+              </w:rPr>
+              <w:t>Groups complete the consensus form at the bottom of the Tumor Board document to record specialist conclusions and agree on a final diagnosis. Give a 2-min warning. The completed form bridges into the whole-class debrief.</w:t>
             </w:r>
           </w:p>
         </w:tc>
@@ -2923,12 +2598,6 @@
         <w:gridCol w:w="5039"/>
       </w:tblGrid>
       <w:tr>
-        <w:tblPrEx>
-          <w:tblCellMar>
-            <w:top w:w="0" w:type="dxa"/>
-            <w:bottom w:w="0" w:type="dxa"/>
-          </w:tblCellMar>
-        </w:tblPrEx>
         <w:tc>
           <w:tcPr>
             <w:tcW w:w="5000" w:type="pct"/>
@@ -2965,12 +2634,6 @@
         </w:tc>
       </w:tr>
       <w:tr>
-        <w:tblPrEx>
-          <w:tblCellMar>
-            <w:top w:w="0" w:type="dxa"/>
-            <w:bottom w:w="0" w:type="dxa"/>
-          </w:tblCellMar>
-        </w:tblPrEx>
         <w:tc>
           <w:tcPr>
             <w:tcW w:w="2500" w:type="pct"/>
@@ -3013,15 +2676,20 @@
                 <w:sz w:val="20"/>
                 <w:szCs w:val="20"/>
               </w:rPr>
-              <w:t>• Group is re-reading the case repeatedly without producing any written analysis</w:t>
-            </w:r>
+              <w:t>• Group is re-reading the case repeatedly without producing any written analysis.</w:t>
+            </w:r>
+          </w:p>
+          <w:p>
+            <w:pPr>
+              <w:spacing w:before="60" w:after="60"/>
+            </w:pPr>
             <w:r>
               <w:rPr>
                 <w:color w:val="FFCCD4"/>
                 <w:sz w:val="20"/>
                 <w:szCs w:val="20"/>
               </w:rPr>
-              <w:t>.</w:t>
+              <w:t>• Group has reached a conclusion but cannot name the specific gene or checkpoint involved.</w:t>
             </w:r>
           </w:p>
           <w:p>
@@ -3034,15 +2702,53 @@
                 <w:sz w:val="20"/>
                 <w:szCs w:val="20"/>
               </w:rPr>
-              <w:t>• Group has reached a conclusion but cannot name the specific gene or checkpoint involved</w:t>
-            </w:r>
+              <w:t>• One student is dominating while others have stopped writing.</w:t>
+            </w:r>
+          </w:p>
+          <w:p>
+            <w:pPr>
+              <w:spacing w:before="60" w:after="60"/>
+            </w:pPr>
             <w:r>
               <w:rPr>
                 <w:color w:val="FFCCD4"/>
                 <w:sz w:val="20"/>
                 <w:szCs w:val="20"/>
               </w:rPr>
-              <w:t>.</w:t>
+              <w:t>• Group is off-task (social conversation unrelated to the case).</w:t>
+            </w:r>
+          </w:p>
+        </w:tc>
+        <w:tc>
+          <w:tcPr>
+            <w:tcW w:w="2500" w:type="pct"/>
+            <w:tcBorders>
+              <w:top w:val="single" w:sz="1" w:space="0" w:color="D1E4F0"/>
+              <w:left w:val="single" w:sz="1" w:space="0" w:color="D1E4F0"/>
+              <w:bottom w:val="single" w:sz="1" w:space="0" w:color="D1E4F0"/>
+              <w:right w:val="single" w:sz="1" w:space="0" w:color="D1E4F0"/>
+            </w:tcBorders>
+            <w:shd w:val="clear" w:color="auto" w:fill="1A2A1E"/>
+            <w:tcMar>
+              <w:top w:w="100" w:type="dxa"/>
+              <w:left w:w="150" w:type="dxa"/>
+              <w:bottom w:w="100" w:type="dxa"/>
+              <w:right w:w="150" w:type="dxa"/>
+            </w:tcMar>
+          </w:tcPr>
+          <w:p>
+            <w:pPr>
+              <w:spacing w:before="60" w:after="80"/>
+            </w:pPr>
+            <w:r>
+              <w:rPr>
+                <w:b/>
+                <w:bCs/>
+                <w:color w:val="90E8A8"/>
+                <w:sz w:val="20"/>
+                <w:szCs w:val="20"/>
+              </w:rPr>
+              <w:t>In-the-Moment Moves</w:t>
             </w:r>
           </w:p>
           <w:p>
@@ -3051,19 +2757,11 @@
             </w:pPr>
             <w:r>
               <w:rPr>
-                <w:color w:val="FFCCD4"/>
-                <w:sz w:val="20"/>
-                <w:szCs w:val="20"/>
-              </w:rPr>
-              <w:t>• One student is dominating while others have stopped writing</w:t>
-            </w:r>
-            <w:r>
-              <w:rPr>
-                <w:color w:val="FFCCD4"/>
-                <w:sz w:val="20"/>
-                <w:szCs w:val="20"/>
-              </w:rPr>
-              <w:t>.</w:t>
+                <w:color w:val="C0EED0"/>
+                <w:sz w:val="20"/>
+                <w:szCs w:val="20"/>
+              </w:rPr>
+              <w:t>→ For stuck groups: 'Read just the third clue one more time. What does it tell you about what kind of mutation this is?' Narrows the entry point.</w:t>
             </w:r>
           </w:p>
           <w:p>
@@ -3072,70 +2770,11 @@
             </w:pPr>
             <w:r>
               <w:rPr>
-                <w:color w:val="FFCCD4"/>
-                <w:sz w:val="20"/>
-                <w:szCs w:val="20"/>
-              </w:rPr>
-              <w:t xml:space="preserve">• Group is </w:t>
-            </w:r>
-            <w:proofErr w:type="gramStart"/>
-            <w:r>
-              <w:rPr>
-                <w:color w:val="FFCCD4"/>
-                <w:sz w:val="20"/>
-                <w:szCs w:val="20"/>
-              </w:rPr>
-              <w:t>off-task</w:t>
-            </w:r>
-            <w:proofErr w:type="gramEnd"/>
-            <w:r>
-              <w:rPr>
-                <w:color w:val="FFCCD4"/>
-                <w:sz w:val="20"/>
-                <w:szCs w:val="20"/>
-              </w:rPr>
-              <w:t xml:space="preserve"> (social conversation unrelated to the case)</w:t>
-            </w:r>
-            <w:r>
-              <w:rPr>
-                <w:color w:val="FFCCD4"/>
-                <w:sz w:val="20"/>
-                <w:szCs w:val="20"/>
-              </w:rPr>
-              <w:t>.</w:t>
-            </w:r>
-          </w:p>
-        </w:tc>
-        <w:tc>
-          <w:tcPr>
-            <w:tcW w:w="2500" w:type="pct"/>
-            <w:tcBorders>
-              <w:top w:val="single" w:sz="1" w:space="0" w:color="D1E4F0"/>
-              <w:left w:val="single" w:sz="1" w:space="0" w:color="D1E4F0"/>
-              <w:bottom w:val="single" w:sz="1" w:space="0" w:color="D1E4F0"/>
-              <w:right w:val="single" w:sz="1" w:space="0" w:color="D1E4F0"/>
-            </w:tcBorders>
-            <w:shd w:val="clear" w:color="auto" w:fill="1A2A1E"/>
-            <w:tcMar>
-              <w:top w:w="100" w:type="dxa"/>
-              <w:left w:w="150" w:type="dxa"/>
-              <w:bottom w:w="100" w:type="dxa"/>
-              <w:right w:w="150" w:type="dxa"/>
-            </w:tcMar>
-          </w:tcPr>
-          <w:p>
-            <w:pPr>
-              <w:spacing w:before="60" w:after="80"/>
-            </w:pPr>
-            <w:r>
-              <w:rPr>
-                <w:b/>
-                <w:bCs/>
-                <w:color w:val="90E8A8"/>
-                <w:sz w:val="20"/>
-                <w:szCs w:val="20"/>
-              </w:rPr>
-              <w:t>In-the-Moment Moves</w:t>
+                <w:color w:val="C0EED0"/>
+                <w:sz w:val="20"/>
+                <w:szCs w:val="20"/>
+              </w:rPr>
+              <w:t>→ For surface-level conclusions: use the Bloom's Analysis prompt below to push specificity.</w:t>
             </w:r>
           </w:p>
           <w:p>
@@ -3148,7 +2787,7 @@
                 <w:sz w:val="20"/>
                 <w:szCs w:val="20"/>
               </w:rPr>
-              <w:t>→ For stuck groups: 'Read just the third clue one more time. What does it tell you about what kind of mutation this is?' Narrows the entry point.</w:t>
+              <w:t>→ For domination: address the group not the student: 'I want to hear from someone who hasn't shared yet. What's your read on the third clue?'</w:t>
             </w:r>
           </w:p>
           <w:p>
@@ -3161,65 +2800,7 @@
                 <w:sz w:val="20"/>
                 <w:szCs w:val="20"/>
               </w:rPr>
-              <w:t>→ For surface-level conclusions: use the Bloom's Analysis prompt below to push specificity.</w:t>
-            </w:r>
-          </w:p>
-          <w:p>
-            <w:pPr>
-              <w:spacing w:before="60" w:after="60"/>
-            </w:pPr>
-            <w:r>
-              <w:rPr>
-                <w:color w:val="C0EED0"/>
-                <w:sz w:val="20"/>
-                <w:szCs w:val="20"/>
-              </w:rPr>
-              <w:t>→ For domination: address the group not the student: 'I want to hear from someone who hasn't shared yet</w:t>
-            </w:r>
-            <w:r>
-              <w:rPr>
-                <w:color w:val="C0EED0"/>
-                <w:sz w:val="20"/>
-                <w:szCs w:val="20"/>
-              </w:rPr>
-              <w:t>. W</w:t>
-            </w:r>
-            <w:r>
-              <w:rPr>
-                <w:color w:val="C0EED0"/>
-                <w:sz w:val="20"/>
-                <w:szCs w:val="20"/>
-              </w:rPr>
-              <w:t>hat's your read on the third clue?'</w:t>
-            </w:r>
-          </w:p>
-          <w:p>
-            <w:pPr>
-              <w:spacing w:before="60" w:after="60"/>
-            </w:pPr>
-            <w:r>
-              <w:rPr>
-                <w:color w:val="C0EED0"/>
-                <w:sz w:val="20"/>
-                <w:szCs w:val="20"/>
-              </w:rPr>
-              <w:t>→ For off-task: re-anchor with a 30-second task</w:t>
-            </w:r>
-            <w:r>
-              <w:rPr>
-                <w:color w:val="C0EED0"/>
-                <w:sz w:val="20"/>
-                <w:szCs w:val="20"/>
-              </w:rPr>
-              <w:t>.</w:t>
-            </w:r>
-            <w:r>
-              <w:rPr>
-                <w:color w:val="C0EED0"/>
-                <w:sz w:val="20"/>
-                <w:szCs w:val="20"/>
-              </w:rPr>
-              <w:t xml:space="preserve"> 'Write one sentence: which checkpoint failed. Doesn't have to be right. Go.'</w:t>
+              <w:t>→ For off-task: re-anchor with a 30-second task. 'Write one sentence: which checkpoint failed. Doesn't have to be right. Go.'</w:t>
             </w:r>
           </w:p>
         </w:tc>
@@ -3252,12 +2833,6 @@
         <w:gridCol w:w="8786"/>
       </w:tblGrid>
       <w:tr>
-        <w:tblPrEx>
-          <w:tblCellMar>
-            <w:top w:w="0" w:type="dxa"/>
-            <w:bottom w:w="0" w:type="dxa"/>
-          </w:tblCellMar>
-        </w:tblPrEx>
         <w:tc>
           <w:tcPr>
             <w:tcW w:w="641" w:type="pct"/>
@@ -3364,12 +2939,6 @@
         <w:gridCol w:w="5039"/>
       </w:tblGrid>
       <w:tr>
-        <w:tblPrEx>
-          <w:tblCellMar>
-            <w:top w:w="0" w:type="dxa"/>
-            <w:bottom w:w="0" w:type="dxa"/>
-          </w:tblCellMar>
-        </w:tblPrEx>
         <w:tc>
           <w:tcPr>
             <w:tcW w:w="5000" w:type="pct"/>
@@ -3406,12 +2975,6 @@
         </w:tc>
       </w:tr>
       <w:tr>
-        <w:tblPrEx>
-          <w:tblCellMar>
-            <w:top w:w="0" w:type="dxa"/>
-            <w:bottom w:w="0" w:type="dxa"/>
-          </w:tblCellMar>
-        </w:tblPrEx>
         <w:tc>
           <w:tcPr>
             <w:tcW w:w="2500" w:type="pct"/>
@@ -3454,15 +3017,20 @@
                 <w:sz w:val="20"/>
                 <w:szCs w:val="20"/>
               </w:rPr>
-              <w:t>• No group volunteers to disagree even when a wrong answer is presented</w:t>
-            </w:r>
+              <w:t>• No group volunteers to disagree even when a wrong answer is presented.</w:t>
+            </w:r>
+          </w:p>
+          <w:p>
+            <w:pPr>
+              <w:spacing w:before="60" w:after="60"/>
+            </w:pPr>
             <w:r>
               <w:rPr>
                 <w:color w:val="FFCCD4"/>
                 <w:sz w:val="20"/>
                 <w:szCs w:val="20"/>
               </w:rPr>
-              <w:t>.</w:t>
+              <w:t>• Students agree with whatever the first group said without engaging.</w:t>
             </w:r>
           </w:p>
           <w:p>
@@ -3475,15 +3043,40 @@
                 <w:sz w:val="20"/>
                 <w:szCs w:val="20"/>
               </w:rPr>
-              <w:t>• Students agree with whatever the first group said without engaging</w:t>
-            </w:r>
-            <w:r>
-              <w:rPr>
-                <w:color w:val="FFCCD4"/>
-                <w:sz w:val="20"/>
-                <w:szCs w:val="20"/>
-              </w:rPr>
-              <w:t>.</w:t>
+              <w:t>• A student gives the right answer but cannot explain WHY.</w:t>
+            </w:r>
+          </w:p>
+        </w:tc>
+        <w:tc>
+          <w:tcPr>
+            <w:tcW w:w="2500" w:type="pct"/>
+            <w:tcBorders>
+              <w:top w:val="single" w:sz="1" w:space="0" w:color="D1E4F0"/>
+              <w:left w:val="single" w:sz="1" w:space="0" w:color="D1E4F0"/>
+              <w:bottom w:val="single" w:sz="1" w:space="0" w:color="D1E4F0"/>
+              <w:right w:val="single" w:sz="1" w:space="0" w:color="D1E4F0"/>
+            </w:tcBorders>
+            <w:shd w:val="clear" w:color="auto" w:fill="1A2A1E"/>
+            <w:tcMar>
+              <w:top w:w="100" w:type="dxa"/>
+              <w:left w:w="150" w:type="dxa"/>
+              <w:bottom w:w="100" w:type="dxa"/>
+              <w:right w:w="150" w:type="dxa"/>
+            </w:tcMar>
+          </w:tcPr>
+          <w:p>
+            <w:pPr>
+              <w:spacing w:before="60" w:after="80"/>
+            </w:pPr>
+            <w:r>
+              <w:rPr>
+                <w:b/>
+                <w:bCs/>
+                <w:color w:val="90E8A8"/>
+                <w:sz w:val="20"/>
+                <w:szCs w:val="20"/>
+              </w:rPr>
+              <w:t>In-the-Moment Moves</w:t>
             </w:r>
           </w:p>
           <w:p>
@@ -3492,52 +3085,11 @@
             </w:pPr>
             <w:r>
               <w:rPr>
-                <w:color w:val="FFCCD4"/>
-                <w:sz w:val="20"/>
-                <w:szCs w:val="20"/>
-              </w:rPr>
-              <w:t>• A student gives the right answer but cannot explain WHY</w:t>
-            </w:r>
-            <w:r>
-              <w:rPr>
-                <w:color w:val="FFCCD4"/>
-                <w:sz w:val="20"/>
-                <w:szCs w:val="20"/>
-              </w:rPr>
-              <w:t>.</w:t>
-            </w:r>
-          </w:p>
-        </w:tc>
-        <w:tc>
-          <w:tcPr>
-            <w:tcW w:w="2500" w:type="pct"/>
-            <w:tcBorders>
-              <w:top w:val="single" w:sz="1" w:space="0" w:color="D1E4F0"/>
-              <w:left w:val="single" w:sz="1" w:space="0" w:color="D1E4F0"/>
-              <w:bottom w:val="single" w:sz="1" w:space="0" w:color="D1E4F0"/>
-              <w:right w:val="single" w:sz="1" w:space="0" w:color="D1E4F0"/>
-            </w:tcBorders>
-            <w:shd w:val="clear" w:color="auto" w:fill="1A2A1E"/>
-            <w:tcMar>
-              <w:top w:w="100" w:type="dxa"/>
-              <w:left w:w="150" w:type="dxa"/>
-              <w:bottom w:w="100" w:type="dxa"/>
-              <w:right w:w="150" w:type="dxa"/>
-            </w:tcMar>
-          </w:tcPr>
-          <w:p>
-            <w:pPr>
-              <w:spacing w:before="60" w:after="80"/>
-            </w:pPr>
-            <w:r>
-              <w:rPr>
-                <w:b/>
-                <w:bCs/>
-                <w:color w:val="90E8A8"/>
-                <w:sz w:val="20"/>
-                <w:szCs w:val="20"/>
-              </w:rPr>
-              <w:t>In-the-Moment Moves</w:t>
+                <w:color w:val="C0EED0"/>
+                <w:sz w:val="20"/>
+                <w:szCs w:val="20"/>
+              </w:rPr>
+              <w:t>→ Use structured disagreement: 'Group 2, your answer was different — walk us through your reasoning.' (Even if their answer was the same, this creates productive pressure.)</w:t>
             </w:r>
           </w:p>
           <w:p>
@@ -3550,7 +3102,7 @@
                 <w:sz w:val="20"/>
                 <w:szCs w:val="20"/>
               </w:rPr>
-              <w:t>→ Use structured disagreement: 'Group 2, your answer was different — walk us through your reasoning.' (Even if their answer was the same, this creates productive pressure.)</w:t>
+              <w:t>→ Ask for evidence specifically: 'Which clue in the case supports that conclusion?'</w:t>
             </w:r>
           </w:p>
           <w:p>
@@ -3563,19 +3115,7 @@
                 <w:sz w:val="20"/>
                 <w:szCs w:val="20"/>
               </w:rPr>
-              <w:t>→ Ask for evidence specifically: 'Which clue in the case supports that conclusion?'</w:t>
-            </w:r>
-          </w:p>
-          <w:p>
-            <w:pPr>
-              <w:spacing w:before="60" w:after="60"/>
-            </w:pPr>
-            <w:r>
-              <w:rPr>
-                <w:color w:val="C0EED0"/>
-                <w:sz w:val="20"/>
-                <w:szCs w:val="20"/>
-              </w:rPr>
+              <w:lastRenderedPageBreak/>
               <w:t>→ For right-answer-wrong-reasoning: 'You got there — now tell me how. Walk me back through your thinking.'</w:t>
             </w:r>
           </w:p>
@@ -3609,12 +3149,6 @@
         <w:gridCol w:w="8639"/>
       </w:tblGrid>
       <w:tr>
-        <w:tblPrEx>
-          <w:tblCellMar>
-            <w:top w:w="0" w:type="dxa"/>
-            <w:bottom w:w="0" w:type="dxa"/>
-          </w:tblCellMar>
-        </w:tblPrEx>
         <w:tc>
           <w:tcPr>
             <w:tcW w:w="714" w:type="pct"/>
@@ -3657,7 +3191,6 @@
                 <w:sz w:val="19"/>
                 <w:szCs w:val="19"/>
               </w:rPr>
-              <w:lastRenderedPageBreak/>
               <w:t>Researcher Video Clip</w:t>
             </w:r>
           </w:p>
@@ -3689,7 +3222,6 @@
                 <w:sz w:val="21"/>
                 <w:szCs w:val="21"/>
               </w:rPr>
-              <w:lastRenderedPageBreak/>
               <w:t>Play the recommended 2-minute pediatric cancer researcher clip: Dr. Charles Mullighan (St. Jude) — “How do genetic changes contribute to acute lymphoblastic leukemia (ALL) development?” (</w:t>
             </w:r>
             <w:hyperlink r:id="rId5" w:history="1">
@@ -3708,52 +3240,7 @@
                 <w:sz w:val="21"/>
                 <w:szCs w:val="21"/>
               </w:rPr>
-              <w:t xml:space="preserve">). CUE TO 0:41 AND </w:t>
-            </w:r>
-            <w:r>
-              <w:rPr>
-                <w:color w:val="1E293B"/>
-                <w:sz w:val="21"/>
-                <w:szCs w:val="21"/>
-              </w:rPr>
-              <w:lastRenderedPageBreak/>
-              <w:t xml:space="preserve">STOP PLAYBACK AT 2:53. This 2:12 segment covers two concepts that directly mirror what students just analyzed in Maya’s case: (1) what genetic changes are, the language of mutations students used in Case Questions 1 and 2; and (2) genetic predisposition, the germline vs. somatic distinction from Case Question 4 and the two-hit hypothesis students met in Slide 2 of the digital lesson. Dr. </w:t>
-            </w:r>
-            <w:proofErr w:type="spellStart"/>
-            <w:r>
-              <w:rPr>
-                <w:color w:val="1E293B"/>
-                <w:sz w:val="21"/>
-                <w:szCs w:val="21"/>
-              </w:rPr>
-              <w:t>Mullighan’s</w:t>
-            </w:r>
-            <w:proofErr w:type="spellEnd"/>
-            <w:r>
-              <w:rPr>
-                <w:color w:val="1E293B"/>
-                <w:sz w:val="21"/>
-                <w:szCs w:val="21"/>
-              </w:rPr>
-              <w:t xml:space="preserve"> research defined the inherited and somatic genetic alterations in ALL, so this researcher’s work literally IS the biology of Maya’s case. LISTENING LENS (set BEFORE playing): ‘Listen for how Dr. </w:t>
-            </w:r>
-            <w:proofErr w:type="spellStart"/>
-            <w:r>
-              <w:rPr>
-                <w:color w:val="1E293B"/>
-                <w:sz w:val="21"/>
-                <w:szCs w:val="21"/>
-              </w:rPr>
-              <w:t>Mullighan</w:t>
-            </w:r>
-            <w:proofErr w:type="spellEnd"/>
-            <w:r>
-              <w:rPr>
-                <w:color w:val="1E293B"/>
-                <w:sz w:val="21"/>
-                <w:szCs w:val="21"/>
-              </w:rPr>
-              <w:t xml:space="preserve"> describes genetic predisposition. Does what he says connect to the two-hit hypothesis you studied, or to the germline-versus-somatic question you just answered about Maya?’ After video: 1-min turn-and-talk with partner using that question. SUBSTITUTION NOTE: If the recommended clip is unavailable, select a comparable 2-minute clip from St. Jude’s official YouTube channel or Press Room featuring a researcher whose work connects to cell cycle checkpoints, TP53, or pediatric leukemia. AVOID clips showing patient death, funeral imagery, or end-of-life content. The goal is science connection, not grief. Pre-load the clip and cue to 0:41 before class begins.</w:t>
+              <w:t>). CUE TO 0:41 AND STOP PLAYBACK AT 2:53. This 2:12 segment covers two concepts that directly mirror what students just analyzed in Maya’s case: (1) what genetic changes are, the language of mutations students used in Case Questions 1 and 2; and (2) genetic predisposition, the germline vs. somatic distinction from Case Question 4 and the two-hit hypothesis students met in Slide 2 of the digital lesson. Dr. Mullighan’s research defined the inherited and somatic genetic alterations in ALL, so this researcher’s work literally IS the biology of Maya’s case. LISTENING LENS (set BEFORE playing): ‘Listen for how Dr. Mullighan describes genetic predisposition. Does what he says connect to the two-hit hypothesis you studied, or to the germline-versus-somatic question you just answered about Maya?’ After video: 1-min turn-and-talk with partner using that question. SUBSTITUTION NOTE: If the recommended clip is unavailable, select a comparable 2-minute clip from St. Jude’s official YouTube channel or Press Room featuring a researcher whose work connects to cell cycle checkpoints, TP53, or pediatric leukemia. AVOID clips showing patient death, funeral imagery, or end-of-life content. The goal is science connection, not grief. Pre-load the clip and cue to 0:41 before class begins.</w:t>
             </w:r>
           </w:p>
         </w:tc>
@@ -3786,12 +3273,6 @@
         <w:gridCol w:w="5039"/>
       </w:tblGrid>
       <w:tr>
-        <w:tblPrEx>
-          <w:tblCellMar>
-            <w:top w:w="0" w:type="dxa"/>
-            <w:bottom w:w="0" w:type="dxa"/>
-          </w:tblCellMar>
-        </w:tblPrEx>
         <w:tc>
           <w:tcPr>
             <w:tcW w:w="5000" w:type="pct"/>
@@ -3828,12 +3309,6 @@
         </w:tc>
       </w:tr>
       <w:tr>
-        <w:tblPrEx>
-          <w:tblCellMar>
-            <w:top w:w="0" w:type="dxa"/>
-            <w:bottom w:w="0" w:type="dxa"/>
-          </w:tblCellMar>
-        </w:tblPrEx>
         <w:tc>
           <w:tcPr>
             <w:tcW w:w="2500" w:type="pct"/>
@@ -3935,39 +3410,7 @@
                 <w:sz w:val="20"/>
                 <w:szCs w:val="20"/>
               </w:rPr>
-              <w:t xml:space="preserve">→ Before next time: add one concrete note-taking prompt on the board before playing. For now, prompt verbally: 'What </w:t>
-            </w:r>
-            <w:r>
-              <w:rPr>
-                <w:color w:val="C0EED0"/>
-                <w:sz w:val="20"/>
-                <w:szCs w:val="20"/>
-              </w:rPr>
-              <w:t xml:space="preserve">is </w:t>
-            </w:r>
-            <w:r>
-              <w:rPr>
-                <w:color w:val="C0EED0"/>
-                <w:sz w:val="20"/>
-                <w:szCs w:val="20"/>
-              </w:rPr>
-              <w:t xml:space="preserve">one word from the video </w:t>
-            </w:r>
-            <w:r>
-              <w:rPr>
-                <w:color w:val="C0EED0"/>
-                <w:sz w:val="20"/>
-                <w:szCs w:val="20"/>
-              </w:rPr>
-              <w:t xml:space="preserve">that </w:t>
-            </w:r>
-            <w:r>
-              <w:rPr>
-                <w:color w:val="C0EED0"/>
-                <w:sz w:val="20"/>
-                <w:szCs w:val="20"/>
-              </w:rPr>
-              <w:t>connects to something in your notes today?'</w:t>
+              <w:t>→ Before next time: add one concrete note-taking prompt on the board before playing. For now, prompt verbally: 'What is one word from the video that connects to something in your notes today?'</w:t>
             </w:r>
           </w:p>
           <w:p>
@@ -4013,12 +3456,6 @@
         <w:gridCol w:w="8786"/>
       </w:tblGrid>
       <w:tr>
-        <w:tblPrEx>
-          <w:tblCellMar>
-            <w:top w:w="0" w:type="dxa"/>
-            <w:bottom w:w="0" w:type="dxa"/>
-          </w:tblCellMar>
-        </w:tblPrEx>
         <w:tc>
           <w:tcPr>
             <w:tcW w:w="641" w:type="pct"/>
@@ -4092,7 +3529,7 @@
                 <w:sz w:val="21"/>
                 <w:szCs w:val="21"/>
               </w:rPr>
-              <w:t>Return to the lesson objective on the board. Ask: 'Who can connect today's case study to the objective in one sentence?' Invite 2–3 responses. Preview Lesson 3: 'Next class we go deeper into the genetics — you'll learn what specifically broke in Maya's DNA.'</w:t>
+              <w:t>Return to the lesson objective on the board. Ask: ‘Who can connect today’s case study to the objective in one sentence?’ Invite 2–3 responses. Preview Lesson 3: ‘Next class we go deeper into the genetics — you’ll learn what specifically broke in Maya’s DNA.’ Assign the Cell Cycle Checkpoint Simulator (Cell_Cycle_Checkpoint_Simulator.html) as follow-up: ‘Run all four mutation scenarios before next class — the discussion questions connect directly to Maya’s case. Bring your written responses.’ If time permits, project Scenario 1 as a 2-min live demo to orient students before they work independently.</w:t>
             </w:r>
           </w:p>
         </w:tc>
@@ -4125,12 +3562,6 @@
         <w:gridCol w:w="5039"/>
       </w:tblGrid>
       <w:tr>
-        <w:tblPrEx>
-          <w:tblCellMar>
-            <w:top w:w="0" w:type="dxa"/>
-            <w:bottom w:w="0" w:type="dxa"/>
-          </w:tblCellMar>
-        </w:tblPrEx>
         <w:tc>
           <w:tcPr>
             <w:tcW w:w="5000" w:type="pct"/>
@@ -4153,7 +3584,6 @@
             <w:pPr>
               <w:spacing w:before="60" w:after="80"/>
             </w:pPr>
-            <w:proofErr w:type="gramStart"/>
             <w:r>
               <w:rPr>
                 <w:b/>
@@ -4162,29 +3592,12 @@
                 <w:sz w:val="20"/>
                 <w:szCs w:val="20"/>
               </w:rPr>
-              <w:t>🚨  STRUGGLE</w:t>
-            </w:r>
-            <w:proofErr w:type="gramEnd"/>
-            <w:r>
-              <w:rPr>
-                <w:b/>
-                <w:bCs/>
-                <w:color w:val="FF8090"/>
-                <w:sz w:val="20"/>
-                <w:szCs w:val="20"/>
-              </w:rPr>
-              <w:t xml:space="preserve"> SIGNAL — What to watch and listen for</w:t>
+              <w:t>🚨  STRUGGLE SIGNAL — What to watch and listen for</w:t>
             </w:r>
           </w:p>
         </w:tc>
       </w:tr>
       <w:tr>
-        <w:tblPrEx>
-          <w:tblCellMar>
-            <w:top w:w="0" w:type="dxa"/>
-            <w:bottom w:w="0" w:type="dxa"/>
-          </w:tblCellMar>
-        </w:tblPrEx>
         <w:tc>
           <w:tcPr>
             <w:tcW w:w="2500" w:type="pct"/>
@@ -4227,6 +3640,7 @@
                 <w:sz w:val="20"/>
                 <w:szCs w:val="20"/>
               </w:rPr>
+              <w:lastRenderedPageBreak/>
               <w:t>• No student volunteers to connect the case to the objective</w:t>
             </w:r>
           </w:p>
@@ -4273,6 +3687,7 @@
                 <w:sz w:val="20"/>
                 <w:szCs w:val="20"/>
               </w:rPr>
+              <w:lastRenderedPageBreak/>
               <w:t>In-the-Moment Moves</w:t>
             </w:r>
           </w:p>
@@ -4286,6 +3701,7 @@
                 <w:sz w:val="20"/>
                 <w:szCs w:val="20"/>
               </w:rPr>
+              <w:lastRenderedPageBreak/>
               <w:t>→ Provide the sentence frame: 'Maya's case illustrates the objective because ___.' Even students who 'don't know' can complete this frame.</w:t>
             </w:r>
           </w:p>
@@ -4326,7 +3742,6 @@
           <w:sz w:val="28"/>
           <w:szCs w:val="28"/>
         </w:rPr>
-        <w:lastRenderedPageBreak/>
         <w:t>Discussion Prompts with Exemplar Responses</w:t>
       </w:r>
     </w:p>
@@ -4382,12 +3797,6 @@
         <w:gridCol w:w="10055"/>
       </w:tblGrid>
       <w:tr>
-        <w:tblPrEx>
-          <w:tblCellMar>
-            <w:top w:w="0" w:type="dxa"/>
-            <w:bottom w:w="0" w:type="dxa"/>
-          </w:tblCellMar>
-        </w:tblPrEx>
         <w:tc>
           <w:tcPr>
             <w:tcW w:w="5000" w:type="pct"/>
@@ -4464,12 +3873,6 @@
         <w:gridCol w:w="3358"/>
       </w:tblGrid>
       <w:tr>
-        <w:tblPrEx>
-          <w:tblCellMar>
-            <w:top w:w="0" w:type="dxa"/>
-            <w:bottom w:w="0" w:type="dxa"/>
-          </w:tblCellMar>
-        </w:tblPrEx>
         <w:tc>
           <w:tcPr>
             <w:tcW w:w="1667" w:type="pct"/>
@@ -4491,7 +3894,6 @@
             <w:pPr>
               <w:spacing w:before="60" w:after="80"/>
             </w:pPr>
-            <w:proofErr w:type="gramStart"/>
             <w:r>
               <w:rPr>
                 <w:b/>
@@ -4500,18 +3902,7 @@
                 <w:sz w:val="19"/>
                 <w:szCs w:val="19"/>
               </w:rPr>
-              <w:t>✅  Strong</w:t>
-            </w:r>
-            <w:proofErr w:type="gramEnd"/>
-            <w:r>
-              <w:rPr>
-                <w:b/>
-                <w:bCs/>
-                <w:color w:val="5ADB8A"/>
-                <w:sz w:val="19"/>
-                <w:szCs w:val="19"/>
-              </w:rPr>
-              <w:t xml:space="preserve"> Response</w:t>
+              <w:t>✅  Strong Response</w:t>
             </w:r>
           </w:p>
         </w:tc>
@@ -4536,7 +3927,6 @@
             <w:pPr>
               <w:spacing w:before="60" w:after="80"/>
             </w:pPr>
-            <w:proofErr w:type="gramStart"/>
             <w:r>
               <w:rPr>
                 <w:b/>
@@ -4545,18 +3935,7 @@
                 <w:sz w:val="19"/>
                 <w:szCs w:val="19"/>
               </w:rPr>
-              <w:t>⚠  Partial</w:t>
-            </w:r>
-            <w:proofErr w:type="gramEnd"/>
-            <w:r>
-              <w:rPr>
-                <w:b/>
-                <w:bCs/>
-                <w:color w:val="F5C842"/>
-                <w:sz w:val="19"/>
-                <w:szCs w:val="19"/>
-              </w:rPr>
-              <w:t xml:space="preserve"> / Emerging</w:t>
+              <w:t>⚠  Partial / Emerging</w:t>
             </w:r>
           </w:p>
         </w:tc>
@@ -4581,7 +3960,6 @@
             <w:pPr>
               <w:spacing w:before="60" w:after="80"/>
             </w:pPr>
-            <w:proofErr w:type="gramStart"/>
             <w:r>
               <w:rPr>
                 <w:b/>
@@ -4590,29 +3968,12 @@
                 <w:sz w:val="19"/>
                 <w:szCs w:val="19"/>
               </w:rPr>
-              <w:t>🔴  Needs</w:t>
-            </w:r>
-            <w:proofErr w:type="gramEnd"/>
-            <w:r>
-              <w:rPr>
-                <w:b/>
-                <w:bCs/>
-                <w:color w:val="FF8090"/>
-                <w:sz w:val="19"/>
-                <w:szCs w:val="19"/>
-              </w:rPr>
-              <w:t xml:space="preserve"> Support</w:t>
+              <w:t>🔴  Needs Support</w:t>
             </w:r>
           </w:p>
         </w:tc>
       </w:tr>
       <w:tr>
-        <w:tblPrEx>
-          <w:tblCellMar>
-            <w:top w:w="0" w:type="dxa"/>
-            <w:bottom w:w="0" w:type="dxa"/>
-          </w:tblCellMar>
-        </w:tblPrEx>
         <w:tc>
           <w:tcPr>
             <w:tcW w:w="1667" w:type="pct"/>
@@ -4735,12 +4096,6 @@
         <w:gridCol w:w="5039"/>
       </w:tblGrid>
       <w:tr>
-        <w:tblPrEx>
-          <w:tblCellMar>
-            <w:top w:w="0" w:type="dxa"/>
-            <w:bottom w:w="0" w:type="dxa"/>
-          </w:tblCellMar>
-        </w:tblPrEx>
         <w:tc>
           <w:tcPr>
             <w:tcW w:w="5000" w:type="pct"/>
@@ -4763,7 +4118,6 @@
             <w:pPr>
               <w:spacing w:before="60" w:after="80"/>
             </w:pPr>
-            <w:proofErr w:type="gramStart"/>
             <w:r>
               <w:rPr>
                 <w:b/>
@@ -4772,29 +4126,12 @@
                 <w:sz w:val="20"/>
                 <w:szCs w:val="20"/>
               </w:rPr>
-              <w:t>🚨  STRUGGLE</w:t>
-            </w:r>
-            <w:proofErr w:type="gramEnd"/>
-            <w:r>
-              <w:rPr>
-                <w:b/>
-                <w:bCs/>
-                <w:color w:val="FF8090"/>
-                <w:sz w:val="20"/>
-                <w:szCs w:val="20"/>
-              </w:rPr>
-              <w:t xml:space="preserve"> SIGNAL — What to watch and listen for</w:t>
+              <w:t>🚨  STRUGGLE SIGNAL — What to watch and listen for</w:t>
             </w:r>
           </w:p>
         </w:tc>
       </w:tr>
       <w:tr>
-        <w:tblPrEx>
-          <w:tblCellMar>
-            <w:top w:w="0" w:type="dxa"/>
-            <w:bottom w:w="0" w:type="dxa"/>
-          </w:tblCellMar>
-        </w:tblPrEx>
         <w:tc>
           <w:tcPr>
             <w:tcW w:w="2500" w:type="pct"/>
@@ -4850,18 +4187,8 @@
                 <w:sz w:val="20"/>
                 <w:szCs w:val="20"/>
               </w:rPr>
-              <w:t xml:space="preserve">• Says 'G1, G2, and M' but pauses when asked what each </w:t>
-            </w:r>
-            <w:proofErr w:type="gramStart"/>
-            <w:r>
-              <w:rPr>
-                <w:color w:val="FFCCD4"/>
-                <w:sz w:val="20"/>
-                <w:szCs w:val="20"/>
-              </w:rPr>
-              <w:t>checks</w:t>
-            </w:r>
-            <w:proofErr w:type="gramEnd"/>
+              <w:t>• Says 'G1, G2, and M' but pauses when asked what each checks</w:t>
+            </w:r>
           </w:p>
           <w:p>
             <w:pPr>
@@ -4977,12 +4304,6 @@
         <w:gridCol w:w="10055"/>
       </w:tblGrid>
       <w:tr>
-        <w:tblPrEx>
-          <w:tblCellMar>
-            <w:top w:w="0" w:type="dxa"/>
-            <w:bottom w:w="0" w:type="dxa"/>
-          </w:tblCellMar>
-        </w:tblPrEx>
         <w:tc>
           <w:tcPr>
             <w:tcW w:w="5000" w:type="pct"/>
@@ -5025,6 +4346,7 @@
                 <w:bCs/>
                 <w:color w:val="1E293B"/>
               </w:rPr>
+              <w:lastRenderedPageBreak/>
               <w:t>"What is a tumor suppressor gene? Can someone give me an example?"</w:t>
             </w:r>
           </w:p>
@@ -5059,12 +4381,6 @@
         <w:gridCol w:w="3358"/>
       </w:tblGrid>
       <w:tr>
-        <w:tblPrEx>
-          <w:tblCellMar>
-            <w:top w:w="0" w:type="dxa"/>
-            <w:bottom w:w="0" w:type="dxa"/>
-          </w:tblCellMar>
-        </w:tblPrEx>
         <w:tc>
           <w:tcPr>
             <w:tcW w:w="1667" w:type="pct"/>
@@ -5086,7 +4402,6 @@
             <w:pPr>
               <w:spacing w:before="60" w:after="80"/>
             </w:pPr>
-            <w:proofErr w:type="gramStart"/>
             <w:r>
               <w:rPr>
                 <w:b/>
@@ -5095,18 +4410,7 @@
                 <w:sz w:val="19"/>
                 <w:szCs w:val="19"/>
               </w:rPr>
-              <w:t>✅  Strong</w:t>
-            </w:r>
-            <w:proofErr w:type="gramEnd"/>
-            <w:r>
-              <w:rPr>
-                <w:b/>
-                <w:bCs/>
-                <w:color w:val="5ADB8A"/>
-                <w:sz w:val="19"/>
-                <w:szCs w:val="19"/>
-              </w:rPr>
-              <w:t xml:space="preserve"> Response</w:t>
+              <w:t>✅  Strong Response</w:t>
             </w:r>
           </w:p>
         </w:tc>
@@ -5131,7 +4435,6 @@
             <w:pPr>
               <w:spacing w:before="60" w:after="80"/>
             </w:pPr>
-            <w:proofErr w:type="gramStart"/>
             <w:r>
               <w:rPr>
                 <w:b/>
@@ -5140,18 +4443,7 @@
                 <w:sz w:val="19"/>
                 <w:szCs w:val="19"/>
               </w:rPr>
-              <w:t>⚠  Partial</w:t>
-            </w:r>
-            <w:proofErr w:type="gramEnd"/>
-            <w:r>
-              <w:rPr>
-                <w:b/>
-                <w:bCs/>
-                <w:color w:val="F5C842"/>
-                <w:sz w:val="19"/>
-                <w:szCs w:val="19"/>
-              </w:rPr>
-              <w:t xml:space="preserve"> / Emerging</w:t>
+              <w:t>⚠  Partial / Emerging</w:t>
             </w:r>
           </w:p>
         </w:tc>
@@ -5176,7 +4468,6 @@
             <w:pPr>
               <w:spacing w:before="60" w:after="80"/>
             </w:pPr>
-            <w:proofErr w:type="gramStart"/>
             <w:r>
               <w:rPr>
                 <w:b/>
@@ -5185,29 +4476,12 @@
                 <w:sz w:val="19"/>
                 <w:szCs w:val="19"/>
               </w:rPr>
-              <w:t>🔴  Needs</w:t>
-            </w:r>
-            <w:proofErr w:type="gramEnd"/>
-            <w:r>
-              <w:rPr>
-                <w:b/>
-                <w:bCs/>
-                <w:color w:val="FF8090"/>
-                <w:sz w:val="19"/>
-                <w:szCs w:val="19"/>
-              </w:rPr>
-              <w:t xml:space="preserve"> Support</w:t>
+              <w:t>🔴  Needs Support</w:t>
             </w:r>
           </w:p>
         </w:tc>
       </w:tr>
       <w:tr>
-        <w:tblPrEx>
-          <w:tblCellMar>
-            <w:top w:w="0" w:type="dxa"/>
-            <w:bottom w:w="0" w:type="dxa"/>
-          </w:tblCellMar>
-        </w:tblPrEx>
         <w:tc>
           <w:tcPr>
             <w:tcW w:w="1667" w:type="pct"/>
@@ -5235,16 +4509,7 @@
                 <w:sz w:val="21"/>
                 <w:szCs w:val="21"/>
               </w:rPr>
-              <w:t xml:space="preserve">Explains it as a gene coding for a protein that slows or halts cell division — uses 'brake' analogy independently or extends it. Names p53 or Rb without prompting. May note that BOTH </w:t>
-            </w:r>
-            <w:r>
-              <w:rPr>
-                <w:color w:val="166534"/>
-                <w:sz w:val="21"/>
-                <w:szCs w:val="21"/>
-              </w:rPr>
-              <w:lastRenderedPageBreak/>
-              <w:t>copies must be inactivated (two-hit hypothesis).</w:t>
+              <w:t>Explains it as a gene coding for a protein that slows or halts cell division — uses 'brake' analogy independently or extends it. Names p53 or Rb without prompting. May note that BOTH copies must be inactivated (two-hit hypothesis).</w:t>
             </w:r>
           </w:p>
         </w:tc>
@@ -5275,7 +4540,6 @@
                 <w:sz w:val="21"/>
                 <w:szCs w:val="21"/>
               </w:rPr>
-              <w:lastRenderedPageBreak/>
               <w:t>Correctly identifies the 'brake' function but cannot name a specific gene. Or names p53 but describes it as 'the gene that causes cancer' rather than the gene that prevents it.</w:t>
             </w:r>
           </w:p>
@@ -5340,12 +4604,6 @@
         <w:gridCol w:w="5039"/>
       </w:tblGrid>
       <w:tr>
-        <w:tblPrEx>
-          <w:tblCellMar>
-            <w:top w:w="0" w:type="dxa"/>
-            <w:bottom w:w="0" w:type="dxa"/>
-          </w:tblCellMar>
-        </w:tblPrEx>
         <w:tc>
           <w:tcPr>
             <w:tcW w:w="5000" w:type="pct"/>
@@ -5368,7 +4626,6 @@
             <w:pPr>
               <w:spacing w:before="60" w:after="80"/>
             </w:pPr>
-            <w:proofErr w:type="gramStart"/>
             <w:r>
               <w:rPr>
                 <w:b/>
@@ -5377,29 +4634,12 @@
                 <w:sz w:val="20"/>
                 <w:szCs w:val="20"/>
               </w:rPr>
-              <w:t>🚨  STRUGGLE</w:t>
-            </w:r>
-            <w:proofErr w:type="gramEnd"/>
-            <w:r>
-              <w:rPr>
-                <w:b/>
-                <w:bCs/>
-                <w:color w:val="FF8090"/>
-                <w:sz w:val="20"/>
-                <w:szCs w:val="20"/>
-              </w:rPr>
-              <w:t xml:space="preserve"> SIGNAL — What to watch and listen for</w:t>
+              <w:t>🚨  STRUGGLE SIGNAL — What to watch and listen for</w:t>
             </w:r>
           </w:p>
         </w:tc>
       </w:tr>
       <w:tr>
-        <w:tblPrEx>
-          <w:tblCellMar>
-            <w:top w:w="0" w:type="dxa"/>
-            <w:bottom w:w="0" w:type="dxa"/>
-          </w:tblCellMar>
-        </w:tblPrEx>
         <w:tc>
           <w:tcPr>
             <w:tcW w:w="2500" w:type="pct"/>
@@ -5455,25 +4695,53 @@
                 <w:sz w:val="20"/>
                 <w:szCs w:val="20"/>
               </w:rPr>
-              <w:t xml:space="preserve">• Student pauses and </w:t>
-            </w:r>
-            <w:proofErr w:type="gramStart"/>
+              <w:t>• Student pauses and says 'I think it's... the one that's bad?' — uncertainty about direction</w:t>
+            </w:r>
+          </w:p>
+          <w:p>
+            <w:pPr>
+              <w:spacing w:before="60" w:after="60"/>
+            </w:pPr>
             <w:r>
               <w:rPr>
                 <w:color w:val="FFCCD4"/>
                 <w:sz w:val="20"/>
                 <w:szCs w:val="20"/>
               </w:rPr>
-              <w:t>says</w:t>
-            </w:r>
-            <w:proofErr w:type="gramEnd"/>
-            <w:r>
-              <w:rPr>
-                <w:color w:val="FFCCD4"/>
-                <w:sz w:val="20"/>
-                <w:szCs w:val="20"/>
-              </w:rPr>
-              <w:t xml:space="preserve"> 'I think it's... the one that's bad?' — uncertainty about direction</w:t>
+              <w:t>• Student correctly says 'it's like a brake' but then names RAS as an example — mixing up the categories</w:t>
+            </w:r>
+          </w:p>
+        </w:tc>
+        <w:tc>
+          <w:tcPr>
+            <w:tcW w:w="2500" w:type="pct"/>
+            <w:tcBorders>
+              <w:top w:val="single" w:sz="1" w:space="0" w:color="D1E4F0"/>
+              <w:left w:val="single" w:sz="1" w:space="0" w:color="D1E4F0"/>
+              <w:bottom w:val="single" w:sz="1" w:space="0" w:color="D1E4F0"/>
+              <w:right w:val="single" w:sz="1" w:space="0" w:color="D1E4F0"/>
+            </w:tcBorders>
+            <w:shd w:val="clear" w:color="auto" w:fill="1A2A1E"/>
+            <w:tcMar>
+              <w:top w:w="100" w:type="dxa"/>
+              <w:left w:w="150" w:type="dxa"/>
+              <w:bottom w:w="100" w:type="dxa"/>
+              <w:right w:w="150" w:type="dxa"/>
+            </w:tcMar>
+          </w:tcPr>
+          <w:p>
+            <w:pPr>
+              <w:spacing w:before="60" w:after="80"/>
+            </w:pPr>
+            <w:r>
+              <w:rPr>
+                <w:b/>
+                <w:bCs/>
+                <w:color w:val="90E8A8"/>
+                <w:sz w:val="20"/>
+                <w:szCs w:val="20"/>
+              </w:rPr>
+              <w:t>In-the-Moment Moves</w:t>
             </w:r>
           </w:p>
           <w:p>
@@ -5482,75 +4750,11 @@
             </w:pPr>
             <w:r>
               <w:rPr>
-                <w:color w:val="FFCCD4"/>
-                <w:sz w:val="20"/>
-                <w:szCs w:val="20"/>
-              </w:rPr>
-              <w:t>• Student correctly says 'it's like a brake' but then names RAS as an example — mixing up the categories</w:t>
-            </w:r>
-          </w:p>
-        </w:tc>
-        <w:tc>
-          <w:tcPr>
-            <w:tcW w:w="2500" w:type="pct"/>
-            <w:tcBorders>
-              <w:top w:val="single" w:sz="1" w:space="0" w:color="D1E4F0"/>
-              <w:left w:val="single" w:sz="1" w:space="0" w:color="D1E4F0"/>
-              <w:bottom w:val="single" w:sz="1" w:space="0" w:color="D1E4F0"/>
-              <w:right w:val="single" w:sz="1" w:space="0" w:color="D1E4F0"/>
-            </w:tcBorders>
-            <w:shd w:val="clear" w:color="auto" w:fill="1A2A1E"/>
-            <w:tcMar>
-              <w:top w:w="100" w:type="dxa"/>
-              <w:left w:w="150" w:type="dxa"/>
-              <w:bottom w:w="100" w:type="dxa"/>
-              <w:right w:w="150" w:type="dxa"/>
-            </w:tcMar>
-          </w:tcPr>
-          <w:p>
-            <w:pPr>
-              <w:spacing w:before="60" w:after="80"/>
-            </w:pPr>
-            <w:r>
-              <w:rPr>
-                <w:b/>
-                <w:bCs/>
-                <w:color w:val="90E8A8"/>
-                <w:sz w:val="20"/>
-                <w:szCs w:val="20"/>
-              </w:rPr>
-              <w:t>In-the-Moment Moves</w:t>
-            </w:r>
-          </w:p>
-          <w:p>
-            <w:pPr>
-              <w:spacing w:before="60" w:after="60"/>
-            </w:pPr>
-            <w:r>
-              <w:rPr>
                 <w:color w:val="C0EED0"/>
                 <w:sz w:val="20"/>
                 <w:szCs w:val="20"/>
               </w:rPr>
-              <w:t xml:space="preserve">→ Use etymology: 'Suppress means to hold back or slow down. </w:t>
-            </w:r>
-            <w:proofErr w:type="gramStart"/>
-            <w:r>
-              <w:rPr>
-                <w:color w:val="C0EED0"/>
-                <w:sz w:val="20"/>
-                <w:szCs w:val="20"/>
-              </w:rPr>
-              <w:t>So</w:t>
-            </w:r>
-            <w:proofErr w:type="gramEnd"/>
-            <w:r>
-              <w:rPr>
-                <w:color w:val="C0EED0"/>
-                <w:sz w:val="20"/>
-                <w:szCs w:val="20"/>
-              </w:rPr>
-              <w:t xml:space="preserve"> a tumor suppressor...' and let them complete it.</w:t>
+              <w:t>→ Use etymology: 'Suppress means to hold back or slow down. So a tumor suppressor...' and let them complete it.</w:t>
             </w:r>
           </w:p>
           <w:p>
@@ -5623,12 +4827,6 @@
         <w:gridCol w:w="10055"/>
       </w:tblGrid>
       <w:tr>
-        <w:tblPrEx>
-          <w:tblCellMar>
-            <w:top w:w="0" w:type="dxa"/>
-            <w:bottom w:w="0" w:type="dxa"/>
-          </w:tblCellMar>
-        </w:tblPrEx>
         <w:tc>
           <w:tcPr>
             <w:tcW w:w="5000" w:type="pct"/>
@@ -5705,12 +4903,6 @@
         <w:gridCol w:w="3358"/>
       </w:tblGrid>
       <w:tr>
-        <w:tblPrEx>
-          <w:tblCellMar>
-            <w:top w:w="0" w:type="dxa"/>
-            <w:bottom w:w="0" w:type="dxa"/>
-          </w:tblCellMar>
-        </w:tblPrEx>
         <w:tc>
           <w:tcPr>
             <w:tcW w:w="1667" w:type="pct"/>
@@ -5732,7 +4924,6 @@
             <w:pPr>
               <w:spacing w:before="60" w:after="80"/>
             </w:pPr>
-            <w:proofErr w:type="gramStart"/>
             <w:r>
               <w:rPr>
                 <w:b/>
@@ -5741,18 +4932,7 @@
                 <w:sz w:val="19"/>
                 <w:szCs w:val="19"/>
               </w:rPr>
-              <w:t>✅  Strong</w:t>
-            </w:r>
-            <w:proofErr w:type="gramEnd"/>
-            <w:r>
-              <w:rPr>
-                <w:b/>
-                <w:bCs/>
-                <w:color w:val="5ADB8A"/>
-                <w:sz w:val="19"/>
-                <w:szCs w:val="19"/>
-              </w:rPr>
-              <w:t xml:space="preserve"> Response</w:t>
+              <w:t>✅  Strong Response</w:t>
             </w:r>
           </w:p>
         </w:tc>
@@ -5777,7 +4957,6 @@
             <w:pPr>
               <w:spacing w:before="60" w:after="80"/>
             </w:pPr>
-            <w:proofErr w:type="gramStart"/>
             <w:r>
               <w:rPr>
                 <w:b/>
@@ -5786,18 +4965,7 @@
                 <w:sz w:val="19"/>
                 <w:szCs w:val="19"/>
               </w:rPr>
-              <w:t>⚠  Partial</w:t>
-            </w:r>
-            <w:proofErr w:type="gramEnd"/>
-            <w:r>
-              <w:rPr>
-                <w:b/>
-                <w:bCs/>
-                <w:color w:val="F5C842"/>
-                <w:sz w:val="19"/>
-                <w:szCs w:val="19"/>
-              </w:rPr>
-              <w:t xml:space="preserve"> / Emerging</w:t>
+              <w:t>⚠  Partial / Emerging</w:t>
             </w:r>
           </w:p>
         </w:tc>
@@ -5822,7 +4990,6 @@
             <w:pPr>
               <w:spacing w:before="60" w:after="80"/>
             </w:pPr>
-            <w:proofErr w:type="gramStart"/>
             <w:r>
               <w:rPr>
                 <w:b/>
@@ -5831,29 +4998,12 @@
                 <w:sz w:val="19"/>
                 <w:szCs w:val="19"/>
               </w:rPr>
-              <w:t>🔴  Needs</w:t>
-            </w:r>
-            <w:proofErr w:type="gramEnd"/>
-            <w:r>
-              <w:rPr>
-                <w:b/>
-                <w:bCs/>
-                <w:color w:val="FF8090"/>
-                <w:sz w:val="19"/>
-                <w:szCs w:val="19"/>
-              </w:rPr>
-              <w:t xml:space="preserve"> Support</w:t>
+              <w:t>🔴  Needs Support</w:t>
             </w:r>
           </w:p>
         </w:tc>
       </w:tr>
       <w:tr>
-        <w:tblPrEx>
-          <w:tblCellMar>
-            <w:top w:w="0" w:type="dxa"/>
-            <w:bottom w:w="0" w:type="dxa"/>
-          </w:tblCellMar>
-        </w:tblPrEx>
         <w:tc>
           <w:tcPr>
             <w:tcW w:w="1667" w:type="pct"/>
@@ -5976,12 +5126,6 @@
         <w:gridCol w:w="5039"/>
       </w:tblGrid>
       <w:tr>
-        <w:tblPrEx>
-          <w:tblCellMar>
-            <w:top w:w="0" w:type="dxa"/>
-            <w:bottom w:w="0" w:type="dxa"/>
-          </w:tblCellMar>
-        </w:tblPrEx>
         <w:tc>
           <w:tcPr>
             <w:tcW w:w="5000" w:type="pct"/>
@@ -6004,7 +5148,6 @@
             <w:pPr>
               <w:spacing w:before="60" w:after="80"/>
             </w:pPr>
-            <w:proofErr w:type="gramStart"/>
             <w:r>
               <w:rPr>
                 <w:b/>
@@ -6013,29 +5156,13 @@
                 <w:sz w:val="20"/>
                 <w:szCs w:val="20"/>
               </w:rPr>
-              <w:t>🚨  STRUGGLE</w:t>
-            </w:r>
-            <w:proofErr w:type="gramEnd"/>
-            <w:r>
-              <w:rPr>
-                <w:b/>
-                <w:bCs/>
-                <w:color w:val="FF8090"/>
-                <w:sz w:val="20"/>
-                <w:szCs w:val="20"/>
-              </w:rPr>
-              <w:t xml:space="preserve"> SIGNAL — What to watch and listen for</w:t>
+              <w:lastRenderedPageBreak/>
+              <w:t>🚨  STRUGGLE SIGNAL — What to watch and listen for</w:t>
             </w:r>
           </w:p>
         </w:tc>
       </w:tr>
       <w:tr>
-        <w:tblPrEx>
-          <w:tblCellMar>
-            <w:top w:w="0" w:type="dxa"/>
-            <w:bottom w:w="0" w:type="dxa"/>
-          </w:tblCellMar>
-        </w:tblPrEx>
         <w:tc>
           <w:tcPr>
             <w:tcW w:w="2500" w:type="pct"/>
@@ -6176,7 +5303,6 @@
                 <w:sz w:val="20"/>
                 <w:szCs w:val="20"/>
               </w:rPr>
-              <w:lastRenderedPageBreak/>
               <w:t>→ For answer-seeking: resist confirming — 'What in the case makes you think that? Show me the clue.'</w:t>
             </w:r>
           </w:p>
@@ -6209,12 +5335,6 @@
         <w:gridCol w:w="10055"/>
       </w:tblGrid>
       <w:tr>
-        <w:tblPrEx>
-          <w:tblCellMar>
-            <w:top w:w="0" w:type="dxa"/>
-            <w:bottom w:w="0" w:type="dxa"/>
-          </w:tblCellMar>
-        </w:tblPrEx>
         <w:tc>
           <w:tcPr>
             <w:tcW w:w="5000" w:type="pct"/>
@@ -6291,12 +5411,6 @@
         <w:gridCol w:w="3358"/>
       </w:tblGrid>
       <w:tr>
-        <w:tblPrEx>
-          <w:tblCellMar>
-            <w:top w:w="0" w:type="dxa"/>
-            <w:bottom w:w="0" w:type="dxa"/>
-          </w:tblCellMar>
-        </w:tblPrEx>
         <w:tc>
           <w:tcPr>
             <w:tcW w:w="1667" w:type="pct"/>
@@ -6318,7 +5432,6 @@
             <w:pPr>
               <w:spacing w:before="60" w:after="80"/>
             </w:pPr>
-            <w:proofErr w:type="gramStart"/>
             <w:r>
               <w:rPr>
                 <w:b/>
@@ -6327,18 +5440,7 @@
                 <w:sz w:val="19"/>
                 <w:szCs w:val="19"/>
               </w:rPr>
-              <w:t>✅  Strong</w:t>
-            </w:r>
-            <w:proofErr w:type="gramEnd"/>
-            <w:r>
-              <w:rPr>
-                <w:b/>
-                <w:bCs/>
-                <w:color w:val="5ADB8A"/>
-                <w:sz w:val="19"/>
-                <w:szCs w:val="19"/>
-              </w:rPr>
-              <w:t xml:space="preserve"> Response</w:t>
+              <w:t>✅  Strong Response</w:t>
             </w:r>
           </w:p>
         </w:tc>
@@ -6363,7 +5465,6 @@
             <w:pPr>
               <w:spacing w:before="60" w:after="80"/>
             </w:pPr>
-            <w:proofErr w:type="gramStart"/>
             <w:r>
               <w:rPr>
                 <w:b/>
@@ -6372,18 +5473,7 @@
                 <w:sz w:val="19"/>
                 <w:szCs w:val="19"/>
               </w:rPr>
-              <w:t>⚠  Partial</w:t>
-            </w:r>
-            <w:proofErr w:type="gramEnd"/>
-            <w:r>
-              <w:rPr>
-                <w:b/>
-                <w:bCs/>
-                <w:color w:val="F5C842"/>
-                <w:sz w:val="19"/>
-                <w:szCs w:val="19"/>
-              </w:rPr>
-              <w:t xml:space="preserve"> / Emerging</w:t>
+              <w:t>⚠  Partial / Emerging</w:t>
             </w:r>
           </w:p>
         </w:tc>
@@ -6408,7 +5498,6 @@
             <w:pPr>
               <w:spacing w:before="60" w:after="80"/>
             </w:pPr>
-            <w:proofErr w:type="gramStart"/>
             <w:r>
               <w:rPr>
                 <w:b/>
@@ -6417,29 +5506,12 @@
                 <w:sz w:val="19"/>
                 <w:szCs w:val="19"/>
               </w:rPr>
-              <w:t>🔴  Needs</w:t>
-            </w:r>
-            <w:proofErr w:type="gramEnd"/>
-            <w:r>
-              <w:rPr>
-                <w:b/>
-                <w:bCs/>
-                <w:color w:val="FF8090"/>
-                <w:sz w:val="19"/>
-                <w:szCs w:val="19"/>
-              </w:rPr>
-              <w:t xml:space="preserve"> Support</w:t>
+              <w:t>🔴  Needs Support</w:t>
             </w:r>
           </w:p>
         </w:tc>
       </w:tr>
       <w:tr>
-        <w:tblPrEx>
-          <w:tblCellMar>
-            <w:top w:w="0" w:type="dxa"/>
-            <w:bottom w:w="0" w:type="dxa"/>
-          </w:tblCellMar>
-        </w:tblPrEx>
         <w:tc>
           <w:tcPr>
             <w:tcW w:w="1667" w:type="pct"/>
@@ -6562,12 +5634,6 @@
         <w:gridCol w:w="5039"/>
       </w:tblGrid>
       <w:tr>
-        <w:tblPrEx>
-          <w:tblCellMar>
-            <w:top w:w="0" w:type="dxa"/>
-            <w:bottom w:w="0" w:type="dxa"/>
-          </w:tblCellMar>
-        </w:tblPrEx>
         <w:tc>
           <w:tcPr>
             <w:tcW w:w="5000" w:type="pct"/>
@@ -6590,7 +5656,6 @@
             <w:pPr>
               <w:spacing w:before="60" w:after="80"/>
             </w:pPr>
-            <w:proofErr w:type="gramStart"/>
             <w:r>
               <w:rPr>
                 <w:b/>
@@ -6599,29 +5664,12 @@
                 <w:sz w:val="20"/>
                 <w:szCs w:val="20"/>
               </w:rPr>
-              <w:t>🚨  STRUGGLE</w:t>
-            </w:r>
-            <w:proofErr w:type="gramEnd"/>
-            <w:r>
-              <w:rPr>
-                <w:b/>
-                <w:bCs/>
-                <w:color w:val="FF8090"/>
-                <w:sz w:val="20"/>
-                <w:szCs w:val="20"/>
-              </w:rPr>
-              <w:t xml:space="preserve"> SIGNAL — What to watch and listen for</w:t>
+              <w:t>🚨  STRUGGLE SIGNAL — What to watch and listen for</w:t>
             </w:r>
           </w:p>
         </w:tc>
       </w:tr>
       <w:tr>
-        <w:tblPrEx>
-          <w:tblCellMar>
-            <w:top w:w="0" w:type="dxa"/>
-            <w:bottom w:w="0" w:type="dxa"/>
-          </w:tblCellMar>
-        </w:tblPrEx>
         <w:tc>
           <w:tcPr>
             <w:tcW w:w="2500" w:type="pct"/>
@@ -6809,12 +5857,6 @@
         <w:gridCol w:w="10055"/>
       </w:tblGrid>
       <w:tr>
-        <w:tblPrEx>
-          <w:tblCellMar>
-            <w:top w:w="0" w:type="dxa"/>
-            <w:bottom w:w="0" w:type="dxa"/>
-          </w:tblCellMar>
-        </w:tblPrEx>
         <w:tc>
           <w:tcPr>
             <w:tcW w:w="5000" w:type="pct"/>
@@ -6857,6 +5899,7 @@
                 <w:bCs/>
                 <w:color w:val="1E293B"/>
               </w:rPr>
+              <w:lastRenderedPageBreak/>
               <w:t>"One student said: 'Maya got cancer because she had one bad mutation.' Do you agree? Why or why not?"</w:t>
             </w:r>
           </w:p>
@@ -6891,12 +5934,6 @@
         <w:gridCol w:w="3358"/>
       </w:tblGrid>
       <w:tr>
-        <w:tblPrEx>
-          <w:tblCellMar>
-            <w:top w:w="0" w:type="dxa"/>
-            <w:bottom w:w="0" w:type="dxa"/>
-          </w:tblCellMar>
-        </w:tblPrEx>
         <w:tc>
           <w:tcPr>
             <w:tcW w:w="1667" w:type="pct"/>
@@ -6918,7 +5955,6 @@
             <w:pPr>
               <w:spacing w:before="60" w:after="80"/>
             </w:pPr>
-            <w:proofErr w:type="gramStart"/>
             <w:r>
               <w:rPr>
                 <w:b/>
@@ -6927,18 +5963,7 @@
                 <w:sz w:val="19"/>
                 <w:szCs w:val="19"/>
               </w:rPr>
-              <w:t>✅  Strong</w:t>
-            </w:r>
-            <w:proofErr w:type="gramEnd"/>
-            <w:r>
-              <w:rPr>
-                <w:b/>
-                <w:bCs/>
-                <w:color w:val="5ADB8A"/>
-                <w:sz w:val="19"/>
-                <w:szCs w:val="19"/>
-              </w:rPr>
-              <w:t xml:space="preserve"> Response</w:t>
+              <w:t>✅  Strong Response</w:t>
             </w:r>
           </w:p>
         </w:tc>
@@ -6963,7 +5988,6 @@
             <w:pPr>
               <w:spacing w:before="60" w:after="80"/>
             </w:pPr>
-            <w:proofErr w:type="gramStart"/>
             <w:r>
               <w:rPr>
                 <w:b/>
@@ -6972,18 +5996,7 @@
                 <w:sz w:val="19"/>
                 <w:szCs w:val="19"/>
               </w:rPr>
-              <w:t>⚠  Partial</w:t>
-            </w:r>
-            <w:proofErr w:type="gramEnd"/>
-            <w:r>
-              <w:rPr>
-                <w:b/>
-                <w:bCs/>
-                <w:color w:val="F5C842"/>
-                <w:sz w:val="19"/>
-                <w:szCs w:val="19"/>
-              </w:rPr>
-              <w:t xml:space="preserve"> / Emerging</w:t>
+              <w:t>⚠  Partial / Emerging</w:t>
             </w:r>
           </w:p>
         </w:tc>
@@ -7008,7 +6021,6 @@
             <w:pPr>
               <w:spacing w:before="60" w:after="80"/>
             </w:pPr>
-            <w:proofErr w:type="gramStart"/>
             <w:r>
               <w:rPr>
                 <w:b/>
@@ -7017,29 +6029,12 @@
                 <w:sz w:val="19"/>
                 <w:szCs w:val="19"/>
               </w:rPr>
-              <w:t>🔴  Needs</w:t>
-            </w:r>
-            <w:proofErr w:type="gramEnd"/>
-            <w:r>
-              <w:rPr>
-                <w:b/>
-                <w:bCs/>
-                <w:color w:val="FF8090"/>
-                <w:sz w:val="19"/>
-                <w:szCs w:val="19"/>
-              </w:rPr>
-              <w:t xml:space="preserve"> Support</w:t>
+              <w:t>🔴  Needs Support</w:t>
             </w:r>
           </w:p>
         </w:tc>
       </w:tr>
       <w:tr>
-        <w:tblPrEx>
-          <w:tblCellMar>
-            <w:top w:w="0" w:type="dxa"/>
-            <w:bottom w:w="0" w:type="dxa"/>
-          </w:tblCellMar>
-        </w:tblPrEx>
         <w:tc>
           <w:tcPr>
             <w:tcW w:w="1667" w:type="pct"/>
@@ -7067,34 +6062,7 @@
                 <w:sz w:val="21"/>
                 <w:szCs w:val="21"/>
               </w:rPr>
-              <w:t xml:space="preserve">Disagrees and invokes the two-hit hypothesis or multi-step nature of cancer. Explains that </w:t>
-            </w:r>
-            <w:r>
-              <w:rPr>
-                <w:color w:val="166534"/>
-                <w:sz w:val="21"/>
-                <w:szCs w:val="21"/>
-              </w:rPr>
-              <w:lastRenderedPageBreak/>
-              <w:t xml:space="preserve">the first mutation (e.g., inherited TP53 copy) raises </w:t>
-            </w:r>
-            <w:proofErr w:type="gramStart"/>
-            <w:r>
-              <w:rPr>
-                <w:color w:val="166534"/>
-                <w:sz w:val="21"/>
-                <w:szCs w:val="21"/>
-              </w:rPr>
-              <w:t>risk</w:t>
-            </w:r>
-            <w:proofErr w:type="gramEnd"/>
-            <w:r>
-              <w:rPr>
-                <w:color w:val="166534"/>
-                <w:sz w:val="21"/>
-                <w:szCs w:val="21"/>
-              </w:rPr>
-              <w:t xml:space="preserve"> but backup copy provides protection. Notes that additional mutations — possibly in oncogenes — would also be required for truly uncontrolled division. May connect to the idea that cancer is a process, not a single event.</w:t>
+              <w:t>Disagrees and invokes the two-hit hypothesis or multi-step nature of cancer. Explains that the first mutation (e.g., inherited TP53 copy) raises risk but backup copy provides protection. Notes that additional mutations — possibly in oncogenes — would also be required for truly uncontrolled division. May connect to the idea that cancer is a process, not a single event.</w:t>
             </w:r>
           </w:p>
         </w:tc>
@@ -7125,17 +6093,7 @@
                 <w:sz w:val="21"/>
                 <w:szCs w:val="21"/>
               </w:rPr>
-              <w:lastRenderedPageBreak/>
-              <w:t xml:space="preserve">Disagrees but only says 'you need more than one mutation' without explaining why. May say </w:t>
-            </w:r>
-            <w:r>
-              <w:rPr>
-                <w:color w:val="854D0E"/>
-                <w:sz w:val="21"/>
-                <w:szCs w:val="21"/>
-              </w:rPr>
-              <w:lastRenderedPageBreak/>
-              <w:t>'because of the two-hit thing' without demonstrating understanding of what the 'hits' represent.</w:t>
+              <w:t>Disagrees but only says 'you need more than one mutation' without explaining why. May say 'because of the two-hit thing' without demonstrating understanding of what the 'hits' represent.</w:t>
             </w:r>
           </w:p>
         </w:tc>
@@ -7166,17 +6124,7 @@
                 <w:sz w:val="21"/>
                 <w:szCs w:val="21"/>
               </w:rPr>
-              <w:lastRenderedPageBreak/>
-              <w:t xml:space="preserve">Agrees — says 'yes, one mutation is enough to break the system.' Or disagrees for the </w:t>
-            </w:r>
-            <w:r>
-              <w:rPr>
-                <w:color w:val="9B1C2E"/>
-                <w:sz w:val="21"/>
-                <w:szCs w:val="21"/>
-              </w:rPr>
-              <w:lastRenderedPageBreak/>
-              <w:t>wrong reason (e.g., 'because mutations aren't always bad') without addressing the redundancy of tumor suppressor copies.</w:t>
+              <w:t>Agrees — says 'yes, one mutation is enough to break the system.' Or disagrees for the wrong reason (e.g., 'because mutations aren't always bad') without addressing the redundancy of tumor suppressor copies.</w:t>
             </w:r>
           </w:p>
         </w:tc>
@@ -7209,12 +6157,6 @@
         <w:gridCol w:w="5039"/>
       </w:tblGrid>
       <w:tr>
-        <w:tblPrEx>
-          <w:tblCellMar>
-            <w:top w:w="0" w:type="dxa"/>
-            <w:bottom w:w="0" w:type="dxa"/>
-          </w:tblCellMar>
-        </w:tblPrEx>
         <w:tc>
           <w:tcPr>
             <w:tcW w:w="5000" w:type="pct"/>
@@ -7237,7 +6179,6 @@
             <w:pPr>
               <w:spacing w:before="60" w:after="80"/>
             </w:pPr>
-            <w:proofErr w:type="gramStart"/>
             <w:r>
               <w:rPr>
                 <w:b/>
@@ -7246,29 +6187,12 @@
                 <w:sz w:val="20"/>
                 <w:szCs w:val="20"/>
               </w:rPr>
-              <w:t>🚨  STRUGGLE</w:t>
-            </w:r>
-            <w:proofErr w:type="gramEnd"/>
-            <w:r>
-              <w:rPr>
-                <w:b/>
-                <w:bCs/>
-                <w:color w:val="FF8090"/>
-                <w:sz w:val="20"/>
-                <w:szCs w:val="20"/>
-              </w:rPr>
-              <w:t xml:space="preserve"> SIGNAL — What to watch and listen for</w:t>
+              <w:t>🚨  STRUGGLE SIGNAL — What to watch and listen for</w:t>
             </w:r>
           </w:p>
         </w:tc>
       </w:tr>
       <w:tr>
-        <w:tblPrEx>
-          <w:tblCellMar>
-            <w:top w:w="0" w:type="dxa"/>
-            <w:bottom w:w="0" w:type="dxa"/>
-          </w:tblCellMar>
-        </w:tblPrEx>
         <w:tc>
           <w:tcPr>
             <w:tcW w:w="2500" w:type="pct"/>
@@ -7409,25 +6333,7 @@
                 <w:sz w:val="20"/>
                 <w:szCs w:val="20"/>
               </w:rPr>
-              <w:t xml:space="preserve">→ For 'it's complicated': 'That's </w:t>
-            </w:r>
-            <w:proofErr w:type="gramStart"/>
-            <w:r>
-              <w:rPr>
-                <w:color w:val="C0EED0"/>
-                <w:sz w:val="20"/>
-                <w:szCs w:val="20"/>
-              </w:rPr>
-              <w:t>actually right</w:t>
-            </w:r>
-            <w:proofErr w:type="gramEnd"/>
-            <w:r>
-              <w:rPr>
-                <w:color w:val="C0EED0"/>
-                <w:sz w:val="20"/>
-                <w:szCs w:val="20"/>
-              </w:rPr>
-              <w:t xml:space="preserve"> — can you say WHY it's complicated? What would the cell need to lose for division to truly become uncontrolled?'</w:t>
+              <w:t>→ For 'it's complicated': 'That's actually right — can you say WHY it's complicated? What would the cell need to lose for division to truly become uncontrolled?'</w:t>
             </w:r>
           </w:p>
         </w:tc>
@@ -7459,12 +6365,6 @@
         <w:gridCol w:w="10055"/>
       </w:tblGrid>
       <w:tr>
-        <w:tblPrEx>
-          <w:tblCellMar>
-            <w:top w:w="0" w:type="dxa"/>
-            <w:bottom w:w="0" w:type="dxa"/>
-          </w:tblCellMar>
-        </w:tblPrEx>
         <w:tc>
           <w:tcPr>
             <w:tcW w:w="5000" w:type="pct"/>
@@ -7541,12 +6441,6 @@
         <w:gridCol w:w="3358"/>
       </w:tblGrid>
       <w:tr>
-        <w:tblPrEx>
-          <w:tblCellMar>
-            <w:top w:w="0" w:type="dxa"/>
-            <w:bottom w:w="0" w:type="dxa"/>
-          </w:tblCellMar>
-        </w:tblPrEx>
         <w:tc>
           <w:tcPr>
             <w:tcW w:w="1667" w:type="pct"/>
@@ -7568,7 +6462,6 @@
             <w:pPr>
               <w:spacing w:before="60" w:after="80"/>
             </w:pPr>
-            <w:proofErr w:type="gramStart"/>
             <w:r>
               <w:rPr>
                 <w:b/>
@@ -7577,18 +6470,7 @@
                 <w:sz w:val="19"/>
                 <w:szCs w:val="19"/>
               </w:rPr>
-              <w:t>✅  Strong</w:t>
-            </w:r>
-            <w:proofErr w:type="gramEnd"/>
-            <w:r>
-              <w:rPr>
-                <w:b/>
-                <w:bCs/>
-                <w:color w:val="5ADB8A"/>
-                <w:sz w:val="19"/>
-                <w:szCs w:val="19"/>
-              </w:rPr>
-              <w:t xml:space="preserve"> Response</w:t>
+              <w:t>✅  Strong Response</w:t>
             </w:r>
           </w:p>
         </w:tc>
@@ -7613,7 +6495,6 @@
             <w:pPr>
               <w:spacing w:before="60" w:after="80"/>
             </w:pPr>
-            <w:proofErr w:type="gramStart"/>
             <w:r>
               <w:rPr>
                 <w:b/>
@@ -7622,18 +6503,7 @@
                 <w:sz w:val="19"/>
                 <w:szCs w:val="19"/>
               </w:rPr>
-              <w:t>⚠  Partial</w:t>
-            </w:r>
-            <w:proofErr w:type="gramEnd"/>
-            <w:r>
-              <w:rPr>
-                <w:b/>
-                <w:bCs/>
-                <w:color w:val="F5C842"/>
-                <w:sz w:val="19"/>
-                <w:szCs w:val="19"/>
-              </w:rPr>
-              <w:t xml:space="preserve"> / Emerging</w:t>
+              <w:t>⚠  Partial / Emerging</w:t>
             </w:r>
           </w:p>
         </w:tc>
@@ -7658,7 +6528,6 @@
             <w:pPr>
               <w:spacing w:before="60" w:after="80"/>
             </w:pPr>
-            <w:proofErr w:type="gramStart"/>
             <w:r>
               <w:rPr>
                 <w:b/>
@@ -7667,29 +6536,12 @@
                 <w:sz w:val="19"/>
                 <w:szCs w:val="19"/>
               </w:rPr>
-              <w:t>🔴  Needs</w:t>
-            </w:r>
-            <w:proofErr w:type="gramEnd"/>
-            <w:r>
-              <w:rPr>
-                <w:b/>
-                <w:bCs/>
-                <w:color w:val="FF8090"/>
-                <w:sz w:val="19"/>
-                <w:szCs w:val="19"/>
-              </w:rPr>
-              <w:t xml:space="preserve"> Support</w:t>
+              <w:t>🔴  Needs Support</w:t>
             </w:r>
           </w:p>
         </w:tc>
       </w:tr>
       <w:tr>
-        <w:tblPrEx>
-          <w:tblCellMar>
-            <w:top w:w="0" w:type="dxa"/>
-            <w:bottom w:w="0" w:type="dxa"/>
-          </w:tblCellMar>
-        </w:tblPrEx>
         <w:tc>
           <w:tcPr>
             <w:tcW w:w="1667" w:type="pct"/>
@@ -7717,7 +6569,16 @@
                 <w:sz w:val="21"/>
                 <w:szCs w:val="21"/>
               </w:rPr>
-              <w:t>Identifies TP53 or a related tumor suppressor gene family as the priority target given the case clues. Explains that sequencing would reveal whether the mutation is inherited (germline) or acquired (somatic), which affects both family screening and treatment design. May mention that knowing the specific mutation type informs which pathway to target therapeutically.</w:t>
+              <w:t xml:space="preserve">Identifies TP53 or a related tumor suppressor gene family as the priority target given the case clues. Explains that sequencing would reveal whether the </w:t>
+            </w:r>
+            <w:r>
+              <w:rPr>
+                <w:color w:val="166534"/>
+                <w:sz w:val="21"/>
+                <w:szCs w:val="21"/>
+              </w:rPr>
+              <w:lastRenderedPageBreak/>
+              <w:t>mutation is inherited (germline) or acquired (somatic), which affects both family screening and treatment design. May mention that knowing the specific mutation type informs which pathway to target therapeutically.</w:t>
             </w:r>
           </w:p>
         </w:tc>
@@ -7748,7 +6609,17 @@
                 <w:sz w:val="21"/>
                 <w:szCs w:val="21"/>
               </w:rPr>
-              <w:t>Says 'I would sequence the DNA' without specifying which gene or region, or why that gene would be prioritized. Or correctly names TP53 but cannot explain what the sequencing result would tell them.</w:t>
+              <w:lastRenderedPageBreak/>
+              <w:t xml:space="preserve">Says 'I would sequence the DNA' without specifying which gene or region, or why that gene would be prioritized. Or correctly names TP53 but cannot explain </w:t>
+            </w:r>
+            <w:r>
+              <w:rPr>
+                <w:color w:val="854D0E"/>
+                <w:sz w:val="21"/>
+                <w:szCs w:val="21"/>
+              </w:rPr>
+              <w:lastRenderedPageBreak/>
+              <w:t>what the sequencing result would tell them.</w:t>
             </w:r>
           </w:p>
         </w:tc>
@@ -7779,7 +6650,17 @@
                 <w:sz w:val="21"/>
                 <w:szCs w:val="21"/>
               </w:rPr>
-              <w:t>Says 'I would look at her blood' or describes a symptom-based investigation rather than a genetic one. May not yet have internalized that the genetic information lives in the tumor cell's DNA.</w:t>
+              <w:lastRenderedPageBreak/>
+              <w:t xml:space="preserve">Says 'I would look at her blood' or describes a symptom-based investigation rather than a genetic one. May not yet have internalized that the genetic </w:t>
+            </w:r>
+            <w:r>
+              <w:rPr>
+                <w:color w:val="9B1C2E"/>
+                <w:sz w:val="21"/>
+                <w:szCs w:val="21"/>
+              </w:rPr>
+              <w:lastRenderedPageBreak/>
+              <w:t>information lives in the tumor cell's DNA.</w:t>
             </w:r>
           </w:p>
         </w:tc>
@@ -7812,12 +6693,6 @@
         <w:gridCol w:w="5039"/>
       </w:tblGrid>
       <w:tr>
-        <w:tblPrEx>
-          <w:tblCellMar>
-            <w:top w:w="0" w:type="dxa"/>
-            <w:bottom w:w="0" w:type="dxa"/>
-          </w:tblCellMar>
-        </w:tblPrEx>
         <w:tc>
           <w:tcPr>
             <w:tcW w:w="5000" w:type="pct"/>
@@ -7840,7 +6715,6 @@
             <w:pPr>
               <w:spacing w:before="60" w:after="80"/>
             </w:pPr>
-            <w:proofErr w:type="gramStart"/>
             <w:r>
               <w:rPr>
                 <w:b/>
@@ -7849,30 +6723,12 @@
                 <w:sz w:val="20"/>
                 <w:szCs w:val="20"/>
               </w:rPr>
-              <w:lastRenderedPageBreak/>
-              <w:t>🚨  STRUGGLE</w:t>
-            </w:r>
-            <w:proofErr w:type="gramEnd"/>
-            <w:r>
-              <w:rPr>
-                <w:b/>
-                <w:bCs/>
-                <w:color w:val="FF8090"/>
-                <w:sz w:val="20"/>
-                <w:szCs w:val="20"/>
-              </w:rPr>
-              <w:t xml:space="preserve"> SIGNAL — What to watch and listen for</w:t>
+              <w:t>🚨  STRUGGLE SIGNAL — What to watch and listen for</w:t>
             </w:r>
           </w:p>
         </w:tc>
       </w:tr>
       <w:tr>
-        <w:tblPrEx>
-          <w:tblCellMar>
-            <w:top w:w="0" w:type="dxa"/>
-            <w:bottom w:w="0" w:type="dxa"/>
-          </w:tblCellMar>
-        </w:tblPrEx>
         <w:tc>
           <w:tcPr>
             <w:tcW w:w="2500" w:type="pct"/>
@@ -8080,12 +6936,6 @@
         <w:gridCol w:w="10055"/>
       </w:tblGrid>
       <w:tr>
-        <w:tblPrEx>
-          <w:tblCellMar>
-            <w:top w:w="0" w:type="dxa"/>
-            <w:bottom w:w="0" w:type="dxa"/>
-          </w:tblCellMar>
-        </w:tblPrEx>
         <w:tc>
           <w:tcPr>
             <w:tcW w:w="5000" w:type="pct"/>
@@ -8162,12 +7012,6 @@
         <w:gridCol w:w="3358"/>
       </w:tblGrid>
       <w:tr>
-        <w:tblPrEx>
-          <w:tblCellMar>
-            <w:top w:w="0" w:type="dxa"/>
-            <w:bottom w:w="0" w:type="dxa"/>
-          </w:tblCellMar>
-        </w:tblPrEx>
         <w:tc>
           <w:tcPr>
             <w:tcW w:w="1667" w:type="pct"/>
@@ -8189,7 +7033,6 @@
             <w:pPr>
               <w:spacing w:before="60" w:after="80"/>
             </w:pPr>
-            <w:proofErr w:type="gramStart"/>
             <w:r>
               <w:rPr>
                 <w:b/>
@@ -8198,18 +7041,7 @@
                 <w:sz w:val="19"/>
                 <w:szCs w:val="19"/>
               </w:rPr>
-              <w:t>✅  Strong</w:t>
-            </w:r>
-            <w:proofErr w:type="gramEnd"/>
-            <w:r>
-              <w:rPr>
-                <w:b/>
-                <w:bCs/>
-                <w:color w:val="5ADB8A"/>
-                <w:sz w:val="19"/>
-                <w:szCs w:val="19"/>
-              </w:rPr>
-              <w:t xml:space="preserve"> Response</w:t>
+              <w:t>✅  Strong Response</w:t>
             </w:r>
           </w:p>
         </w:tc>
@@ -8234,7 +7066,6 @@
             <w:pPr>
               <w:spacing w:before="60" w:after="80"/>
             </w:pPr>
-            <w:proofErr w:type="gramStart"/>
             <w:r>
               <w:rPr>
                 <w:b/>
@@ -8243,18 +7074,7 @@
                 <w:sz w:val="19"/>
                 <w:szCs w:val="19"/>
               </w:rPr>
-              <w:t>⚠  Partial</w:t>
-            </w:r>
-            <w:proofErr w:type="gramEnd"/>
-            <w:r>
-              <w:rPr>
-                <w:b/>
-                <w:bCs/>
-                <w:color w:val="F5C842"/>
-                <w:sz w:val="19"/>
-                <w:szCs w:val="19"/>
-              </w:rPr>
-              <w:t xml:space="preserve"> / Emerging</w:t>
+              <w:t>⚠  Partial / Emerging</w:t>
             </w:r>
           </w:p>
         </w:tc>
@@ -8279,7 +7099,6 @@
             <w:pPr>
               <w:spacing w:before="60" w:after="80"/>
             </w:pPr>
-            <w:proofErr w:type="gramStart"/>
             <w:r>
               <w:rPr>
                 <w:b/>
@@ -8288,29 +7107,12 @@
                 <w:sz w:val="19"/>
                 <w:szCs w:val="19"/>
               </w:rPr>
-              <w:t>🔴  Needs</w:t>
-            </w:r>
-            <w:proofErr w:type="gramEnd"/>
-            <w:r>
-              <w:rPr>
-                <w:b/>
-                <w:bCs/>
-                <w:color w:val="FF8090"/>
-                <w:sz w:val="19"/>
-                <w:szCs w:val="19"/>
-              </w:rPr>
-              <w:t xml:space="preserve"> Support</w:t>
+              <w:t>🔴  Needs Support</w:t>
             </w:r>
           </w:p>
         </w:tc>
       </w:tr>
       <w:tr>
-        <w:tblPrEx>
-          <w:tblCellMar>
-            <w:top w:w="0" w:type="dxa"/>
-            <w:bottom w:w="0" w:type="dxa"/>
-          </w:tblCellMar>
-        </w:tblPrEx>
         <w:tc>
           <w:tcPr>
             <w:tcW w:w="1667" w:type="pct"/>
@@ -8338,7 +7140,16 @@
                 <w:sz w:val="21"/>
                 <w:szCs w:val="21"/>
               </w:rPr>
-              <w:t>G1 checkpoint — the mutation in the tumor suppressor gene would have inactivated the protein that runs the G1 checkpoint (likely p53 or Rb). Without that protein, the lymphoblasts had no 'stop' signal even when division was inappropriate.</w:t>
+              <w:t xml:space="preserve">G1 checkpoint — the mutation in the tumor suppressor gene would have inactivated the protein that runs the G1 checkpoint (likely p53 or Rb). Without that protein, the lymphoblasts had no 'stop' </w:t>
+            </w:r>
+            <w:r>
+              <w:rPr>
+                <w:color w:val="166534"/>
+                <w:sz w:val="21"/>
+                <w:szCs w:val="21"/>
+              </w:rPr>
+              <w:lastRenderedPageBreak/>
+              <w:t>signal even when division was inappropriate.</w:t>
             </w:r>
           </w:p>
         </w:tc>
@@ -8369,6 +7180,7 @@
                 <w:sz w:val="21"/>
                 <w:szCs w:val="21"/>
               </w:rPr>
+              <w:lastRenderedPageBreak/>
               <w:t>'The checkpoint that stops cancer' or 'the one before S phase' — conceptually correct but not using the specific phase name or protein.</w:t>
             </w:r>
           </w:p>
@@ -8433,12 +7245,6 @@
         <w:gridCol w:w="5039"/>
       </w:tblGrid>
       <w:tr>
-        <w:tblPrEx>
-          <w:tblCellMar>
-            <w:top w:w="0" w:type="dxa"/>
-            <w:bottom w:w="0" w:type="dxa"/>
-          </w:tblCellMar>
-        </w:tblPrEx>
         <w:tc>
           <w:tcPr>
             <w:tcW w:w="5000" w:type="pct"/>
@@ -8461,7 +7267,6 @@
             <w:pPr>
               <w:spacing w:before="60" w:after="80"/>
             </w:pPr>
-            <w:proofErr w:type="gramStart"/>
             <w:r>
               <w:rPr>
                 <w:b/>
@@ -8470,29 +7275,12 @@
                 <w:sz w:val="20"/>
                 <w:szCs w:val="20"/>
               </w:rPr>
-              <w:t>🚨  STRUGGLE</w:t>
-            </w:r>
-            <w:proofErr w:type="gramEnd"/>
-            <w:r>
-              <w:rPr>
-                <w:b/>
-                <w:bCs/>
-                <w:color w:val="FF8090"/>
-                <w:sz w:val="20"/>
-                <w:szCs w:val="20"/>
-              </w:rPr>
-              <w:t xml:space="preserve"> SIGNAL — What to watch and listen for</w:t>
+              <w:t>🚨  STRUGGLE SIGNAL — What to watch and listen for</w:t>
             </w:r>
           </w:p>
         </w:tc>
       </w:tr>
       <w:tr>
-        <w:tblPrEx>
-          <w:tblCellMar>
-            <w:top w:w="0" w:type="dxa"/>
-            <w:bottom w:w="0" w:type="dxa"/>
-          </w:tblCellMar>
-        </w:tblPrEx>
         <w:tc>
           <w:tcPr>
             <w:tcW w:w="2500" w:type="pct"/>
@@ -8548,7 +7336,6 @@
                 <w:sz w:val="20"/>
                 <w:szCs w:val="20"/>
               </w:rPr>
-              <w:lastRenderedPageBreak/>
               <w:t>• Group names G1 but in the explanation writes 'because G1 is the first one'</w:t>
             </w:r>
           </w:p>
@@ -8595,7 +7382,6 @@
                 <w:sz w:val="20"/>
                 <w:szCs w:val="20"/>
               </w:rPr>
-              <w:lastRenderedPageBreak/>
               <w:t>In-the-Moment Moves</w:t>
             </w:r>
           </w:p>
@@ -8609,16 +7395,7 @@
                 <w:sz w:val="20"/>
                 <w:szCs w:val="20"/>
               </w:rPr>
-              <w:t xml:space="preserve">→ 'Read Clue 3 again — it says a tumor suppressor gene was mutated. What protein do tumor </w:t>
-            </w:r>
-            <w:r>
-              <w:rPr>
-                <w:color w:val="C0EED0"/>
-                <w:sz w:val="20"/>
-                <w:szCs w:val="20"/>
-              </w:rPr>
-              <w:lastRenderedPageBreak/>
-              <w:t>suppressors produce, and what does that protein do at the cell cycle?'</w:t>
+              <w:t>→ 'Read Clue 3 again — it says a tumor suppressor gene was mutated. What protein do tumor suppressors produce, and what does that protein do at the cell cycle?'</w:t>
             </w:r>
           </w:p>
           <w:p>
@@ -8663,12 +7440,6 @@
         <w:gridCol w:w="10055"/>
       </w:tblGrid>
       <w:tr>
-        <w:tblPrEx>
-          <w:tblCellMar>
-            <w:top w:w="0" w:type="dxa"/>
-            <w:bottom w:w="0" w:type="dxa"/>
-          </w:tblCellMar>
-        </w:tblPrEx>
         <w:tc>
           <w:tcPr>
             <w:tcW w:w="5000" w:type="pct"/>
@@ -8745,12 +7516,6 @@
         <w:gridCol w:w="3358"/>
       </w:tblGrid>
       <w:tr>
-        <w:tblPrEx>
-          <w:tblCellMar>
-            <w:top w:w="0" w:type="dxa"/>
-            <w:bottom w:w="0" w:type="dxa"/>
-          </w:tblCellMar>
-        </w:tblPrEx>
         <w:tc>
           <w:tcPr>
             <w:tcW w:w="1667" w:type="pct"/>
@@ -8772,7 +7537,6 @@
             <w:pPr>
               <w:spacing w:before="60" w:after="80"/>
             </w:pPr>
-            <w:proofErr w:type="gramStart"/>
             <w:r>
               <w:rPr>
                 <w:b/>
@@ -8781,18 +7545,7 @@
                 <w:sz w:val="19"/>
                 <w:szCs w:val="19"/>
               </w:rPr>
-              <w:t>✅  Strong</w:t>
-            </w:r>
-            <w:proofErr w:type="gramEnd"/>
-            <w:r>
-              <w:rPr>
-                <w:b/>
-                <w:bCs/>
-                <w:color w:val="5ADB8A"/>
-                <w:sz w:val="19"/>
-                <w:szCs w:val="19"/>
-              </w:rPr>
-              <w:t xml:space="preserve"> Response</w:t>
+              <w:t>✅  Strong Response</w:t>
             </w:r>
           </w:p>
         </w:tc>
@@ -8817,7 +7570,6 @@
             <w:pPr>
               <w:spacing w:before="60" w:after="80"/>
             </w:pPr>
-            <w:proofErr w:type="gramStart"/>
             <w:r>
               <w:rPr>
                 <w:b/>
@@ -8826,18 +7578,7 @@
                 <w:sz w:val="19"/>
                 <w:szCs w:val="19"/>
               </w:rPr>
-              <w:t>⚠  Partial</w:t>
-            </w:r>
-            <w:proofErr w:type="gramEnd"/>
-            <w:r>
-              <w:rPr>
-                <w:b/>
-                <w:bCs/>
-                <w:color w:val="F5C842"/>
-                <w:sz w:val="19"/>
-                <w:szCs w:val="19"/>
-              </w:rPr>
-              <w:t xml:space="preserve"> / Emerging</w:t>
+              <w:t>⚠  Partial / Emerging</w:t>
             </w:r>
           </w:p>
         </w:tc>
@@ -8862,7 +7603,6 @@
             <w:pPr>
               <w:spacing w:before="60" w:after="80"/>
             </w:pPr>
-            <w:proofErr w:type="gramStart"/>
             <w:r>
               <w:rPr>
                 <w:b/>
@@ -8871,29 +7611,12 @@
                 <w:sz w:val="19"/>
                 <w:szCs w:val="19"/>
               </w:rPr>
-              <w:t>🔴  Needs</w:t>
-            </w:r>
-            <w:proofErr w:type="gramEnd"/>
-            <w:r>
-              <w:rPr>
-                <w:b/>
-                <w:bCs/>
-                <w:color w:val="FF8090"/>
-                <w:sz w:val="19"/>
-                <w:szCs w:val="19"/>
-              </w:rPr>
-              <w:t xml:space="preserve"> Support</w:t>
+              <w:t>🔴  Needs Support</w:t>
             </w:r>
           </w:p>
         </w:tc>
       </w:tr>
       <w:tr>
-        <w:tblPrEx>
-          <w:tblCellMar>
-            <w:top w:w="0" w:type="dxa"/>
-            <w:bottom w:w="0" w:type="dxa"/>
-          </w:tblCellMar>
-        </w:tblPrEx>
         <w:tc>
           <w:tcPr>
             <w:tcW w:w="1667" w:type="pct"/>
@@ -9016,12 +7739,6 @@
         <w:gridCol w:w="5039"/>
       </w:tblGrid>
       <w:tr>
-        <w:tblPrEx>
-          <w:tblCellMar>
-            <w:top w:w="0" w:type="dxa"/>
-            <w:bottom w:w="0" w:type="dxa"/>
-          </w:tblCellMar>
-        </w:tblPrEx>
         <w:tc>
           <w:tcPr>
             <w:tcW w:w="5000" w:type="pct"/>
@@ -9044,7 +7761,6 @@
             <w:pPr>
               <w:spacing w:before="60" w:after="80"/>
             </w:pPr>
-            <w:proofErr w:type="gramStart"/>
             <w:r>
               <w:rPr>
                 <w:b/>
@@ -9053,29 +7769,12 @@
                 <w:sz w:val="20"/>
                 <w:szCs w:val="20"/>
               </w:rPr>
-              <w:t>🚨  STRUGGLE</w:t>
-            </w:r>
-            <w:proofErr w:type="gramEnd"/>
-            <w:r>
-              <w:rPr>
-                <w:b/>
-                <w:bCs/>
-                <w:color w:val="FF8090"/>
-                <w:sz w:val="20"/>
-                <w:szCs w:val="20"/>
-              </w:rPr>
-              <w:t xml:space="preserve"> SIGNAL — What to watch and listen for</w:t>
+              <w:t>🚨  STRUGGLE SIGNAL — What to watch and listen for</w:t>
             </w:r>
           </w:p>
         </w:tc>
       </w:tr>
       <w:tr>
-        <w:tblPrEx>
-          <w:tblCellMar>
-            <w:top w:w="0" w:type="dxa"/>
-            <w:bottom w:w="0" w:type="dxa"/>
-          </w:tblCellMar>
-        </w:tblPrEx>
         <w:tc>
           <w:tcPr>
             <w:tcW w:w="2500" w:type="pct"/>
@@ -9248,12 +7947,6 @@
         <w:gridCol w:w="10055"/>
       </w:tblGrid>
       <w:tr>
-        <w:tblPrEx>
-          <w:tblCellMar>
-            <w:top w:w="0" w:type="dxa"/>
-            <w:bottom w:w="0" w:type="dxa"/>
-          </w:tblCellMar>
-        </w:tblPrEx>
         <w:tc>
           <w:tcPr>
             <w:tcW w:w="5000" w:type="pct"/>
@@ -9281,6 +7974,7 @@
                 <w:bCs/>
                 <w:color w:val="1A3A5C"/>
               </w:rPr>
+              <w:lastRenderedPageBreak/>
               <w:t>Case Question 3: Why are Maya's white blood cells specifically affected — not skin or muscle cells?</w:t>
             </w:r>
           </w:p>
@@ -9330,12 +8024,6 @@
         <w:gridCol w:w="3358"/>
       </w:tblGrid>
       <w:tr>
-        <w:tblPrEx>
-          <w:tblCellMar>
-            <w:top w:w="0" w:type="dxa"/>
-            <w:bottom w:w="0" w:type="dxa"/>
-          </w:tblCellMar>
-        </w:tblPrEx>
         <w:tc>
           <w:tcPr>
             <w:tcW w:w="1667" w:type="pct"/>
@@ -9366,7 +8054,6 @@
                 <w:sz w:val="19"/>
                 <w:szCs w:val="19"/>
               </w:rPr>
-              <w:lastRenderedPageBreak/>
               <w:t>✅</w:t>
             </w:r>
             <w:r>
@@ -9377,17 +8064,7 @@
                 <w:sz w:val="19"/>
                 <w:szCs w:val="19"/>
               </w:rPr>
-              <w:t xml:space="preserve"> Strong</w:t>
-            </w:r>
-            <w:r>
-              <w:rPr>
-                <w:b/>
-                <w:bCs/>
-                <w:color w:val="5ADB8A"/>
-                <w:sz w:val="19"/>
-                <w:szCs w:val="19"/>
-              </w:rPr>
-              <w:t xml:space="preserve"> Response</w:t>
+              <w:t xml:space="preserve"> Strong Response</w:t>
             </w:r>
           </w:p>
         </w:tc>
@@ -9431,17 +8108,7 @@
                 <w:sz w:val="19"/>
                 <w:szCs w:val="19"/>
               </w:rPr>
-              <w:t xml:space="preserve"> Partial</w:t>
-            </w:r>
-            <w:r>
-              <w:rPr>
-                <w:b/>
-                <w:bCs/>
-                <w:color w:val="F5C842"/>
-                <w:sz w:val="19"/>
-                <w:szCs w:val="19"/>
-              </w:rPr>
-              <w:t xml:space="preserve"> / Emerging</w:t>
+              <w:t xml:space="preserve"> Partial / Emerging</w:t>
             </w:r>
           </w:p>
         </w:tc>
@@ -9485,28 +8152,12 @@
                 <w:sz w:val="19"/>
                 <w:szCs w:val="19"/>
               </w:rPr>
-              <w:t xml:space="preserve"> Needs</w:t>
-            </w:r>
-            <w:r>
-              <w:rPr>
-                <w:b/>
-                <w:bCs/>
-                <w:color w:val="FF8090"/>
-                <w:sz w:val="19"/>
-                <w:szCs w:val="19"/>
-              </w:rPr>
-              <w:t xml:space="preserve"> Support</w:t>
+              <w:t xml:space="preserve"> Needs Support</w:t>
             </w:r>
           </w:p>
         </w:tc>
       </w:tr>
       <w:tr>
-        <w:tblPrEx>
-          <w:tblCellMar>
-            <w:top w:w="0" w:type="dxa"/>
-            <w:bottom w:w="0" w:type="dxa"/>
-          </w:tblCellMar>
-        </w:tblPrEx>
         <w:tc>
           <w:tcPr>
             <w:tcW w:w="1667" w:type="pct"/>
@@ -9596,25 +8247,7 @@
                 <w:sz w:val="21"/>
                 <w:szCs w:val="21"/>
               </w:rPr>
-              <w:t xml:space="preserve">'Because white blood cells fight </w:t>
-            </w:r>
-            <w:proofErr w:type="gramStart"/>
-            <w:r>
-              <w:rPr>
-                <w:color w:val="9B1C2E"/>
-                <w:sz w:val="21"/>
-                <w:szCs w:val="21"/>
-              </w:rPr>
-              <w:t>cancer</w:t>
-            </w:r>
-            <w:proofErr w:type="gramEnd"/>
-            <w:r>
-              <w:rPr>
-                <w:color w:val="9B1C2E"/>
-                <w:sz w:val="21"/>
-                <w:szCs w:val="21"/>
-              </w:rPr>
-              <w:t xml:space="preserve"> so they got infected' — confuses WBC function with cancer target. A common prior misconception.</w:t>
+              <w:t>'Because white blood cells fight cancer so they got infected' — confuses WBC function with cancer target. A common prior misconception.</w:t>
             </w:r>
           </w:p>
         </w:tc>
@@ -9647,12 +8280,6 @@
         <w:gridCol w:w="5039"/>
       </w:tblGrid>
       <w:tr>
-        <w:tblPrEx>
-          <w:tblCellMar>
-            <w:top w:w="0" w:type="dxa"/>
-            <w:bottom w:w="0" w:type="dxa"/>
-          </w:tblCellMar>
-        </w:tblPrEx>
         <w:tc>
           <w:tcPr>
             <w:tcW w:w="5000" w:type="pct"/>
@@ -9694,28 +8321,12 @@
                 <w:sz w:val="20"/>
                 <w:szCs w:val="20"/>
               </w:rPr>
-              <w:t xml:space="preserve"> STRUGGLE</w:t>
-            </w:r>
-            <w:r>
-              <w:rPr>
-                <w:b/>
-                <w:bCs/>
-                <w:color w:val="FF8090"/>
-                <w:sz w:val="20"/>
-                <w:szCs w:val="20"/>
-              </w:rPr>
-              <w:t xml:space="preserve"> SIGNAL — What to watch and listen for</w:t>
+              <w:t xml:space="preserve"> STRUGGLE SIGNAL — What to watch and listen for</w:t>
             </w:r>
           </w:p>
         </w:tc>
       </w:tr>
       <w:tr>
-        <w:tblPrEx>
-          <w:tblCellMar>
-            <w:top w:w="0" w:type="dxa"/>
-            <w:bottom w:w="0" w:type="dxa"/>
-          </w:tblCellMar>
-        </w:tblPrEx>
         <w:tc>
           <w:tcPr>
             <w:tcW w:w="2500" w:type="pct"/>
@@ -9830,81 +8441,33 @@
                 <w:sz w:val="20"/>
                 <w:szCs w:val="20"/>
               </w:rPr>
-              <w:t>→ For immune misconception: 'Great instinct on white blood cells</w:t>
-            </w:r>
+              <w:t>→ For immune misconception: 'Great instinct on white blood cells, but in this case, the white blood cells ARE the cancer cells. They didn't fight it; they became it. Why might that happen?'</w:t>
+            </w:r>
+          </w:p>
+          <w:p>
+            <w:pPr>
+              <w:spacing w:before="60" w:after="60"/>
+            </w:pPr>
             <w:r>
               <w:rPr>
                 <w:color w:val="C0EED0"/>
                 <w:sz w:val="20"/>
                 <w:szCs w:val="20"/>
               </w:rPr>
-              <w:t xml:space="preserve">, </w:t>
-            </w:r>
+              <w:t>→ For 'cancer always starts in blood': 'Actually, most cancers start in solid tissue. What's special about bone marrow that might make it a common site for this type?'</w:t>
+            </w:r>
+          </w:p>
+          <w:p>
+            <w:pPr>
+              <w:spacing w:before="60" w:after="60"/>
+            </w:pPr>
             <w:r>
               <w:rPr>
                 <w:color w:val="C0EED0"/>
                 <w:sz w:val="20"/>
                 <w:szCs w:val="20"/>
               </w:rPr>
-              <w:t>but in this case, the white blood cells ARE the cancer cells. They didn't fight it; they became it. Why might that happen?'</w:t>
-            </w:r>
-          </w:p>
-          <w:p>
-            <w:pPr>
-              <w:spacing w:before="60" w:after="60"/>
-            </w:pPr>
-            <w:r>
-              <w:rPr>
-                <w:color w:val="C0EED0"/>
-                <w:sz w:val="20"/>
-                <w:szCs w:val="20"/>
-              </w:rPr>
-              <w:t>→ For 'cancer always starts in blood': 'Actually</w:t>
-            </w:r>
-            <w:r>
-              <w:rPr>
-                <w:color w:val="C0EED0"/>
-                <w:sz w:val="20"/>
-                <w:szCs w:val="20"/>
-              </w:rPr>
-              <w:t>,</w:t>
-            </w:r>
-            <w:r>
-              <w:rPr>
-                <w:color w:val="C0EED0"/>
-                <w:sz w:val="20"/>
-                <w:szCs w:val="20"/>
-              </w:rPr>
-              <w:t xml:space="preserve"> most cancers start in solid tissue. What's special about bone marrow that might make it a common site for this type?'</w:t>
-            </w:r>
-          </w:p>
-          <w:p>
-            <w:pPr>
-              <w:spacing w:before="60" w:after="60"/>
-            </w:pPr>
-            <w:r>
-              <w:rPr>
-                <w:color w:val="C0EED0"/>
-                <w:sz w:val="20"/>
-                <w:szCs w:val="20"/>
-              </w:rPr>
-              <w:t xml:space="preserve">→ Scaffold with a question: 'What kind of cells divide the most rapidly in your body? What does rapid division do to the chance of a mutation </w:t>
-            </w:r>
-            <w:r>
-              <w:rPr>
-                <w:color w:val="C0EED0"/>
-                <w:sz w:val="20"/>
-                <w:szCs w:val="20"/>
-              </w:rPr>
-              <w:t>spreading</w:t>
-            </w:r>
-            <w:r>
-              <w:rPr>
-                <w:color w:val="C0EED0"/>
-                <w:sz w:val="20"/>
-                <w:szCs w:val="20"/>
-              </w:rPr>
-              <w:t>?'</w:t>
+              <w:t>→ Scaffold with a question: 'What kind of cells divide the most rapidly in your body? What does rapid division do to the chance of a mutation spreading?'</w:t>
             </w:r>
           </w:p>
         </w:tc>
@@ -9936,12 +8499,6 @@
         <w:gridCol w:w="10055"/>
       </w:tblGrid>
       <w:tr>
-        <w:tblPrEx>
-          <w:tblCellMar>
-            <w:top w:w="0" w:type="dxa"/>
-            <w:bottom w:w="0" w:type="dxa"/>
-          </w:tblCellMar>
-        </w:tblPrEx>
         <w:tc>
           <w:tcPr>
             <w:tcW w:w="5000" w:type="pct"/>
@@ -9969,23 +8526,7 @@
                 <w:bCs/>
                 <w:color w:val="1A3A5C"/>
               </w:rPr>
-              <w:t xml:space="preserve">Case Question 4: If you were a pediatric cancer researcher, what would be the first thing you'd want to know about Maya's </w:t>
-            </w:r>
-            <w:r>
-              <w:rPr>
-                <w:b/>
-                <w:bCs/>
-                <w:color w:val="1A3A5C"/>
-              </w:rPr>
-              <w:t>specific</w:t>
-            </w:r>
-            <w:r>
-              <w:rPr>
-                <w:b/>
-                <w:bCs/>
-                <w:color w:val="1A3A5C"/>
-              </w:rPr>
-              <w:t xml:space="preserve"> mutation?</w:t>
+              <w:t>Case Question 4: If you were a pediatric cancer researcher, what would be the first thing you'd want to know about Maya's specific mutation?</w:t>
             </w:r>
           </w:p>
           <w:p>
@@ -10034,12 +8575,6 @@
         <w:gridCol w:w="3358"/>
       </w:tblGrid>
       <w:tr>
-        <w:tblPrEx>
-          <w:tblCellMar>
-            <w:top w:w="0" w:type="dxa"/>
-            <w:bottom w:w="0" w:type="dxa"/>
-          </w:tblCellMar>
-        </w:tblPrEx>
         <w:tc>
           <w:tcPr>
             <w:tcW w:w="1667" w:type="pct"/>
@@ -10069,6 +8604,7 @@
                 <w:sz w:val="19"/>
                 <w:szCs w:val="19"/>
               </w:rPr>
+              <w:lastRenderedPageBreak/>
               <w:t>✅ Strong Response</w:t>
             </w:r>
           </w:p>
@@ -10146,28 +8682,12 @@
                 <w:sz w:val="19"/>
                 <w:szCs w:val="19"/>
               </w:rPr>
-              <w:t xml:space="preserve"> Needs</w:t>
-            </w:r>
-            <w:r>
-              <w:rPr>
-                <w:b/>
-                <w:bCs/>
-                <w:color w:val="FF8090"/>
-                <w:sz w:val="19"/>
-                <w:szCs w:val="19"/>
-              </w:rPr>
-              <w:t xml:space="preserve"> Support</w:t>
+              <w:t xml:space="preserve"> Needs Support</w:t>
             </w:r>
           </w:p>
         </w:tc>
       </w:tr>
       <w:tr>
-        <w:tblPrEx>
-          <w:tblCellMar>
-            <w:top w:w="0" w:type="dxa"/>
-            <w:bottom w:w="0" w:type="dxa"/>
-          </w:tblCellMar>
-        </w:tblPrEx>
         <w:tc>
           <w:tcPr>
             <w:tcW w:w="1667" w:type="pct"/>
@@ -10195,16 +8715,7 @@
                 <w:sz w:val="21"/>
                 <w:szCs w:val="21"/>
               </w:rPr>
-              <w:t xml:space="preserve">I would want to know if the mutation is in all her cells (germline) or just in the leukemia cells (somatic) — because if it's germline, her family members might carry the same mutation and need to be screened. I would also want to know exactly </w:t>
-            </w:r>
-            <w:r>
-              <w:rPr>
-                <w:color w:val="166534"/>
-                <w:sz w:val="21"/>
-                <w:szCs w:val="21"/>
-              </w:rPr>
-              <w:lastRenderedPageBreak/>
-              <w:t>what the mutation does to the p53 protein, because some mutations just weaken it rather than destroying it completely.</w:t>
+              <w:t>I would want to know if the mutation is in all her cells (germline) or just in the leukemia cells (somatic) — because if it's germline, her family members might carry the same mutation and need to be screened. I would also want to know exactly what the mutation does to the p53 protein, because some mutations just weaken it rather than destroying it completely.</w:t>
             </w:r>
           </w:p>
         </w:tc>
@@ -10235,7 +8746,6 @@
                 <w:sz w:val="21"/>
                 <w:szCs w:val="21"/>
               </w:rPr>
-              <w:lastRenderedPageBreak/>
               <w:t>'I would want to know which gene was mutated' — correct direction but doesn't specify why the answer matters for treatment or family.</w:t>
             </w:r>
           </w:p>
@@ -10300,12 +8810,6 @@
         <w:gridCol w:w="5039"/>
       </w:tblGrid>
       <w:tr>
-        <w:tblPrEx>
-          <w:tblCellMar>
-            <w:top w:w="0" w:type="dxa"/>
-            <w:bottom w:w="0" w:type="dxa"/>
-          </w:tblCellMar>
-        </w:tblPrEx>
         <w:tc>
           <w:tcPr>
             <w:tcW w:w="5000" w:type="pct"/>
@@ -10342,12 +8846,6 @@
         </w:tc>
       </w:tr>
       <w:tr>
-        <w:tblPrEx>
-          <w:tblCellMar>
-            <w:top w:w="0" w:type="dxa"/>
-            <w:bottom w:w="0" w:type="dxa"/>
-          </w:tblCellMar>
-        </w:tblPrEx>
         <w:tc>
           <w:tcPr>
             <w:tcW w:w="2500" w:type="pct"/>
@@ -10536,17 +9034,7 @@
           <w:sz w:val="24"/>
           <w:szCs w:val="24"/>
         </w:rPr>
-        <w:t xml:space="preserve"> Myth</w:t>
-      </w:r>
-      <w:r>
-        <w:rPr>
-          <w:b/>
-          <w:bCs/>
-          <w:color w:val="C8102E"/>
-          <w:sz w:val="24"/>
-          <w:szCs w:val="24"/>
-        </w:rPr>
-        <w:t>: "All mutations cause cancer."</w:t>
+        <w:t xml:space="preserve"> Myth: "All mutations cause cancer."</w:t>
       </w:r>
     </w:p>
     <w:p>
@@ -10576,12 +9064,6 @@
         <w:gridCol w:w="8464"/>
       </w:tblGrid>
       <w:tr>
-        <w:tblPrEx>
-          <w:tblCellMar>
-            <w:top w:w="0" w:type="dxa"/>
-            <w:bottom w:w="0" w:type="dxa"/>
-          </w:tblCellMar>
-        </w:tblPrEx>
         <w:tc>
           <w:tcPr>
             <w:tcW w:w="801" w:type="pct"/>
@@ -10638,30 +9120,12 @@
               <w:rPr>
                 <w:color w:val="1E293B"/>
               </w:rPr>
-              <w:t xml:space="preserve">Students overgeneralize from </w:t>
-            </w:r>
-            <w:r>
-              <w:rPr>
-                <w:color w:val="1E293B"/>
-              </w:rPr>
-              <w:t xml:space="preserve">the </w:t>
-            </w:r>
-            <w:r>
-              <w:rPr>
-                <w:color w:val="1E293B"/>
-              </w:rPr>
-              <w:t>lesson content. They hear 'mutations drive cancer' and invert it to 'all mutations = cancer.' They have not yet internalized the cell's redundancy (backup checkpoints, apoptosis, two-hit logic).</w:t>
+              <w:t>Students overgeneralize from the lesson content. They hear 'mutations drive cancer' and invert it to 'all mutations = cancer.' They have not yet internalized the cell's redundancy (backup checkpoints, apoptosis, two-hit logic).</w:t>
             </w:r>
           </w:p>
         </w:tc>
       </w:tr>
       <w:tr>
-        <w:tblPrEx>
-          <w:tblCellMar>
-            <w:top w:w="0" w:type="dxa"/>
-            <w:bottom w:w="0" w:type="dxa"/>
-          </w:tblCellMar>
-        </w:tblPrEx>
         <w:tc>
           <w:tcPr>
             <w:tcW w:w="801" w:type="pct"/>
@@ -10718,33 +9182,7 @@
               <w:rPr>
                 <w:color w:val="1E293B"/>
               </w:rPr>
-              <w:t>Use the car analogy: most near-accidents are prevented by seatbelts, airbags, and an alert driver</w:t>
-            </w:r>
-            <w:r>
-              <w:rPr>
-                <w:color w:val="1E293B"/>
-              </w:rPr>
-              <w:t>. A</w:t>
-            </w:r>
-            <w:r>
-              <w:rPr>
-                <w:color w:val="1E293B"/>
-              </w:rPr>
-              <w:t xml:space="preserve">ll three </w:t>
-            </w:r>
-            <w:proofErr w:type="gramStart"/>
-            <w:r>
-              <w:rPr>
-                <w:color w:val="1E293B"/>
-              </w:rPr>
-              <w:t>have to</w:t>
-            </w:r>
-            <w:proofErr w:type="gramEnd"/>
-            <w:r>
-              <w:rPr>
-                <w:color w:val="1E293B"/>
-              </w:rPr>
-              <w:t xml:space="preserve"> fail simultaneously for a fatal crash. The cell likewise has multiple redundant protections.</w:t>
+              <w:t>Use the car analogy: most near-accidents are prevented by seatbelts, airbags, and an alert driver. All three have to fail simultaneously for a fatal crash. The cell likewise has multiple redundant protections.</w:t>
             </w:r>
           </w:p>
         </w:tc>
@@ -10778,12 +9216,6 @@
         <w:gridCol w:w="3358"/>
       </w:tblGrid>
       <w:tr>
-        <w:tblPrEx>
-          <w:tblCellMar>
-            <w:top w:w="0" w:type="dxa"/>
-            <w:bottom w:w="0" w:type="dxa"/>
-          </w:tblCellMar>
-        </w:tblPrEx>
         <w:tc>
           <w:tcPr>
             <w:tcW w:w="1667" w:type="pct"/>
@@ -10885,12 +9317,6 @@
         </w:tc>
       </w:tr>
       <w:tr>
-        <w:tblPrEx>
-          <w:tblCellMar>
-            <w:top w:w="0" w:type="dxa"/>
-            <w:bottom w:w="0" w:type="dxa"/>
-          </w:tblCellMar>
-        </w:tblPrEx>
         <w:tc>
           <w:tcPr>
             <w:tcW w:w="1667" w:type="pct"/>
@@ -10918,6 +9344,7 @@
                 <w:sz w:val="21"/>
                 <w:szCs w:val="21"/>
               </w:rPr>
+              <w:lastRenderedPageBreak/>
               <w:t>'No — most mutations are caught by checkpoints or trigger apoptosis. Cancer requires multiple mutations across multiple protective systems working together.'</w:t>
             </w:r>
           </w:p>
@@ -11013,12 +9440,6 @@
         <w:gridCol w:w="5039"/>
       </w:tblGrid>
       <w:tr>
-        <w:tblPrEx>
-          <w:tblCellMar>
-            <w:top w:w="0" w:type="dxa"/>
-            <w:bottom w:w="0" w:type="dxa"/>
-          </w:tblCellMar>
-        </w:tblPrEx>
         <w:tc>
           <w:tcPr>
             <w:tcW w:w="5000" w:type="pct"/>
@@ -11055,12 +9476,6 @@
         </w:tc>
       </w:tr>
       <w:tr>
-        <w:tblPrEx>
-          <w:tblCellMar>
-            <w:top w:w="0" w:type="dxa"/>
-            <w:bottom w:w="0" w:type="dxa"/>
-          </w:tblCellMar>
-        </w:tblPrEx>
         <w:tc>
           <w:tcPr>
             <w:tcW w:w="2500" w:type="pct"/>
@@ -11090,7 +9505,6 @@
                 <w:sz w:val="20"/>
                 <w:szCs w:val="20"/>
               </w:rPr>
-              <w:lastRenderedPageBreak/>
               <w:t>Warning Signs</w:t>
             </w:r>
           </w:p>
@@ -11117,23 +9531,7 @@
                 <w:sz w:val="20"/>
                 <w:szCs w:val="20"/>
               </w:rPr>
-              <w:t xml:space="preserve">• Student </w:t>
-            </w:r>
-            <w:r>
-              <w:rPr>
-                <w:color w:val="FFCCD4"/>
-                <w:sz w:val="20"/>
-                <w:szCs w:val="20"/>
-              </w:rPr>
-              <w:t>asks,</w:t>
-            </w:r>
-            <w:r>
-              <w:rPr>
-                <w:color w:val="FFCCD4"/>
-                <w:sz w:val="20"/>
-                <w:szCs w:val="20"/>
-              </w:rPr>
-              <w:t xml:space="preserve"> 'does that mean everyone with a mutation gets cancer?'</w:t>
+              <w:t>• Student asks, 'does that mean everyone with a mutation gets cancer?'</w:t>
             </w:r>
           </w:p>
           <w:p>
@@ -11239,17 +9637,7 @@
           <w:sz w:val="24"/>
           <w:szCs w:val="24"/>
         </w:rPr>
-        <w:t xml:space="preserve"> Myth</w:t>
-      </w:r>
-      <w:r>
-        <w:rPr>
-          <w:b/>
-          <w:bCs/>
-          <w:color w:val="C8102E"/>
-          <w:sz w:val="24"/>
-          <w:szCs w:val="24"/>
-        </w:rPr>
-        <w:t>: "Cancer is contagious."</w:t>
+        <w:t xml:space="preserve"> Myth: "Cancer is contagious."</w:t>
       </w:r>
     </w:p>
     <w:p>
@@ -11279,12 +9667,6 @@
         <w:gridCol w:w="8464"/>
       </w:tblGrid>
       <w:tr>
-        <w:tblPrEx>
-          <w:tblCellMar>
-            <w:top w:w="0" w:type="dxa"/>
-            <w:bottom w:w="0" w:type="dxa"/>
-          </w:tblCellMar>
-        </w:tblPrEx>
         <w:tc>
           <w:tcPr>
             <w:tcW w:w="801" w:type="pct"/>
@@ -11347,12 +9729,6 @@
         </w:tc>
       </w:tr>
       <w:tr>
-        <w:tblPrEx>
-          <w:tblCellMar>
-            <w:top w:w="0" w:type="dxa"/>
-            <w:bottom w:w="0" w:type="dxa"/>
-          </w:tblCellMar>
-        </w:tblPrEx>
         <w:tc>
           <w:tcPr>
             <w:tcW w:w="801" w:type="pct"/>
@@ -11443,12 +9819,6 @@
         <w:gridCol w:w="3358"/>
       </w:tblGrid>
       <w:tr>
-        <w:tblPrEx>
-          <w:tblCellMar>
-            <w:top w:w="0" w:type="dxa"/>
-            <w:bottom w:w="0" w:type="dxa"/>
-          </w:tblCellMar>
-        </w:tblPrEx>
         <w:tc>
           <w:tcPr>
             <w:tcW w:w="1667" w:type="pct"/>
@@ -11489,17 +9859,7 @@
                 <w:sz w:val="19"/>
                 <w:szCs w:val="19"/>
               </w:rPr>
-              <w:t xml:space="preserve"> Strong</w:t>
-            </w:r>
-            <w:r>
-              <w:rPr>
-                <w:b/>
-                <w:bCs/>
-                <w:color w:val="5ADB8A"/>
-                <w:sz w:val="19"/>
-                <w:szCs w:val="19"/>
-              </w:rPr>
-              <w:t xml:space="preserve"> Response</w:t>
+              <w:t xml:space="preserve"> Strong Response</w:t>
             </w:r>
           </w:p>
         </w:tc>
@@ -11543,17 +9903,7 @@
                 <w:sz w:val="19"/>
                 <w:szCs w:val="19"/>
               </w:rPr>
-              <w:t xml:space="preserve"> Partial</w:t>
-            </w:r>
-            <w:r>
-              <w:rPr>
-                <w:b/>
-                <w:bCs/>
-                <w:color w:val="F5C842"/>
-                <w:sz w:val="19"/>
-                <w:szCs w:val="19"/>
-              </w:rPr>
-              <w:t xml:space="preserve"> / Emerging</w:t>
+              <w:t xml:space="preserve"> Partial / Emerging</w:t>
             </w:r>
           </w:p>
         </w:tc>
@@ -11597,28 +9947,12 @@
                 <w:sz w:val="19"/>
                 <w:szCs w:val="19"/>
               </w:rPr>
-              <w:t xml:space="preserve"> Needs</w:t>
-            </w:r>
-            <w:r>
-              <w:rPr>
-                <w:b/>
-                <w:bCs/>
-                <w:color w:val="FF8090"/>
-                <w:sz w:val="19"/>
-                <w:szCs w:val="19"/>
-              </w:rPr>
-              <w:t xml:space="preserve"> Support</w:t>
+              <w:t xml:space="preserve"> Needs Support</w:t>
             </w:r>
           </w:p>
         </w:tc>
       </w:tr>
       <w:tr>
-        <w:tblPrEx>
-          <w:tblCellMar>
-            <w:top w:w="0" w:type="dxa"/>
-            <w:bottom w:w="0" w:type="dxa"/>
-          </w:tblCellMar>
-        </w:tblPrEx>
         <w:tc>
           <w:tcPr>
             <w:tcW w:w="1667" w:type="pct"/>
@@ -11677,23 +10011,7 @@
                 <w:sz w:val="21"/>
                 <w:szCs w:val="21"/>
               </w:rPr>
-              <w:t xml:space="preserve">'No, cancer isn't contagious' — correct </w:t>
-            </w:r>
-            <w:r>
-              <w:rPr>
-                <w:color w:val="854D0E"/>
-                <w:sz w:val="21"/>
-                <w:szCs w:val="21"/>
-              </w:rPr>
-              <w:t>conclusion but</w:t>
-            </w:r>
-            <w:r>
-              <w:rPr>
-                <w:color w:val="854D0E"/>
-                <w:sz w:val="21"/>
-                <w:szCs w:val="21"/>
-              </w:rPr>
-              <w:t xml:space="preserve"> cannot explain the distinction between the virus and the cancer, or between metastasis and contagion.</w:t>
+              <w:t>'No, cancer isn't contagious' — correct conclusion but cannot explain the distinction between the virus and the cancer, or between metastasis and contagion.</w:t>
             </w:r>
           </w:p>
         </w:tc>
@@ -11757,12 +10075,6 @@
         <w:gridCol w:w="5039"/>
       </w:tblGrid>
       <w:tr>
-        <w:tblPrEx>
-          <w:tblCellMar>
-            <w:top w:w="0" w:type="dxa"/>
-            <w:bottom w:w="0" w:type="dxa"/>
-          </w:tblCellMar>
-        </w:tblPrEx>
         <w:tc>
           <w:tcPr>
             <w:tcW w:w="5000" w:type="pct"/>
@@ -11804,28 +10116,12 @@
                 <w:sz w:val="20"/>
                 <w:szCs w:val="20"/>
               </w:rPr>
-              <w:t xml:space="preserve"> STRUGGLE</w:t>
-            </w:r>
-            <w:r>
-              <w:rPr>
-                <w:b/>
-                <w:bCs/>
-                <w:color w:val="FF8090"/>
-                <w:sz w:val="20"/>
-                <w:szCs w:val="20"/>
-              </w:rPr>
-              <w:t xml:space="preserve"> SIGNAL — What to watch and listen for</w:t>
+              <w:t xml:space="preserve"> STRUGGLE SIGNAL — What to watch and listen for</w:t>
             </w:r>
           </w:p>
         </w:tc>
       </w:tr>
       <w:tr>
-        <w:tblPrEx>
-          <w:tblCellMar>
-            <w:top w:w="0" w:type="dxa"/>
-            <w:bottom w:w="0" w:type="dxa"/>
-          </w:tblCellMar>
-        </w:tblPrEx>
         <w:tc>
           <w:tcPr>
             <w:tcW w:w="2500" w:type="pct"/>
@@ -11868,6 +10164,7 @@
                 <w:sz w:val="20"/>
                 <w:szCs w:val="20"/>
               </w:rPr>
+              <w:lastRenderedPageBreak/>
               <w:t>• Student physically moves away from a classmate while discussing Maya's case</w:t>
             </w:r>
           </w:p>
@@ -11881,23 +10178,54 @@
                 <w:sz w:val="20"/>
                 <w:szCs w:val="20"/>
               </w:rPr>
-              <w:t xml:space="preserve">• Student </w:t>
-            </w:r>
+              <w:t>• Student asks, 'could her family get it from her?'</w:t>
+            </w:r>
+          </w:p>
+          <w:p>
+            <w:pPr>
+              <w:spacing w:before="60" w:after="60"/>
+            </w:pPr>
             <w:r>
               <w:rPr>
                 <w:color w:val="FFCCD4"/>
                 <w:sz w:val="20"/>
                 <w:szCs w:val="20"/>
               </w:rPr>
-              <w:t>asks,</w:t>
-            </w:r>
-            <w:r>
-              <w:rPr>
-                <w:color w:val="FFCCD4"/>
-                <w:sz w:val="20"/>
-                <w:szCs w:val="20"/>
-              </w:rPr>
-              <w:t xml:space="preserve"> 'could her family get it from her?'</w:t>
+              <w:t>• 'So, the cells spread — doesn't that make it contagious?' — conflating metastasis with contagion</w:t>
+            </w:r>
+          </w:p>
+        </w:tc>
+        <w:tc>
+          <w:tcPr>
+            <w:tcW w:w="2500" w:type="pct"/>
+            <w:tcBorders>
+              <w:top w:val="single" w:sz="1" w:space="0" w:color="D1E4F0"/>
+              <w:left w:val="single" w:sz="1" w:space="0" w:color="D1E4F0"/>
+              <w:bottom w:val="single" w:sz="1" w:space="0" w:color="D1E4F0"/>
+              <w:right w:val="single" w:sz="1" w:space="0" w:color="D1E4F0"/>
+            </w:tcBorders>
+            <w:shd w:val="clear" w:color="auto" w:fill="1A2A1E"/>
+            <w:tcMar>
+              <w:top w:w="100" w:type="dxa"/>
+              <w:left w:w="150" w:type="dxa"/>
+              <w:bottom w:w="100" w:type="dxa"/>
+              <w:right w:w="150" w:type="dxa"/>
+            </w:tcMar>
+          </w:tcPr>
+          <w:p>
+            <w:pPr>
+              <w:spacing w:before="60" w:after="80"/>
+            </w:pPr>
+            <w:r>
+              <w:rPr>
+                <w:b/>
+                <w:bCs/>
+                <w:color w:val="90E8A8"/>
+                <w:sz w:val="20"/>
+                <w:szCs w:val="20"/>
+              </w:rPr>
+              <w:lastRenderedPageBreak/>
+              <w:t>In-the-Moment Moves</w:t>
             </w:r>
           </w:p>
           <w:p>
@@ -11906,72 +10234,11 @@
             </w:pPr>
             <w:r>
               <w:rPr>
-                <w:color w:val="FFCCD4"/>
-                <w:sz w:val="20"/>
-                <w:szCs w:val="20"/>
-              </w:rPr>
-              <w:t>• '</w:t>
-            </w:r>
-            <w:r>
-              <w:rPr>
-                <w:color w:val="FFCCD4"/>
-                <w:sz w:val="20"/>
-                <w:szCs w:val="20"/>
-              </w:rPr>
-              <w:t>So,</w:t>
-            </w:r>
-            <w:r>
-              <w:rPr>
-                <w:color w:val="FFCCD4"/>
-                <w:sz w:val="20"/>
-                <w:szCs w:val="20"/>
-              </w:rPr>
-              <w:t xml:space="preserve"> the cells spread — doesn't that make it contagious?' — conflating metastasis with contagion</w:t>
-            </w:r>
-          </w:p>
-        </w:tc>
-        <w:tc>
-          <w:tcPr>
-            <w:tcW w:w="2500" w:type="pct"/>
-            <w:tcBorders>
-              <w:top w:val="single" w:sz="1" w:space="0" w:color="D1E4F0"/>
-              <w:left w:val="single" w:sz="1" w:space="0" w:color="D1E4F0"/>
-              <w:bottom w:val="single" w:sz="1" w:space="0" w:color="D1E4F0"/>
-              <w:right w:val="single" w:sz="1" w:space="0" w:color="D1E4F0"/>
-            </w:tcBorders>
-            <w:shd w:val="clear" w:color="auto" w:fill="1A2A1E"/>
-            <w:tcMar>
-              <w:top w:w="100" w:type="dxa"/>
-              <w:left w:w="150" w:type="dxa"/>
-              <w:bottom w:w="100" w:type="dxa"/>
-              <w:right w:w="150" w:type="dxa"/>
-            </w:tcMar>
-          </w:tcPr>
-          <w:p>
-            <w:pPr>
-              <w:spacing w:before="60" w:after="80"/>
-            </w:pPr>
-            <w:r>
-              <w:rPr>
-                <w:b/>
-                <w:bCs/>
-                <w:color w:val="90E8A8"/>
-                <w:sz w:val="20"/>
-                <w:szCs w:val="20"/>
-              </w:rPr>
-              <w:t>In-the-Moment Moves</w:t>
-            </w:r>
-          </w:p>
-          <w:p>
-            <w:pPr>
-              <w:spacing w:before="60" w:after="60"/>
-            </w:pPr>
-            <w:r>
-              <w:rPr>
                 <w:color w:val="C0EED0"/>
                 <w:sz w:val="20"/>
                 <w:szCs w:val="20"/>
               </w:rPr>
+              <w:lastRenderedPageBreak/>
               <w:t>→ Address the metastasis confusion directly: 'Cells spreading inside ONE body is metastasis. Contagious means going from one person to another. These are different things.'</w:t>
             </w:r>
           </w:p>
@@ -12019,17 +10286,7 @@
           <w:sz w:val="24"/>
           <w:szCs w:val="24"/>
         </w:rPr>
-        <w:t xml:space="preserve"> Myth</w:t>
-      </w:r>
-      <w:r>
-        <w:rPr>
-          <w:b/>
-          <w:bCs/>
-          <w:color w:val="C8102E"/>
-          <w:sz w:val="24"/>
-          <w:szCs w:val="24"/>
-        </w:rPr>
-        <w:t>: "If you inherit a mutated tumor suppressor gene, you will definitely get cancer."</w:t>
+        <w:t xml:space="preserve"> Myth: "If you inherit a mutated tumor suppressor gene, you will definitely get cancer."</w:t>
       </w:r>
     </w:p>
     <w:p>
@@ -12059,12 +10316,6 @@
         <w:gridCol w:w="8464"/>
       </w:tblGrid>
       <w:tr>
-        <w:tblPrEx>
-          <w:tblCellMar>
-            <w:top w:w="0" w:type="dxa"/>
-            <w:bottom w:w="0" w:type="dxa"/>
-          </w:tblCellMar>
-        </w:tblPrEx>
         <w:tc>
           <w:tcPr>
             <w:tcW w:w="801" w:type="pct"/>
@@ -12092,7 +10343,6 @@
                 <w:bCs/>
                 <w:color w:val="C8102E"/>
               </w:rPr>
-              <w:lastRenderedPageBreak/>
               <w:t>Why Students Think This</w:t>
             </w:r>
           </w:p>
@@ -12128,12 +10378,6 @@
         </w:tc>
       </w:tr>
       <w:tr>
-        <w:tblPrEx>
-          <w:tblCellMar>
-            <w:top w:w="0" w:type="dxa"/>
-            <w:bottom w:w="0" w:type="dxa"/>
-          </w:tblCellMar>
-        </w:tblPrEx>
         <w:tc>
           <w:tcPr>
             <w:tcW w:w="801" w:type="pct"/>
@@ -12224,12 +10468,6 @@
         <w:gridCol w:w="3358"/>
       </w:tblGrid>
       <w:tr>
-        <w:tblPrEx>
-          <w:tblCellMar>
-            <w:top w:w="0" w:type="dxa"/>
-            <w:bottom w:w="0" w:type="dxa"/>
-          </w:tblCellMar>
-        </w:tblPrEx>
         <w:tc>
           <w:tcPr>
             <w:tcW w:w="1667" w:type="pct"/>
@@ -12270,17 +10508,7 @@
                 <w:sz w:val="19"/>
                 <w:szCs w:val="19"/>
               </w:rPr>
-              <w:t xml:space="preserve"> Strong</w:t>
-            </w:r>
-            <w:r>
-              <w:rPr>
-                <w:b/>
-                <w:bCs/>
-                <w:color w:val="5ADB8A"/>
-                <w:sz w:val="19"/>
-                <w:szCs w:val="19"/>
-              </w:rPr>
-              <w:t xml:space="preserve"> Response</w:t>
+              <w:t xml:space="preserve"> Strong Response</w:t>
             </w:r>
           </w:p>
         </w:tc>
@@ -12324,17 +10552,7 @@
                 <w:sz w:val="19"/>
                 <w:szCs w:val="19"/>
               </w:rPr>
-              <w:t xml:space="preserve"> Partial</w:t>
-            </w:r>
-            <w:r>
-              <w:rPr>
-                <w:b/>
-                <w:bCs/>
-                <w:color w:val="F5C842"/>
-                <w:sz w:val="19"/>
-                <w:szCs w:val="19"/>
-              </w:rPr>
-              <w:t xml:space="preserve"> / Emerging</w:t>
+              <w:t xml:space="preserve"> Partial / Emerging</w:t>
             </w:r>
           </w:p>
         </w:tc>
@@ -12378,28 +10596,12 @@
                 <w:sz w:val="19"/>
                 <w:szCs w:val="19"/>
               </w:rPr>
-              <w:t xml:space="preserve"> Needs</w:t>
-            </w:r>
-            <w:r>
-              <w:rPr>
-                <w:b/>
-                <w:bCs/>
-                <w:color w:val="FF8090"/>
-                <w:sz w:val="19"/>
-                <w:szCs w:val="19"/>
-              </w:rPr>
-              <w:t xml:space="preserve"> Support</w:t>
+              <w:t xml:space="preserve"> Needs Support</w:t>
             </w:r>
           </w:p>
         </w:tc>
       </w:tr>
       <w:tr>
-        <w:tblPrEx>
-          <w:tblCellMar>
-            <w:top w:w="0" w:type="dxa"/>
-            <w:bottom w:w="0" w:type="dxa"/>
-          </w:tblCellMar>
-        </w:tblPrEx>
         <w:tc>
           <w:tcPr>
             <w:tcW w:w="1667" w:type="pct"/>
@@ -12522,12 +10724,6 @@
         <w:gridCol w:w="5039"/>
       </w:tblGrid>
       <w:tr>
-        <w:tblPrEx>
-          <w:tblCellMar>
-            <w:top w:w="0" w:type="dxa"/>
-            <w:bottom w:w="0" w:type="dxa"/>
-          </w:tblCellMar>
-        </w:tblPrEx>
         <w:tc>
           <w:tcPr>
             <w:tcW w:w="5000" w:type="pct"/>
@@ -12569,28 +10765,12 @@
                 <w:sz w:val="20"/>
                 <w:szCs w:val="20"/>
               </w:rPr>
-              <w:t xml:space="preserve"> STRUGGLE</w:t>
-            </w:r>
-            <w:r>
-              <w:rPr>
-                <w:b/>
-                <w:bCs/>
-                <w:color w:val="FF8090"/>
-                <w:sz w:val="20"/>
-                <w:szCs w:val="20"/>
-              </w:rPr>
-              <w:t xml:space="preserve"> SIGNAL — What to watch and listen for</w:t>
+              <w:t xml:space="preserve"> STRUGGLE SIGNAL — What to watch and listen for</w:t>
             </w:r>
           </w:p>
         </w:tc>
       </w:tr>
       <w:tr>
-        <w:tblPrEx>
-          <w:tblCellMar>
-            <w:top w:w="0" w:type="dxa"/>
-            <w:bottom w:w="0" w:type="dxa"/>
-          </w:tblCellMar>
-        </w:tblPrEx>
         <w:tc>
           <w:tcPr>
             <w:tcW w:w="2500" w:type="pct"/>
@@ -12633,65 +10813,33 @@
                 <w:sz w:val="20"/>
                 <w:szCs w:val="20"/>
               </w:rPr>
-              <w:t>• '</w:t>
-            </w:r>
+              <w:t>• 'So, Maya's mom probably has cancer too?' — assumes linear inheritance</w:t>
+            </w:r>
+          </w:p>
+          <w:p>
+            <w:pPr>
+              <w:spacing w:before="60" w:after="60"/>
+            </w:pPr>
             <w:r>
               <w:rPr>
                 <w:color w:val="FFCCD4"/>
                 <w:sz w:val="20"/>
                 <w:szCs w:val="20"/>
               </w:rPr>
-              <w:t>So,</w:t>
-            </w:r>
+              <w:t>• 'Does that mean I should be scared if cancer runs in my family?' — personal anxiety surfacing</w:t>
+            </w:r>
+          </w:p>
+          <w:p>
+            <w:pPr>
+              <w:spacing w:before="60" w:after="60"/>
+            </w:pPr>
             <w:r>
               <w:rPr>
                 <w:color w:val="FFCCD4"/>
                 <w:sz w:val="20"/>
                 <w:szCs w:val="20"/>
               </w:rPr>
-              <w:t xml:space="preserve"> Maya's mom probably has cancer too?' — assumes linear inheritance</w:t>
-            </w:r>
-          </w:p>
-          <w:p>
-            <w:pPr>
-              <w:spacing w:before="60" w:after="60"/>
-            </w:pPr>
-            <w:r>
-              <w:rPr>
-                <w:color w:val="FFCCD4"/>
-                <w:sz w:val="20"/>
-                <w:szCs w:val="20"/>
-              </w:rPr>
-              <w:t>• 'Does that mean I should be scared if cancer runs in my family?' — personal anxiety surfacing</w:t>
-            </w:r>
-          </w:p>
-          <w:p>
-            <w:pPr>
-              <w:spacing w:before="60" w:after="60"/>
-            </w:pPr>
-            <w:r>
-              <w:rPr>
-                <w:color w:val="FFCCD4"/>
-                <w:sz w:val="20"/>
-                <w:szCs w:val="20"/>
-              </w:rPr>
-              <w:t xml:space="preserve">• 'If you have the </w:t>
-            </w:r>
-            <w:r>
-              <w:rPr>
-                <w:color w:val="FFCCD4"/>
-                <w:sz w:val="20"/>
-                <w:szCs w:val="20"/>
-              </w:rPr>
-              <w:t>gene,</w:t>
-            </w:r>
-            <w:r>
-              <w:rPr>
-                <w:color w:val="FFCCD4"/>
-                <w:sz w:val="20"/>
-                <w:szCs w:val="20"/>
-              </w:rPr>
-              <w:t xml:space="preserve"> you get the cancer' — treating risk factor as deterministic</w:t>
+              <w:t>• 'If you have the gene, you get the cancer' — treating risk factor as deterministic</w:t>
             </w:r>
           </w:p>
         </w:tc>
@@ -12784,17 +10932,7 @@
           <w:sz w:val="24"/>
           <w:szCs w:val="24"/>
         </w:rPr>
-        <w:t xml:space="preserve"> Myth</w:t>
-      </w:r>
-      <w:r>
-        <w:rPr>
-          <w:b/>
-          <w:bCs/>
-          <w:color w:val="C8102E"/>
-          <w:sz w:val="24"/>
-          <w:szCs w:val="24"/>
-        </w:rPr>
-        <w:t>: "Tumor suppressor genes and oncogenes do the same thing — they both cause cancer."</w:t>
+        <w:t xml:space="preserve"> Myth: "Tumor suppressor genes and oncogenes do the same thing — they both cause cancer."</w:t>
       </w:r>
     </w:p>
     <w:p>
@@ -12824,12 +10962,6 @@
         <w:gridCol w:w="8464"/>
       </w:tblGrid>
       <w:tr>
-        <w:tblPrEx>
-          <w:tblCellMar>
-            <w:top w:w="0" w:type="dxa"/>
-            <w:bottom w:w="0" w:type="dxa"/>
-          </w:tblCellMar>
-        </w:tblPrEx>
         <w:tc>
           <w:tcPr>
             <w:tcW w:w="801" w:type="pct"/>
@@ -12892,12 +11024,6 @@
         </w:tc>
       </w:tr>
       <w:tr>
-        <w:tblPrEx>
-          <w:tblCellMar>
-            <w:top w:w="0" w:type="dxa"/>
-            <w:bottom w:w="0" w:type="dxa"/>
-          </w:tblCellMar>
-        </w:tblPrEx>
         <w:tc>
           <w:tcPr>
             <w:tcW w:w="801" w:type="pct"/>
@@ -12988,12 +11114,6 @@
         <w:gridCol w:w="3358"/>
       </w:tblGrid>
       <w:tr>
-        <w:tblPrEx>
-          <w:tblCellMar>
-            <w:top w:w="0" w:type="dxa"/>
-            <w:bottom w:w="0" w:type="dxa"/>
-          </w:tblCellMar>
-        </w:tblPrEx>
         <w:tc>
           <w:tcPr>
             <w:tcW w:w="1667" w:type="pct"/>
@@ -13024,7 +11144,6 @@
                 <w:sz w:val="19"/>
                 <w:szCs w:val="19"/>
               </w:rPr>
-              <w:lastRenderedPageBreak/>
               <w:t>✅</w:t>
             </w:r>
             <w:r>
@@ -13035,17 +11154,7 @@
                 <w:sz w:val="19"/>
                 <w:szCs w:val="19"/>
               </w:rPr>
-              <w:t xml:space="preserve"> Strong</w:t>
-            </w:r>
-            <w:r>
-              <w:rPr>
-                <w:b/>
-                <w:bCs/>
-                <w:color w:val="5ADB8A"/>
-                <w:sz w:val="19"/>
-                <w:szCs w:val="19"/>
-              </w:rPr>
-              <w:t xml:space="preserve"> Response</w:t>
+              <w:t xml:space="preserve"> Strong Response</w:t>
             </w:r>
           </w:p>
         </w:tc>
@@ -13089,17 +11198,7 @@
                 <w:sz w:val="19"/>
                 <w:szCs w:val="19"/>
               </w:rPr>
-              <w:t xml:space="preserve"> Partial</w:t>
-            </w:r>
-            <w:r>
-              <w:rPr>
-                <w:b/>
-                <w:bCs/>
-                <w:color w:val="F5C842"/>
-                <w:sz w:val="19"/>
-                <w:szCs w:val="19"/>
-              </w:rPr>
-              <w:t xml:space="preserve"> / Emerging</w:t>
+              <w:t xml:space="preserve"> Partial / Emerging</w:t>
             </w:r>
           </w:p>
         </w:tc>
@@ -13143,28 +11242,12 @@
                 <w:sz w:val="19"/>
                 <w:szCs w:val="19"/>
               </w:rPr>
-              <w:t xml:space="preserve"> Needs</w:t>
-            </w:r>
-            <w:r>
-              <w:rPr>
-                <w:b/>
-                <w:bCs/>
-                <w:color w:val="FF8090"/>
-                <w:sz w:val="19"/>
-                <w:szCs w:val="19"/>
-              </w:rPr>
-              <w:t xml:space="preserve"> Support</w:t>
+              <w:t xml:space="preserve"> Needs Support</w:t>
             </w:r>
           </w:p>
         </w:tc>
       </w:tr>
       <w:tr>
-        <w:tblPrEx>
-          <w:tblCellMar>
-            <w:top w:w="0" w:type="dxa"/>
-            <w:bottom w:w="0" w:type="dxa"/>
-          </w:tblCellMar>
-        </w:tblPrEx>
         <w:tc>
           <w:tcPr>
             <w:tcW w:w="1667" w:type="pct"/>
@@ -13287,12 +11370,6 @@
         <w:gridCol w:w="5039"/>
       </w:tblGrid>
       <w:tr>
-        <w:tblPrEx>
-          <w:tblCellMar>
-            <w:top w:w="0" w:type="dxa"/>
-            <w:bottom w:w="0" w:type="dxa"/>
-          </w:tblCellMar>
-        </w:tblPrEx>
         <w:tc>
           <w:tcPr>
             <w:tcW w:w="5000" w:type="pct"/>
@@ -13334,28 +11411,12 @@
                 <w:sz w:val="20"/>
                 <w:szCs w:val="20"/>
               </w:rPr>
-              <w:t xml:space="preserve"> STRUGGLE</w:t>
-            </w:r>
-            <w:r>
-              <w:rPr>
-                <w:b/>
-                <w:bCs/>
-                <w:color w:val="FF8090"/>
-                <w:sz w:val="20"/>
-                <w:szCs w:val="20"/>
-              </w:rPr>
-              <w:t xml:space="preserve"> SIGNAL — What to watch and listen for</w:t>
+              <w:t xml:space="preserve"> STRUGGLE SIGNAL — What to watch and listen for</w:t>
             </w:r>
           </w:p>
         </w:tc>
       </w:tr>
       <w:tr>
-        <w:tblPrEx>
-          <w:tblCellMar>
-            <w:top w:w="0" w:type="dxa"/>
-            <w:bottom w:w="0" w:type="dxa"/>
-          </w:tblCellMar>
-        </w:tblPrEx>
         <w:tc>
           <w:tcPr>
             <w:tcW w:w="2500" w:type="pct"/>
@@ -13411,23 +11472,7 @@
                 <w:sz w:val="20"/>
                 <w:szCs w:val="20"/>
               </w:rPr>
-              <w:t>• '</w:t>
-            </w:r>
-            <w:r>
-              <w:rPr>
-                <w:color w:val="FFCCD4"/>
-                <w:sz w:val="20"/>
-                <w:szCs w:val="20"/>
-              </w:rPr>
-              <w:t>So,</w:t>
-            </w:r>
-            <w:r>
-              <w:rPr>
-                <w:color w:val="FFCCD4"/>
-                <w:sz w:val="20"/>
-                <w:szCs w:val="20"/>
-              </w:rPr>
-              <w:t xml:space="preserve"> you need to fix the oncogene and the tumor suppressor' — correct but no reasoning about HOW you'd fix each</w:t>
+              <w:t>• 'So, you need to fix the oncogene and the tumor suppressor' — correct but no reasoning about HOW you'd fix each</w:t>
             </w:r>
           </w:p>
           <w:p>
@@ -13551,12 +11596,6 @@
         <w:gridCol w:w="4009"/>
       </w:tblGrid>
       <w:tr>
-        <w:tblPrEx>
-          <w:tblCellMar>
-            <w:top w:w="0" w:type="dxa"/>
-            <w:bottom w:w="0" w:type="dxa"/>
-          </w:tblCellMar>
-        </w:tblPrEx>
         <w:tc>
           <w:tcPr>
             <w:tcW w:w="1016" w:type="pct"/>
@@ -13658,12 +11697,6 @@
         </w:tc>
       </w:tr>
       <w:tr>
-        <w:tblPrEx>
-          <w:tblCellMar>
-            <w:top w:w="0" w:type="dxa"/>
-            <w:bottom w:w="0" w:type="dxa"/>
-          </w:tblCellMar>
-        </w:tblPrEx>
         <w:tc>
           <w:tcPr>
             <w:tcW w:w="1016" w:type="pct"/>
@@ -13755,12 +11788,6 @@
         </w:tc>
       </w:tr>
       <w:tr>
-        <w:tblPrEx>
-          <w:tblCellMar>
-            <w:top w:w="0" w:type="dxa"/>
-            <w:bottom w:w="0" w:type="dxa"/>
-          </w:tblCellMar>
-        </w:tblPrEx>
         <w:tc>
           <w:tcPr>
             <w:tcW w:w="1016" w:type="pct"/>
@@ -13817,7 +11844,14 @@
               <w:rPr>
                 <w:color w:val="1E293B"/>
               </w:rPr>
-              <w:t>Pre-annotated cell cycle diagram — phase labels filled in, checkpoints marked. Student focuses analysis on the checkpoint functions rather than recall.</w:t>
+              <w:t xml:space="preserve">Pre-annotated cell cycle diagram — phase labels filled in, checkpoints </w:t>
+            </w:r>
+            <w:r>
+              <w:rPr>
+                <w:color w:val="1E293B"/>
+              </w:rPr>
+              <w:lastRenderedPageBreak/>
+              <w:t>marked. Student focuses analysis on the checkpoint functions rather than recall.</w:t>
             </w:r>
           </w:p>
         </w:tc>
@@ -13846,18 +11880,20 @@
               <w:rPr>
                 <w:color w:val="1E293B"/>
               </w:rPr>
-              <w:t>Student spends more than 4 minutes on the diagram labeling task and is not progressing to the analysis portion. Quietly provide without announcing.</w:t>
+              <w:lastRenderedPageBreak/>
+              <w:t xml:space="preserve">Student spends more than 4 minutes on the diagram labeling task and is </w:t>
+            </w:r>
+            <w:r>
+              <w:rPr>
+                <w:color w:val="1E293B"/>
+              </w:rPr>
+              <w:lastRenderedPageBreak/>
+              <w:t>not progressing to the analysis portion. Quietly provide without announcing.</w:t>
             </w:r>
           </w:p>
         </w:tc>
       </w:tr>
       <w:tr>
-        <w:tblPrEx>
-          <w:tblCellMar>
-            <w:top w:w="0" w:type="dxa"/>
-            <w:bottom w:w="0" w:type="dxa"/>
-          </w:tblCellMar>
-        </w:tblPrEx>
         <w:tc>
           <w:tcPr>
             <w:tcW w:w="1016" w:type="pct"/>
@@ -13885,6 +11921,7 @@
                 <w:bCs/>
                 <w:color w:val="1A3A5C"/>
               </w:rPr>
+              <w:lastRenderedPageBreak/>
               <w:t>Extension</w:t>
             </w:r>
           </w:p>
@@ -13914,13 +11951,7 @@
               <w:rPr>
                 <w:color w:val="1E293B"/>
               </w:rPr>
-              <w:t>Genomic data portal</w:t>
-            </w:r>
-            <w:r>
-              <w:rPr>
-                <w:color w:val="1E293B"/>
-              </w:rPr>
-              <w:t xml:space="preserve"> (</w:t>
+              <w:t>Genomic data portal (</w:t>
             </w:r>
             <w:hyperlink r:id="rId6" w:history="1">
               <w:r>
@@ -13934,13 +11965,7 @@
               <w:rPr>
                 <w:color w:val="1E293B"/>
               </w:rPr>
-              <w:t>)</w:t>
-            </w:r>
-            <w:r>
-              <w:rPr>
-                <w:color w:val="1E293B"/>
-              </w:rPr>
-              <w:t>: 'Compare TP53 mutation rates in pediatric ALL vs. adult lung cancer.' Provide a guiding question card, not open-ended searching.</w:t>
+              <w:t>): 'Compare TP53 mutation rates in pediatric ALL vs. adult lung cancer.' Provide a guiding question card, not open-ended searching.</w:t>
             </w:r>
           </w:p>
         </w:tc>
@@ -13975,12 +12000,6 @@
         </w:tc>
       </w:tr>
       <w:tr>
-        <w:tblPrEx>
-          <w:tblCellMar>
-            <w:top w:w="0" w:type="dxa"/>
-            <w:bottom w:w="0" w:type="dxa"/>
-          </w:tblCellMar>
-        </w:tblPrEx>
         <w:tc>
           <w:tcPr>
             <w:tcW w:w="1016" w:type="pct"/>
@@ -14008,7 +12027,6 @@
                 <w:bCs/>
                 <w:color w:val="1A3A5C"/>
               </w:rPr>
-              <w:lastRenderedPageBreak/>
               <w:t>UDL — Representation</w:t>
             </w:r>
           </w:p>
@@ -14073,12 +12091,6 @@
         </w:tc>
       </w:tr>
       <w:tr>
-        <w:tblPrEx>
-          <w:tblCellMar>
-            <w:top w:w="0" w:type="dxa"/>
-            <w:bottom w:w="0" w:type="dxa"/>
-          </w:tblCellMar>
-        </w:tblPrEx>
         <w:tc>
           <w:tcPr>
             <w:tcW w:w="1016" w:type="pct"/>
@@ -14164,19 +12176,7 @@
               <w:rPr>
                 <w:color w:val="1E293B"/>
               </w:rPr>
-              <w:t xml:space="preserve">Student appears disengaged or </w:t>
-            </w:r>
-            <w:r>
-              <w:rPr>
-                <w:color w:val="1E293B"/>
-              </w:rPr>
-              <w:t>says,</w:t>
-            </w:r>
-            <w:r>
-              <w:rPr>
-                <w:color w:val="1E293B"/>
-              </w:rPr>
-              <w:t xml:space="preserve"> 'this doesn't apply to me.' Offering a lens that matches their identity or interest point often restores buy-in within 2 minutes.</w:t>
+              <w:t>Student appears disengaged or says, 'this doesn't apply to me.' Offering a lens that matches their identity or interest point often restores buy-in within 2 minutes.</w:t>
             </w:r>
           </w:p>
         </w:tc>
@@ -14245,12 +12245,6 @@
         <w:gridCol w:w="2110"/>
       </w:tblGrid>
       <w:tr>
-        <w:tblPrEx>
-          <w:tblCellMar>
-            <w:top w:w="0" w:type="dxa"/>
-            <w:bottom w:w="0" w:type="dxa"/>
-          </w:tblCellMar>
-        </w:tblPrEx>
         <w:tc>
           <w:tcPr>
             <w:tcW w:w="1175" w:type="pct"/>
@@ -14385,12 +12379,6 @@
         </w:tc>
       </w:tr>
       <w:tr>
-        <w:tblPrEx>
-          <w:tblCellMar>
-            <w:top w:w="0" w:type="dxa"/>
-            <w:bottom w:w="0" w:type="dxa"/>
-          </w:tblCellMar>
-        </w:tblPrEx>
         <w:tc>
           <w:tcPr>
             <w:tcW w:w="1175" w:type="pct"/>
@@ -14447,19 +12435,7 @@
               <w:rPr>
                 <w:color w:val="1E293B"/>
               </w:rPr>
-              <w:t>Ask: 'Show me with your fingers</w:t>
-            </w:r>
-            <w:r>
-              <w:rPr>
-                <w:color w:val="1E293B"/>
-              </w:rPr>
-              <w:t xml:space="preserve">; </w:t>
-            </w:r>
-            <w:r>
-              <w:rPr>
-                <w:color w:val="1E293B"/>
-              </w:rPr>
-              <w:t>5 means you can explain this to someone else, 1 means you need more support.' Students hold up fingers simultaneously.</w:t>
+              <w:t>Ask: 'Show me with your fingers; 5 means you can explain this to someone else, 1 means you need more support.' Students hold up fingers simultaneously.</w:t>
             </w:r>
           </w:p>
         </w:tc>
@@ -14523,12 +12499,6 @@
         </w:tc>
       </w:tr>
       <w:tr>
-        <w:tblPrEx>
-          <w:tblCellMar>
-            <w:top w:w="0" w:type="dxa"/>
-            <w:bottom w:w="0" w:type="dxa"/>
-          </w:tblCellMar>
-        </w:tblPrEx>
         <w:tc>
           <w:tcPr>
             <w:tcW w:w="1175" w:type="pct"/>
@@ -14585,21 +12555,7 @@
               <w:rPr>
                 <w:color w:val="1E293B"/>
               </w:rPr>
-              <w:t xml:space="preserve">Ask a question. </w:t>
-            </w:r>
-            <w:proofErr w:type="gramStart"/>
-            <w:r>
-              <w:rPr>
-                <w:color w:val="1E293B"/>
-              </w:rPr>
-              <w:t>Cold-call</w:t>
-            </w:r>
-            <w:proofErr w:type="gramEnd"/>
-            <w:r>
-              <w:rPr>
-                <w:color w:val="1E293B"/>
-              </w:rPr>
-              <w:t xml:space="preserve"> a student. Before they answer, say: 'If you're not sure, tell me what you DO know and we'll build from there.'</w:t>
+              <w:t>Ask a question. Cold-call a student. Before they answer, say: 'If you're not sure, tell me what you DO know and we'll build from there.'</w:t>
             </w:r>
           </w:p>
         </w:tc>
@@ -14663,12 +12619,6 @@
         </w:tc>
       </w:tr>
       <w:tr>
-        <w:tblPrEx>
-          <w:tblCellMar>
-            <w:top w:w="0" w:type="dxa"/>
-            <w:bottom w:w="0" w:type="dxa"/>
-          </w:tblCellMar>
-        </w:tblPrEx>
         <w:tc>
           <w:tcPr>
             <w:tcW w:w="1175" w:type="pct"/>
@@ -14696,6 +12646,7 @@
                 <w:bCs/>
                 <w:color w:val="1A3A5C"/>
               </w:rPr>
+              <w:lastRenderedPageBreak/>
               <w:t>Pair Read-Aloud</w:t>
             </w:r>
           </w:p>
@@ -14789,12 +12740,6 @@
         </w:tc>
       </w:tr>
       <w:tr>
-        <w:tblPrEx>
-          <w:tblCellMar>
-            <w:top w:w="0" w:type="dxa"/>
-            <w:bottom w:w="0" w:type="dxa"/>
-          </w:tblCellMar>
-        </w:tblPrEx>
         <w:tc>
           <w:tcPr>
             <w:tcW w:w="1175" w:type="pct"/>
@@ -14822,7 +12767,6 @@
                 <w:bCs/>
                 <w:color w:val="1A3A5C"/>
               </w:rPr>
-              <w:lastRenderedPageBreak/>
               <w:t>Exit Ticket Scan</w:t>
             </w:r>
           </w:p>
@@ -14916,12 +12860,6 @@
         </w:tc>
       </w:tr>
       <w:tr>
-        <w:tblPrEx>
-          <w:tblCellMar>
-            <w:top w:w="0" w:type="dxa"/>
-            <w:bottom w:w="0" w:type="dxa"/>
-          </w:tblCellMar>
-        </w:tblPrEx>
         <w:tc>
           <w:tcPr>
             <w:tcW w:w="1175" w:type="pct"/>
@@ -15106,12 +13044,6 @@
         <w:gridCol w:w="3296"/>
       </w:tblGrid>
       <w:tr>
-        <w:tblPrEx>
-          <w:tblCellMar>
-            <w:top w:w="0" w:type="dxa"/>
-            <w:bottom w:w="0" w:type="dxa"/>
-          </w:tblCellMar>
-        </w:tblPrEx>
         <w:tc>
           <w:tcPr>
             <w:tcW w:w="962" w:type="pct"/>
@@ -15290,12 +13222,6 @@
         </w:tc>
       </w:tr>
       <w:tr>
-        <w:tblPrEx>
-          <w:tblCellMar>
-            <w:top w:w="0" w:type="dxa"/>
-            <w:bottom w:w="0" w:type="dxa"/>
-          </w:tblCellMar>
-        </w:tblPrEx>
         <w:tc>
           <w:tcPr>
             <w:tcW w:w="962" w:type="pct"/>
@@ -15340,141 +13266,75 @@
             <w:pPr>
               <w:spacing w:before="60" w:after="80"/>
             </w:pPr>
-            <w:proofErr w:type="gramStart"/>
             <w:r>
               <w:rPr>
                 <w:color w:val="64748B"/>
                 <w:sz w:val="20"/>
                 <w:szCs w:val="20"/>
               </w:rPr>
-              <w:t>Y  /</w:t>
-            </w:r>
-            <w:proofErr w:type="gramEnd"/>
+              <w:t>Y  /  N  /  Partial</w:t>
+            </w:r>
+          </w:p>
+        </w:tc>
+        <w:tc>
+          <w:tcPr>
+            <w:tcW w:w="801" w:type="pct"/>
+            <w:tcBorders>
+              <w:top w:val="single" w:sz="1" w:space="0" w:color="D1E4F0"/>
+              <w:left w:val="single" w:sz="1" w:space="0" w:color="D1E4F0"/>
+              <w:bottom w:val="single" w:sz="1" w:space="0" w:color="D1E4F0"/>
+              <w:right w:val="single" w:sz="1" w:space="0" w:color="D1E4F0"/>
+            </w:tcBorders>
+            <w:shd w:val="clear" w:color="auto" w:fill="FFFFFF"/>
+            <w:tcMar>
+              <w:top w:w="100" w:type="dxa"/>
+              <w:left w:w="150" w:type="dxa"/>
+              <w:bottom w:w="100" w:type="dxa"/>
+              <w:right w:w="150" w:type="dxa"/>
+            </w:tcMar>
+          </w:tcPr>
+          <w:p>
+            <w:pPr>
+              <w:spacing w:before="60" w:after="80"/>
+            </w:pPr>
             <w:r>
               <w:rPr>
                 <w:color w:val="64748B"/>
                 <w:sz w:val="20"/>
                 <w:szCs w:val="20"/>
               </w:rPr>
-              <w:t xml:space="preserve">  </w:t>
-            </w:r>
-            <w:proofErr w:type="gramStart"/>
+              <w:t>Y  /  N  /  Partial</w:t>
+            </w:r>
+          </w:p>
+        </w:tc>
+        <w:tc>
+          <w:tcPr>
+            <w:tcW w:w="801" w:type="pct"/>
+            <w:tcBorders>
+              <w:top w:val="single" w:sz="1" w:space="0" w:color="D1E4F0"/>
+              <w:left w:val="single" w:sz="1" w:space="0" w:color="D1E4F0"/>
+              <w:bottom w:val="single" w:sz="1" w:space="0" w:color="D1E4F0"/>
+              <w:right w:val="single" w:sz="1" w:space="0" w:color="D1E4F0"/>
+            </w:tcBorders>
+            <w:shd w:val="clear" w:color="auto" w:fill="FFFFFF"/>
+            <w:tcMar>
+              <w:top w:w="100" w:type="dxa"/>
+              <w:left w:w="150" w:type="dxa"/>
+              <w:bottom w:w="100" w:type="dxa"/>
+              <w:right w:w="150" w:type="dxa"/>
+            </w:tcMar>
+          </w:tcPr>
+          <w:p>
+            <w:pPr>
+              <w:spacing w:before="60" w:after="80"/>
+            </w:pPr>
             <w:r>
               <w:rPr>
                 <w:color w:val="64748B"/>
                 <w:sz w:val="20"/>
                 <w:szCs w:val="20"/>
               </w:rPr>
-              <w:t>N  /</w:t>
-            </w:r>
-            <w:proofErr w:type="gramEnd"/>
-            <w:r>
-              <w:rPr>
-                <w:color w:val="64748B"/>
-                <w:sz w:val="20"/>
-                <w:szCs w:val="20"/>
-              </w:rPr>
-              <w:t xml:space="preserve">  Partial</w:t>
-            </w:r>
-          </w:p>
-        </w:tc>
-        <w:tc>
-          <w:tcPr>
-            <w:tcW w:w="801" w:type="pct"/>
-            <w:tcBorders>
-              <w:top w:val="single" w:sz="1" w:space="0" w:color="D1E4F0"/>
-              <w:left w:val="single" w:sz="1" w:space="0" w:color="D1E4F0"/>
-              <w:bottom w:val="single" w:sz="1" w:space="0" w:color="D1E4F0"/>
-              <w:right w:val="single" w:sz="1" w:space="0" w:color="D1E4F0"/>
-            </w:tcBorders>
-            <w:shd w:val="clear" w:color="auto" w:fill="FFFFFF"/>
-            <w:tcMar>
-              <w:top w:w="100" w:type="dxa"/>
-              <w:left w:w="150" w:type="dxa"/>
-              <w:bottom w:w="100" w:type="dxa"/>
-              <w:right w:w="150" w:type="dxa"/>
-            </w:tcMar>
-          </w:tcPr>
-          <w:p>
-            <w:pPr>
-              <w:spacing w:before="60" w:after="80"/>
-            </w:pPr>
-            <w:proofErr w:type="gramStart"/>
-            <w:r>
-              <w:rPr>
-                <w:color w:val="64748B"/>
-                <w:sz w:val="20"/>
-                <w:szCs w:val="20"/>
-              </w:rPr>
-              <w:t>Y  /</w:t>
-            </w:r>
-            <w:proofErr w:type="gramEnd"/>
-            <w:r>
-              <w:rPr>
-                <w:color w:val="64748B"/>
-                <w:sz w:val="20"/>
-                <w:szCs w:val="20"/>
-              </w:rPr>
-              <w:t xml:space="preserve">  </w:t>
-            </w:r>
-            <w:proofErr w:type="gramStart"/>
-            <w:r>
-              <w:rPr>
-                <w:color w:val="64748B"/>
-                <w:sz w:val="20"/>
-                <w:szCs w:val="20"/>
-              </w:rPr>
-              <w:t>N  /</w:t>
-            </w:r>
-            <w:proofErr w:type="gramEnd"/>
-            <w:r>
-              <w:rPr>
-                <w:color w:val="64748B"/>
-                <w:sz w:val="20"/>
-                <w:szCs w:val="20"/>
-              </w:rPr>
-              <w:t xml:space="preserve">  Partial</w:t>
-            </w:r>
-          </w:p>
-        </w:tc>
-        <w:tc>
-          <w:tcPr>
-            <w:tcW w:w="801" w:type="pct"/>
-            <w:tcBorders>
-              <w:top w:val="single" w:sz="1" w:space="0" w:color="D1E4F0"/>
-              <w:left w:val="single" w:sz="1" w:space="0" w:color="D1E4F0"/>
-              <w:bottom w:val="single" w:sz="1" w:space="0" w:color="D1E4F0"/>
-              <w:right w:val="single" w:sz="1" w:space="0" w:color="D1E4F0"/>
-            </w:tcBorders>
-            <w:shd w:val="clear" w:color="auto" w:fill="FFFFFF"/>
-            <w:tcMar>
-              <w:top w:w="100" w:type="dxa"/>
-              <w:left w:w="150" w:type="dxa"/>
-              <w:bottom w:w="100" w:type="dxa"/>
-              <w:right w:w="150" w:type="dxa"/>
-            </w:tcMar>
-          </w:tcPr>
-          <w:p>
-            <w:pPr>
-              <w:spacing w:before="60" w:after="80"/>
-            </w:pPr>
-            <w:proofErr w:type="gramStart"/>
-            <w:r>
-              <w:rPr>
-                <w:color w:val="64748B"/>
-                <w:sz w:val="20"/>
-                <w:szCs w:val="20"/>
-              </w:rPr>
-              <w:t>Y  /</w:t>
-            </w:r>
-            <w:proofErr w:type="gramEnd"/>
-            <w:r>
-              <w:rPr>
-                <w:color w:val="64748B"/>
-                <w:sz w:val="20"/>
-                <w:szCs w:val="20"/>
-              </w:rPr>
-              <w:t xml:space="preserve">  N</w:t>
+              <w:t>Y  /  N</w:t>
             </w:r>
           </w:p>
         </w:tc>
@@ -15503,12 +13363,6 @@
         </w:tc>
       </w:tr>
       <w:tr>
-        <w:tblPrEx>
-          <w:tblCellMar>
-            <w:top w:w="0" w:type="dxa"/>
-            <w:bottom w:w="0" w:type="dxa"/>
-          </w:tblCellMar>
-        </w:tblPrEx>
         <w:tc>
           <w:tcPr>
             <w:tcW w:w="962" w:type="pct"/>
@@ -15553,141 +13407,75 @@
             <w:pPr>
               <w:spacing w:before="60" w:after="80"/>
             </w:pPr>
-            <w:proofErr w:type="gramStart"/>
             <w:r>
               <w:rPr>
                 <w:color w:val="64748B"/>
                 <w:sz w:val="20"/>
                 <w:szCs w:val="20"/>
               </w:rPr>
-              <w:t>Y  /</w:t>
-            </w:r>
-            <w:proofErr w:type="gramEnd"/>
+              <w:t>Y  /  N  /  Partial</w:t>
+            </w:r>
+          </w:p>
+        </w:tc>
+        <w:tc>
+          <w:tcPr>
+            <w:tcW w:w="801" w:type="pct"/>
+            <w:tcBorders>
+              <w:top w:val="single" w:sz="1" w:space="0" w:color="D1E4F0"/>
+              <w:left w:val="single" w:sz="1" w:space="0" w:color="D1E4F0"/>
+              <w:bottom w:val="single" w:sz="1" w:space="0" w:color="D1E4F0"/>
+              <w:right w:val="single" w:sz="1" w:space="0" w:color="D1E4F0"/>
+            </w:tcBorders>
+            <w:shd w:val="clear" w:color="auto" w:fill="FFFFFF"/>
+            <w:tcMar>
+              <w:top w:w="100" w:type="dxa"/>
+              <w:left w:w="150" w:type="dxa"/>
+              <w:bottom w:w="100" w:type="dxa"/>
+              <w:right w:w="150" w:type="dxa"/>
+            </w:tcMar>
+          </w:tcPr>
+          <w:p>
+            <w:pPr>
+              <w:spacing w:before="60" w:after="80"/>
+            </w:pPr>
             <w:r>
               <w:rPr>
                 <w:color w:val="64748B"/>
                 <w:sz w:val="20"/>
                 <w:szCs w:val="20"/>
               </w:rPr>
-              <w:t xml:space="preserve">  </w:t>
-            </w:r>
-            <w:proofErr w:type="gramStart"/>
+              <w:t>Y  /  N  /  Partial</w:t>
+            </w:r>
+          </w:p>
+        </w:tc>
+        <w:tc>
+          <w:tcPr>
+            <w:tcW w:w="801" w:type="pct"/>
+            <w:tcBorders>
+              <w:top w:val="single" w:sz="1" w:space="0" w:color="D1E4F0"/>
+              <w:left w:val="single" w:sz="1" w:space="0" w:color="D1E4F0"/>
+              <w:bottom w:val="single" w:sz="1" w:space="0" w:color="D1E4F0"/>
+              <w:right w:val="single" w:sz="1" w:space="0" w:color="D1E4F0"/>
+            </w:tcBorders>
+            <w:shd w:val="clear" w:color="auto" w:fill="FFFFFF"/>
+            <w:tcMar>
+              <w:top w:w="100" w:type="dxa"/>
+              <w:left w:w="150" w:type="dxa"/>
+              <w:bottom w:w="100" w:type="dxa"/>
+              <w:right w:w="150" w:type="dxa"/>
+            </w:tcMar>
+          </w:tcPr>
+          <w:p>
+            <w:pPr>
+              <w:spacing w:before="60" w:after="80"/>
+            </w:pPr>
             <w:r>
               <w:rPr>
                 <w:color w:val="64748B"/>
                 <w:sz w:val="20"/>
                 <w:szCs w:val="20"/>
               </w:rPr>
-              <w:t>N  /</w:t>
-            </w:r>
-            <w:proofErr w:type="gramEnd"/>
-            <w:r>
-              <w:rPr>
-                <w:color w:val="64748B"/>
-                <w:sz w:val="20"/>
-                <w:szCs w:val="20"/>
-              </w:rPr>
-              <w:t xml:space="preserve">  Partial</w:t>
-            </w:r>
-          </w:p>
-        </w:tc>
-        <w:tc>
-          <w:tcPr>
-            <w:tcW w:w="801" w:type="pct"/>
-            <w:tcBorders>
-              <w:top w:val="single" w:sz="1" w:space="0" w:color="D1E4F0"/>
-              <w:left w:val="single" w:sz="1" w:space="0" w:color="D1E4F0"/>
-              <w:bottom w:val="single" w:sz="1" w:space="0" w:color="D1E4F0"/>
-              <w:right w:val="single" w:sz="1" w:space="0" w:color="D1E4F0"/>
-            </w:tcBorders>
-            <w:shd w:val="clear" w:color="auto" w:fill="FFFFFF"/>
-            <w:tcMar>
-              <w:top w:w="100" w:type="dxa"/>
-              <w:left w:w="150" w:type="dxa"/>
-              <w:bottom w:w="100" w:type="dxa"/>
-              <w:right w:w="150" w:type="dxa"/>
-            </w:tcMar>
-          </w:tcPr>
-          <w:p>
-            <w:pPr>
-              <w:spacing w:before="60" w:after="80"/>
-            </w:pPr>
-            <w:proofErr w:type="gramStart"/>
-            <w:r>
-              <w:rPr>
-                <w:color w:val="64748B"/>
-                <w:sz w:val="20"/>
-                <w:szCs w:val="20"/>
-              </w:rPr>
-              <w:t>Y  /</w:t>
-            </w:r>
-            <w:proofErr w:type="gramEnd"/>
-            <w:r>
-              <w:rPr>
-                <w:color w:val="64748B"/>
-                <w:sz w:val="20"/>
-                <w:szCs w:val="20"/>
-              </w:rPr>
-              <w:t xml:space="preserve">  </w:t>
-            </w:r>
-            <w:proofErr w:type="gramStart"/>
-            <w:r>
-              <w:rPr>
-                <w:color w:val="64748B"/>
-                <w:sz w:val="20"/>
-                <w:szCs w:val="20"/>
-              </w:rPr>
-              <w:t>N  /</w:t>
-            </w:r>
-            <w:proofErr w:type="gramEnd"/>
-            <w:r>
-              <w:rPr>
-                <w:color w:val="64748B"/>
-                <w:sz w:val="20"/>
-                <w:szCs w:val="20"/>
-              </w:rPr>
-              <w:t xml:space="preserve">  Partial</w:t>
-            </w:r>
-          </w:p>
-        </w:tc>
-        <w:tc>
-          <w:tcPr>
-            <w:tcW w:w="801" w:type="pct"/>
-            <w:tcBorders>
-              <w:top w:val="single" w:sz="1" w:space="0" w:color="D1E4F0"/>
-              <w:left w:val="single" w:sz="1" w:space="0" w:color="D1E4F0"/>
-              <w:bottom w:val="single" w:sz="1" w:space="0" w:color="D1E4F0"/>
-              <w:right w:val="single" w:sz="1" w:space="0" w:color="D1E4F0"/>
-            </w:tcBorders>
-            <w:shd w:val="clear" w:color="auto" w:fill="FFFFFF"/>
-            <w:tcMar>
-              <w:top w:w="100" w:type="dxa"/>
-              <w:left w:w="150" w:type="dxa"/>
-              <w:bottom w:w="100" w:type="dxa"/>
-              <w:right w:w="150" w:type="dxa"/>
-            </w:tcMar>
-          </w:tcPr>
-          <w:p>
-            <w:pPr>
-              <w:spacing w:before="60" w:after="80"/>
-            </w:pPr>
-            <w:proofErr w:type="gramStart"/>
-            <w:r>
-              <w:rPr>
-                <w:color w:val="64748B"/>
-                <w:sz w:val="20"/>
-                <w:szCs w:val="20"/>
-              </w:rPr>
-              <w:t>Y  /</w:t>
-            </w:r>
-            <w:proofErr w:type="gramEnd"/>
-            <w:r>
-              <w:rPr>
-                <w:color w:val="64748B"/>
-                <w:sz w:val="20"/>
-                <w:szCs w:val="20"/>
-              </w:rPr>
-              <w:t xml:space="preserve">  N</w:t>
+              <w:t>Y  /  N</w:t>
             </w:r>
           </w:p>
         </w:tc>
@@ -15716,12 +13504,6 @@
         </w:tc>
       </w:tr>
       <w:tr>
-        <w:tblPrEx>
-          <w:tblCellMar>
-            <w:top w:w="0" w:type="dxa"/>
-            <w:bottom w:w="0" w:type="dxa"/>
-          </w:tblCellMar>
-        </w:tblPrEx>
         <w:tc>
           <w:tcPr>
             <w:tcW w:w="962" w:type="pct"/>
@@ -15766,141 +13548,75 @@
             <w:pPr>
               <w:spacing w:before="60" w:after="80"/>
             </w:pPr>
-            <w:proofErr w:type="gramStart"/>
             <w:r>
               <w:rPr>
                 <w:color w:val="64748B"/>
                 <w:sz w:val="20"/>
                 <w:szCs w:val="20"/>
               </w:rPr>
-              <w:t>Y  /</w:t>
-            </w:r>
-            <w:proofErr w:type="gramEnd"/>
+              <w:t>Y  /  N  /  Partial</w:t>
+            </w:r>
+          </w:p>
+        </w:tc>
+        <w:tc>
+          <w:tcPr>
+            <w:tcW w:w="801" w:type="pct"/>
+            <w:tcBorders>
+              <w:top w:val="single" w:sz="1" w:space="0" w:color="D1E4F0"/>
+              <w:left w:val="single" w:sz="1" w:space="0" w:color="D1E4F0"/>
+              <w:bottom w:val="single" w:sz="1" w:space="0" w:color="D1E4F0"/>
+              <w:right w:val="single" w:sz="1" w:space="0" w:color="D1E4F0"/>
+            </w:tcBorders>
+            <w:shd w:val="clear" w:color="auto" w:fill="FFFFFF"/>
+            <w:tcMar>
+              <w:top w:w="100" w:type="dxa"/>
+              <w:left w:w="150" w:type="dxa"/>
+              <w:bottom w:w="100" w:type="dxa"/>
+              <w:right w:w="150" w:type="dxa"/>
+            </w:tcMar>
+          </w:tcPr>
+          <w:p>
+            <w:pPr>
+              <w:spacing w:before="60" w:after="80"/>
+            </w:pPr>
             <w:r>
               <w:rPr>
                 <w:color w:val="64748B"/>
                 <w:sz w:val="20"/>
                 <w:szCs w:val="20"/>
               </w:rPr>
-              <w:t xml:space="preserve">  </w:t>
-            </w:r>
-            <w:proofErr w:type="gramStart"/>
+              <w:t>Y  /  N  /  Partial</w:t>
+            </w:r>
+          </w:p>
+        </w:tc>
+        <w:tc>
+          <w:tcPr>
+            <w:tcW w:w="801" w:type="pct"/>
+            <w:tcBorders>
+              <w:top w:val="single" w:sz="1" w:space="0" w:color="D1E4F0"/>
+              <w:left w:val="single" w:sz="1" w:space="0" w:color="D1E4F0"/>
+              <w:bottom w:val="single" w:sz="1" w:space="0" w:color="D1E4F0"/>
+              <w:right w:val="single" w:sz="1" w:space="0" w:color="D1E4F0"/>
+            </w:tcBorders>
+            <w:shd w:val="clear" w:color="auto" w:fill="FFFFFF"/>
+            <w:tcMar>
+              <w:top w:w="100" w:type="dxa"/>
+              <w:left w:w="150" w:type="dxa"/>
+              <w:bottom w:w="100" w:type="dxa"/>
+              <w:right w:w="150" w:type="dxa"/>
+            </w:tcMar>
+          </w:tcPr>
+          <w:p>
+            <w:pPr>
+              <w:spacing w:before="60" w:after="80"/>
+            </w:pPr>
             <w:r>
               <w:rPr>
                 <w:color w:val="64748B"/>
                 <w:sz w:val="20"/>
                 <w:szCs w:val="20"/>
               </w:rPr>
-              <w:t>N  /</w:t>
-            </w:r>
-            <w:proofErr w:type="gramEnd"/>
-            <w:r>
-              <w:rPr>
-                <w:color w:val="64748B"/>
-                <w:sz w:val="20"/>
-                <w:szCs w:val="20"/>
-              </w:rPr>
-              <w:t xml:space="preserve">  Partial</w:t>
-            </w:r>
-          </w:p>
-        </w:tc>
-        <w:tc>
-          <w:tcPr>
-            <w:tcW w:w="801" w:type="pct"/>
-            <w:tcBorders>
-              <w:top w:val="single" w:sz="1" w:space="0" w:color="D1E4F0"/>
-              <w:left w:val="single" w:sz="1" w:space="0" w:color="D1E4F0"/>
-              <w:bottom w:val="single" w:sz="1" w:space="0" w:color="D1E4F0"/>
-              <w:right w:val="single" w:sz="1" w:space="0" w:color="D1E4F0"/>
-            </w:tcBorders>
-            <w:shd w:val="clear" w:color="auto" w:fill="FFFFFF"/>
-            <w:tcMar>
-              <w:top w:w="100" w:type="dxa"/>
-              <w:left w:w="150" w:type="dxa"/>
-              <w:bottom w:w="100" w:type="dxa"/>
-              <w:right w:w="150" w:type="dxa"/>
-            </w:tcMar>
-          </w:tcPr>
-          <w:p>
-            <w:pPr>
-              <w:spacing w:before="60" w:after="80"/>
-            </w:pPr>
-            <w:proofErr w:type="gramStart"/>
-            <w:r>
-              <w:rPr>
-                <w:color w:val="64748B"/>
-                <w:sz w:val="20"/>
-                <w:szCs w:val="20"/>
-              </w:rPr>
-              <w:t>Y  /</w:t>
-            </w:r>
-            <w:proofErr w:type="gramEnd"/>
-            <w:r>
-              <w:rPr>
-                <w:color w:val="64748B"/>
-                <w:sz w:val="20"/>
-                <w:szCs w:val="20"/>
-              </w:rPr>
-              <w:t xml:space="preserve">  </w:t>
-            </w:r>
-            <w:proofErr w:type="gramStart"/>
-            <w:r>
-              <w:rPr>
-                <w:color w:val="64748B"/>
-                <w:sz w:val="20"/>
-                <w:szCs w:val="20"/>
-              </w:rPr>
-              <w:t>N  /</w:t>
-            </w:r>
-            <w:proofErr w:type="gramEnd"/>
-            <w:r>
-              <w:rPr>
-                <w:color w:val="64748B"/>
-                <w:sz w:val="20"/>
-                <w:szCs w:val="20"/>
-              </w:rPr>
-              <w:t xml:space="preserve">  Partial</w:t>
-            </w:r>
-          </w:p>
-        </w:tc>
-        <w:tc>
-          <w:tcPr>
-            <w:tcW w:w="801" w:type="pct"/>
-            <w:tcBorders>
-              <w:top w:val="single" w:sz="1" w:space="0" w:color="D1E4F0"/>
-              <w:left w:val="single" w:sz="1" w:space="0" w:color="D1E4F0"/>
-              <w:bottom w:val="single" w:sz="1" w:space="0" w:color="D1E4F0"/>
-              <w:right w:val="single" w:sz="1" w:space="0" w:color="D1E4F0"/>
-            </w:tcBorders>
-            <w:shd w:val="clear" w:color="auto" w:fill="FFFFFF"/>
-            <w:tcMar>
-              <w:top w:w="100" w:type="dxa"/>
-              <w:left w:w="150" w:type="dxa"/>
-              <w:bottom w:w="100" w:type="dxa"/>
-              <w:right w:w="150" w:type="dxa"/>
-            </w:tcMar>
-          </w:tcPr>
-          <w:p>
-            <w:pPr>
-              <w:spacing w:before="60" w:after="80"/>
-            </w:pPr>
-            <w:proofErr w:type="gramStart"/>
-            <w:r>
-              <w:rPr>
-                <w:color w:val="64748B"/>
-                <w:sz w:val="20"/>
-                <w:szCs w:val="20"/>
-              </w:rPr>
-              <w:t>Y  /</w:t>
-            </w:r>
-            <w:proofErr w:type="gramEnd"/>
-            <w:r>
-              <w:rPr>
-                <w:color w:val="64748B"/>
-                <w:sz w:val="20"/>
-                <w:szCs w:val="20"/>
-              </w:rPr>
-              <w:t xml:space="preserve">  N</w:t>
+              <w:t>Y  /  N</w:t>
             </w:r>
           </w:p>
         </w:tc>
@@ -15929,12 +13645,6 @@
         </w:tc>
       </w:tr>
       <w:tr>
-        <w:tblPrEx>
-          <w:tblCellMar>
-            <w:top w:w="0" w:type="dxa"/>
-            <w:bottom w:w="0" w:type="dxa"/>
-          </w:tblCellMar>
-        </w:tblPrEx>
         <w:tc>
           <w:tcPr>
             <w:tcW w:w="962" w:type="pct"/>
@@ -15979,141 +13689,75 @@
             <w:pPr>
               <w:spacing w:before="60" w:after="80"/>
             </w:pPr>
-            <w:proofErr w:type="gramStart"/>
             <w:r>
               <w:rPr>
                 <w:color w:val="64748B"/>
                 <w:sz w:val="20"/>
                 <w:szCs w:val="20"/>
               </w:rPr>
-              <w:t>Y  /</w:t>
-            </w:r>
-            <w:proofErr w:type="gramEnd"/>
+              <w:t>Y  /  N  /  Partial</w:t>
+            </w:r>
+          </w:p>
+        </w:tc>
+        <w:tc>
+          <w:tcPr>
+            <w:tcW w:w="801" w:type="pct"/>
+            <w:tcBorders>
+              <w:top w:val="single" w:sz="1" w:space="0" w:color="D1E4F0"/>
+              <w:left w:val="single" w:sz="1" w:space="0" w:color="D1E4F0"/>
+              <w:bottom w:val="single" w:sz="1" w:space="0" w:color="D1E4F0"/>
+              <w:right w:val="single" w:sz="1" w:space="0" w:color="D1E4F0"/>
+            </w:tcBorders>
+            <w:shd w:val="clear" w:color="auto" w:fill="FFFFFF"/>
+            <w:tcMar>
+              <w:top w:w="100" w:type="dxa"/>
+              <w:left w:w="150" w:type="dxa"/>
+              <w:bottom w:w="100" w:type="dxa"/>
+              <w:right w:w="150" w:type="dxa"/>
+            </w:tcMar>
+          </w:tcPr>
+          <w:p>
+            <w:pPr>
+              <w:spacing w:before="60" w:after="80"/>
+            </w:pPr>
             <w:r>
               <w:rPr>
                 <w:color w:val="64748B"/>
                 <w:sz w:val="20"/>
                 <w:szCs w:val="20"/>
               </w:rPr>
-              <w:t xml:space="preserve">  </w:t>
-            </w:r>
-            <w:proofErr w:type="gramStart"/>
+              <w:t>Y  /  N  /  Partial</w:t>
+            </w:r>
+          </w:p>
+        </w:tc>
+        <w:tc>
+          <w:tcPr>
+            <w:tcW w:w="801" w:type="pct"/>
+            <w:tcBorders>
+              <w:top w:val="single" w:sz="1" w:space="0" w:color="D1E4F0"/>
+              <w:left w:val="single" w:sz="1" w:space="0" w:color="D1E4F0"/>
+              <w:bottom w:val="single" w:sz="1" w:space="0" w:color="D1E4F0"/>
+              <w:right w:val="single" w:sz="1" w:space="0" w:color="D1E4F0"/>
+            </w:tcBorders>
+            <w:shd w:val="clear" w:color="auto" w:fill="FFFFFF"/>
+            <w:tcMar>
+              <w:top w:w="100" w:type="dxa"/>
+              <w:left w:w="150" w:type="dxa"/>
+              <w:bottom w:w="100" w:type="dxa"/>
+              <w:right w:w="150" w:type="dxa"/>
+            </w:tcMar>
+          </w:tcPr>
+          <w:p>
+            <w:pPr>
+              <w:spacing w:before="60" w:after="80"/>
+            </w:pPr>
             <w:r>
               <w:rPr>
                 <w:color w:val="64748B"/>
                 <w:sz w:val="20"/>
                 <w:szCs w:val="20"/>
               </w:rPr>
-              <w:t>N  /</w:t>
-            </w:r>
-            <w:proofErr w:type="gramEnd"/>
-            <w:r>
-              <w:rPr>
-                <w:color w:val="64748B"/>
-                <w:sz w:val="20"/>
-                <w:szCs w:val="20"/>
-              </w:rPr>
-              <w:t xml:space="preserve">  Partial</w:t>
-            </w:r>
-          </w:p>
-        </w:tc>
-        <w:tc>
-          <w:tcPr>
-            <w:tcW w:w="801" w:type="pct"/>
-            <w:tcBorders>
-              <w:top w:val="single" w:sz="1" w:space="0" w:color="D1E4F0"/>
-              <w:left w:val="single" w:sz="1" w:space="0" w:color="D1E4F0"/>
-              <w:bottom w:val="single" w:sz="1" w:space="0" w:color="D1E4F0"/>
-              <w:right w:val="single" w:sz="1" w:space="0" w:color="D1E4F0"/>
-            </w:tcBorders>
-            <w:shd w:val="clear" w:color="auto" w:fill="FFFFFF"/>
-            <w:tcMar>
-              <w:top w:w="100" w:type="dxa"/>
-              <w:left w:w="150" w:type="dxa"/>
-              <w:bottom w:w="100" w:type="dxa"/>
-              <w:right w:w="150" w:type="dxa"/>
-            </w:tcMar>
-          </w:tcPr>
-          <w:p>
-            <w:pPr>
-              <w:spacing w:before="60" w:after="80"/>
-            </w:pPr>
-            <w:proofErr w:type="gramStart"/>
-            <w:r>
-              <w:rPr>
-                <w:color w:val="64748B"/>
-                <w:sz w:val="20"/>
-                <w:szCs w:val="20"/>
-              </w:rPr>
-              <w:t>Y  /</w:t>
-            </w:r>
-            <w:proofErr w:type="gramEnd"/>
-            <w:r>
-              <w:rPr>
-                <w:color w:val="64748B"/>
-                <w:sz w:val="20"/>
-                <w:szCs w:val="20"/>
-              </w:rPr>
-              <w:t xml:space="preserve">  </w:t>
-            </w:r>
-            <w:proofErr w:type="gramStart"/>
-            <w:r>
-              <w:rPr>
-                <w:color w:val="64748B"/>
-                <w:sz w:val="20"/>
-                <w:szCs w:val="20"/>
-              </w:rPr>
-              <w:t>N  /</w:t>
-            </w:r>
-            <w:proofErr w:type="gramEnd"/>
-            <w:r>
-              <w:rPr>
-                <w:color w:val="64748B"/>
-                <w:sz w:val="20"/>
-                <w:szCs w:val="20"/>
-              </w:rPr>
-              <w:t xml:space="preserve">  Partial</w:t>
-            </w:r>
-          </w:p>
-        </w:tc>
-        <w:tc>
-          <w:tcPr>
-            <w:tcW w:w="801" w:type="pct"/>
-            <w:tcBorders>
-              <w:top w:val="single" w:sz="1" w:space="0" w:color="D1E4F0"/>
-              <w:left w:val="single" w:sz="1" w:space="0" w:color="D1E4F0"/>
-              <w:bottom w:val="single" w:sz="1" w:space="0" w:color="D1E4F0"/>
-              <w:right w:val="single" w:sz="1" w:space="0" w:color="D1E4F0"/>
-            </w:tcBorders>
-            <w:shd w:val="clear" w:color="auto" w:fill="FFFFFF"/>
-            <w:tcMar>
-              <w:top w:w="100" w:type="dxa"/>
-              <w:left w:w="150" w:type="dxa"/>
-              <w:bottom w:w="100" w:type="dxa"/>
-              <w:right w:w="150" w:type="dxa"/>
-            </w:tcMar>
-          </w:tcPr>
-          <w:p>
-            <w:pPr>
-              <w:spacing w:before="60" w:after="80"/>
-            </w:pPr>
-            <w:proofErr w:type="gramStart"/>
-            <w:r>
-              <w:rPr>
-                <w:color w:val="64748B"/>
-                <w:sz w:val="20"/>
-                <w:szCs w:val="20"/>
-              </w:rPr>
-              <w:t>Y  /</w:t>
-            </w:r>
-            <w:proofErr w:type="gramEnd"/>
-            <w:r>
-              <w:rPr>
-                <w:color w:val="64748B"/>
-                <w:sz w:val="20"/>
-                <w:szCs w:val="20"/>
-              </w:rPr>
-              <w:t xml:space="preserve">  N</w:t>
+              <w:t>Y  /  N</w:t>
             </w:r>
           </w:p>
         </w:tc>
@@ -16142,12 +13786,6 @@
         </w:tc>
       </w:tr>
       <w:tr>
-        <w:tblPrEx>
-          <w:tblCellMar>
-            <w:top w:w="0" w:type="dxa"/>
-            <w:bottom w:w="0" w:type="dxa"/>
-          </w:tblCellMar>
-        </w:tblPrEx>
         <w:tc>
           <w:tcPr>
             <w:tcW w:w="962" w:type="pct"/>
@@ -16192,141 +13830,75 @@
             <w:pPr>
               <w:spacing w:before="60" w:after="80"/>
             </w:pPr>
-            <w:proofErr w:type="gramStart"/>
             <w:r>
               <w:rPr>
                 <w:color w:val="64748B"/>
                 <w:sz w:val="20"/>
                 <w:szCs w:val="20"/>
               </w:rPr>
-              <w:t>Y  /</w:t>
-            </w:r>
-            <w:proofErr w:type="gramEnd"/>
+              <w:t>Y  /  N  /  Partial</w:t>
+            </w:r>
+          </w:p>
+        </w:tc>
+        <w:tc>
+          <w:tcPr>
+            <w:tcW w:w="801" w:type="pct"/>
+            <w:tcBorders>
+              <w:top w:val="single" w:sz="1" w:space="0" w:color="D1E4F0"/>
+              <w:left w:val="single" w:sz="1" w:space="0" w:color="D1E4F0"/>
+              <w:bottom w:val="single" w:sz="1" w:space="0" w:color="D1E4F0"/>
+              <w:right w:val="single" w:sz="1" w:space="0" w:color="D1E4F0"/>
+            </w:tcBorders>
+            <w:shd w:val="clear" w:color="auto" w:fill="FFFFFF"/>
+            <w:tcMar>
+              <w:top w:w="100" w:type="dxa"/>
+              <w:left w:w="150" w:type="dxa"/>
+              <w:bottom w:w="100" w:type="dxa"/>
+              <w:right w:w="150" w:type="dxa"/>
+            </w:tcMar>
+          </w:tcPr>
+          <w:p>
+            <w:pPr>
+              <w:spacing w:before="60" w:after="80"/>
+            </w:pPr>
             <w:r>
               <w:rPr>
                 <w:color w:val="64748B"/>
                 <w:sz w:val="20"/>
                 <w:szCs w:val="20"/>
               </w:rPr>
-              <w:t xml:space="preserve">  </w:t>
-            </w:r>
-            <w:proofErr w:type="gramStart"/>
+              <w:t>Y  /  N  /  Partial</w:t>
+            </w:r>
+          </w:p>
+        </w:tc>
+        <w:tc>
+          <w:tcPr>
+            <w:tcW w:w="801" w:type="pct"/>
+            <w:tcBorders>
+              <w:top w:val="single" w:sz="1" w:space="0" w:color="D1E4F0"/>
+              <w:left w:val="single" w:sz="1" w:space="0" w:color="D1E4F0"/>
+              <w:bottom w:val="single" w:sz="1" w:space="0" w:color="D1E4F0"/>
+              <w:right w:val="single" w:sz="1" w:space="0" w:color="D1E4F0"/>
+            </w:tcBorders>
+            <w:shd w:val="clear" w:color="auto" w:fill="FFFFFF"/>
+            <w:tcMar>
+              <w:top w:w="100" w:type="dxa"/>
+              <w:left w:w="150" w:type="dxa"/>
+              <w:bottom w:w="100" w:type="dxa"/>
+              <w:right w:w="150" w:type="dxa"/>
+            </w:tcMar>
+          </w:tcPr>
+          <w:p>
+            <w:pPr>
+              <w:spacing w:before="60" w:after="80"/>
+            </w:pPr>
             <w:r>
               <w:rPr>
                 <w:color w:val="64748B"/>
                 <w:sz w:val="20"/>
                 <w:szCs w:val="20"/>
               </w:rPr>
-              <w:t>N  /</w:t>
-            </w:r>
-            <w:proofErr w:type="gramEnd"/>
-            <w:r>
-              <w:rPr>
-                <w:color w:val="64748B"/>
-                <w:sz w:val="20"/>
-                <w:szCs w:val="20"/>
-              </w:rPr>
-              <w:t xml:space="preserve">  Partial</w:t>
-            </w:r>
-          </w:p>
-        </w:tc>
-        <w:tc>
-          <w:tcPr>
-            <w:tcW w:w="801" w:type="pct"/>
-            <w:tcBorders>
-              <w:top w:val="single" w:sz="1" w:space="0" w:color="D1E4F0"/>
-              <w:left w:val="single" w:sz="1" w:space="0" w:color="D1E4F0"/>
-              <w:bottom w:val="single" w:sz="1" w:space="0" w:color="D1E4F0"/>
-              <w:right w:val="single" w:sz="1" w:space="0" w:color="D1E4F0"/>
-            </w:tcBorders>
-            <w:shd w:val="clear" w:color="auto" w:fill="FFFFFF"/>
-            <w:tcMar>
-              <w:top w:w="100" w:type="dxa"/>
-              <w:left w:w="150" w:type="dxa"/>
-              <w:bottom w:w="100" w:type="dxa"/>
-              <w:right w:w="150" w:type="dxa"/>
-            </w:tcMar>
-          </w:tcPr>
-          <w:p>
-            <w:pPr>
-              <w:spacing w:before="60" w:after="80"/>
-            </w:pPr>
-            <w:proofErr w:type="gramStart"/>
-            <w:r>
-              <w:rPr>
-                <w:color w:val="64748B"/>
-                <w:sz w:val="20"/>
-                <w:szCs w:val="20"/>
-              </w:rPr>
-              <w:t>Y  /</w:t>
-            </w:r>
-            <w:proofErr w:type="gramEnd"/>
-            <w:r>
-              <w:rPr>
-                <w:color w:val="64748B"/>
-                <w:sz w:val="20"/>
-                <w:szCs w:val="20"/>
-              </w:rPr>
-              <w:t xml:space="preserve">  </w:t>
-            </w:r>
-            <w:proofErr w:type="gramStart"/>
-            <w:r>
-              <w:rPr>
-                <w:color w:val="64748B"/>
-                <w:sz w:val="20"/>
-                <w:szCs w:val="20"/>
-              </w:rPr>
-              <w:t>N  /</w:t>
-            </w:r>
-            <w:proofErr w:type="gramEnd"/>
-            <w:r>
-              <w:rPr>
-                <w:color w:val="64748B"/>
-                <w:sz w:val="20"/>
-                <w:szCs w:val="20"/>
-              </w:rPr>
-              <w:t xml:space="preserve">  Partial</w:t>
-            </w:r>
-          </w:p>
-        </w:tc>
-        <w:tc>
-          <w:tcPr>
-            <w:tcW w:w="801" w:type="pct"/>
-            <w:tcBorders>
-              <w:top w:val="single" w:sz="1" w:space="0" w:color="D1E4F0"/>
-              <w:left w:val="single" w:sz="1" w:space="0" w:color="D1E4F0"/>
-              <w:bottom w:val="single" w:sz="1" w:space="0" w:color="D1E4F0"/>
-              <w:right w:val="single" w:sz="1" w:space="0" w:color="D1E4F0"/>
-            </w:tcBorders>
-            <w:shd w:val="clear" w:color="auto" w:fill="FFFFFF"/>
-            <w:tcMar>
-              <w:top w:w="100" w:type="dxa"/>
-              <w:left w:w="150" w:type="dxa"/>
-              <w:bottom w:w="100" w:type="dxa"/>
-              <w:right w:w="150" w:type="dxa"/>
-            </w:tcMar>
-          </w:tcPr>
-          <w:p>
-            <w:pPr>
-              <w:spacing w:before="60" w:after="80"/>
-            </w:pPr>
-            <w:proofErr w:type="gramStart"/>
-            <w:r>
-              <w:rPr>
-                <w:color w:val="64748B"/>
-                <w:sz w:val="20"/>
-                <w:szCs w:val="20"/>
-              </w:rPr>
-              <w:t>Y  /</w:t>
-            </w:r>
-            <w:proofErr w:type="gramEnd"/>
-            <w:r>
-              <w:rPr>
-                <w:color w:val="64748B"/>
-                <w:sz w:val="20"/>
-                <w:szCs w:val="20"/>
-              </w:rPr>
-              <w:t xml:space="preserve">  N</w:t>
+              <w:t>Y  /  N</w:t>
             </w:r>
           </w:p>
         </w:tc>
@@ -16355,12 +13927,6 @@
         </w:tc>
       </w:tr>
       <w:tr>
-        <w:tblPrEx>
-          <w:tblCellMar>
-            <w:top w:w="0" w:type="dxa"/>
-            <w:bottom w:w="0" w:type="dxa"/>
-          </w:tblCellMar>
-        </w:tblPrEx>
         <w:tc>
           <w:tcPr>
             <w:tcW w:w="962" w:type="pct"/>
@@ -16405,141 +13971,75 @@
             <w:pPr>
               <w:spacing w:before="60" w:after="80"/>
             </w:pPr>
-            <w:proofErr w:type="gramStart"/>
             <w:r>
               <w:rPr>
                 <w:color w:val="64748B"/>
                 <w:sz w:val="20"/>
                 <w:szCs w:val="20"/>
               </w:rPr>
-              <w:t>Y  /</w:t>
-            </w:r>
-            <w:proofErr w:type="gramEnd"/>
+              <w:t>Y  /  N  /  Partial</w:t>
+            </w:r>
+          </w:p>
+        </w:tc>
+        <w:tc>
+          <w:tcPr>
+            <w:tcW w:w="801" w:type="pct"/>
+            <w:tcBorders>
+              <w:top w:val="single" w:sz="1" w:space="0" w:color="D1E4F0"/>
+              <w:left w:val="single" w:sz="1" w:space="0" w:color="D1E4F0"/>
+              <w:bottom w:val="single" w:sz="1" w:space="0" w:color="D1E4F0"/>
+              <w:right w:val="single" w:sz="1" w:space="0" w:color="D1E4F0"/>
+            </w:tcBorders>
+            <w:shd w:val="clear" w:color="auto" w:fill="FFFFFF"/>
+            <w:tcMar>
+              <w:top w:w="100" w:type="dxa"/>
+              <w:left w:w="150" w:type="dxa"/>
+              <w:bottom w:w="100" w:type="dxa"/>
+              <w:right w:w="150" w:type="dxa"/>
+            </w:tcMar>
+          </w:tcPr>
+          <w:p>
+            <w:pPr>
+              <w:spacing w:before="60" w:after="80"/>
+            </w:pPr>
             <w:r>
               <w:rPr>
                 <w:color w:val="64748B"/>
                 <w:sz w:val="20"/>
                 <w:szCs w:val="20"/>
               </w:rPr>
-              <w:t xml:space="preserve">  </w:t>
-            </w:r>
-            <w:proofErr w:type="gramStart"/>
+              <w:t>Y  /  N  /  Partial</w:t>
+            </w:r>
+          </w:p>
+        </w:tc>
+        <w:tc>
+          <w:tcPr>
+            <w:tcW w:w="801" w:type="pct"/>
+            <w:tcBorders>
+              <w:top w:val="single" w:sz="1" w:space="0" w:color="D1E4F0"/>
+              <w:left w:val="single" w:sz="1" w:space="0" w:color="D1E4F0"/>
+              <w:bottom w:val="single" w:sz="1" w:space="0" w:color="D1E4F0"/>
+              <w:right w:val="single" w:sz="1" w:space="0" w:color="D1E4F0"/>
+            </w:tcBorders>
+            <w:shd w:val="clear" w:color="auto" w:fill="FFFFFF"/>
+            <w:tcMar>
+              <w:top w:w="100" w:type="dxa"/>
+              <w:left w:w="150" w:type="dxa"/>
+              <w:bottom w:w="100" w:type="dxa"/>
+              <w:right w:w="150" w:type="dxa"/>
+            </w:tcMar>
+          </w:tcPr>
+          <w:p>
+            <w:pPr>
+              <w:spacing w:before="60" w:after="80"/>
+            </w:pPr>
             <w:r>
               <w:rPr>
                 <w:color w:val="64748B"/>
                 <w:sz w:val="20"/>
                 <w:szCs w:val="20"/>
               </w:rPr>
-              <w:t>N  /</w:t>
-            </w:r>
-            <w:proofErr w:type="gramEnd"/>
-            <w:r>
-              <w:rPr>
-                <w:color w:val="64748B"/>
-                <w:sz w:val="20"/>
-                <w:szCs w:val="20"/>
-              </w:rPr>
-              <w:t xml:space="preserve">  Partial</w:t>
-            </w:r>
-          </w:p>
-        </w:tc>
-        <w:tc>
-          <w:tcPr>
-            <w:tcW w:w="801" w:type="pct"/>
-            <w:tcBorders>
-              <w:top w:val="single" w:sz="1" w:space="0" w:color="D1E4F0"/>
-              <w:left w:val="single" w:sz="1" w:space="0" w:color="D1E4F0"/>
-              <w:bottom w:val="single" w:sz="1" w:space="0" w:color="D1E4F0"/>
-              <w:right w:val="single" w:sz="1" w:space="0" w:color="D1E4F0"/>
-            </w:tcBorders>
-            <w:shd w:val="clear" w:color="auto" w:fill="FFFFFF"/>
-            <w:tcMar>
-              <w:top w:w="100" w:type="dxa"/>
-              <w:left w:w="150" w:type="dxa"/>
-              <w:bottom w:w="100" w:type="dxa"/>
-              <w:right w:w="150" w:type="dxa"/>
-            </w:tcMar>
-          </w:tcPr>
-          <w:p>
-            <w:pPr>
-              <w:spacing w:before="60" w:after="80"/>
-            </w:pPr>
-            <w:proofErr w:type="gramStart"/>
-            <w:r>
-              <w:rPr>
-                <w:color w:val="64748B"/>
-                <w:sz w:val="20"/>
-                <w:szCs w:val="20"/>
-              </w:rPr>
-              <w:t>Y  /</w:t>
-            </w:r>
-            <w:proofErr w:type="gramEnd"/>
-            <w:r>
-              <w:rPr>
-                <w:color w:val="64748B"/>
-                <w:sz w:val="20"/>
-                <w:szCs w:val="20"/>
-              </w:rPr>
-              <w:t xml:space="preserve">  </w:t>
-            </w:r>
-            <w:proofErr w:type="gramStart"/>
-            <w:r>
-              <w:rPr>
-                <w:color w:val="64748B"/>
-                <w:sz w:val="20"/>
-                <w:szCs w:val="20"/>
-              </w:rPr>
-              <w:t>N  /</w:t>
-            </w:r>
-            <w:proofErr w:type="gramEnd"/>
-            <w:r>
-              <w:rPr>
-                <w:color w:val="64748B"/>
-                <w:sz w:val="20"/>
-                <w:szCs w:val="20"/>
-              </w:rPr>
-              <w:t xml:space="preserve">  Partial</w:t>
-            </w:r>
-          </w:p>
-        </w:tc>
-        <w:tc>
-          <w:tcPr>
-            <w:tcW w:w="801" w:type="pct"/>
-            <w:tcBorders>
-              <w:top w:val="single" w:sz="1" w:space="0" w:color="D1E4F0"/>
-              <w:left w:val="single" w:sz="1" w:space="0" w:color="D1E4F0"/>
-              <w:bottom w:val="single" w:sz="1" w:space="0" w:color="D1E4F0"/>
-              <w:right w:val="single" w:sz="1" w:space="0" w:color="D1E4F0"/>
-            </w:tcBorders>
-            <w:shd w:val="clear" w:color="auto" w:fill="FFFFFF"/>
-            <w:tcMar>
-              <w:top w:w="100" w:type="dxa"/>
-              <w:left w:w="150" w:type="dxa"/>
-              <w:bottom w:w="100" w:type="dxa"/>
-              <w:right w:w="150" w:type="dxa"/>
-            </w:tcMar>
-          </w:tcPr>
-          <w:p>
-            <w:pPr>
-              <w:spacing w:before="60" w:after="80"/>
-            </w:pPr>
-            <w:proofErr w:type="gramStart"/>
-            <w:r>
-              <w:rPr>
-                <w:color w:val="64748B"/>
-                <w:sz w:val="20"/>
-                <w:szCs w:val="20"/>
-              </w:rPr>
-              <w:t>Y  /</w:t>
-            </w:r>
-            <w:proofErr w:type="gramEnd"/>
-            <w:r>
-              <w:rPr>
-                <w:color w:val="64748B"/>
-                <w:sz w:val="20"/>
-                <w:szCs w:val="20"/>
-              </w:rPr>
-              <w:t xml:space="preserve">  N</w:t>
+              <w:t>Y  /  N</w:t>
             </w:r>
           </w:p>
         </w:tc>
@@ -16594,12 +14094,6 @@
         <w:gridCol w:w="10078"/>
       </w:tblGrid>
       <w:tr>
-        <w:tblPrEx>
-          <w:tblCellMar>
-            <w:top w:w="0" w:type="dxa"/>
-            <w:bottom w:w="0" w:type="dxa"/>
-          </w:tblCellMar>
-        </w:tblPrEx>
         <w:tc>
           <w:tcPr>
             <w:tcW w:w="5000" w:type="pct"/>
@@ -16629,7 +14123,6 @@
                 <w:sz w:val="21"/>
                 <w:szCs w:val="21"/>
               </w:rPr>
-              <w:lastRenderedPageBreak/>
               <w:t>After class: Group your observation notes into three piles:</w:t>
             </w:r>
           </w:p>
@@ -16652,15 +14145,7 @@
                 <w:sz w:val="21"/>
                 <w:szCs w:val="21"/>
               </w:rPr>
-              <w:t xml:space="preserve"> Proficient</w:t>
-            </w:r>
-            <w:r>
-              <w:rPr>
-                <w:color w:val="16A34A"/>
-                <w:sz w:val="21"/>
-                <w:szCs w:val="21"/>
-              </w:rPr>
-              <w:t xml:space="preserve"> — named a gene + applied two-hit logic → No intervention needed for Lesson 3</w:t>
+              <w:t xml:space="preserve"> Proficient — named a gene + applied two-hit logic → No intervention needed for Lesson 3</w:t>
             </w:r>
           </w:p>
           <w:p>
@@ -16682,33 +14167,7 @@
                 <w:sz w:val="21"/>
                 <w:szCs w:val="21"/>
               </w:rPr>
-              <w:t xml:space="preserve"> Partial</w:t>
-            </w:r>
-            <w:r>
-              <w:rPr>
-                <w:color w:val="8A6000"/>
-                <w:sz w:val="21"/>
-                <w:szCs w:val="21"/>
-              </w:rPr>
-              <w:t xml:space="preserve"> — named a gene OR used two-hit logic, but not both → Brief warm-up </w:t>
-            </w:r>
-            <w:proofErr w:type="gramStart"/>
-            <w:r>
-              <w:rPr>
-                <w:color w:val="8A6000"/>
-                <w:sz w:val="21"/>
-                <w:szCs w:val="21"/>
-              </w:rPr>
-              <w:t>check</w:t>
-            </w:r>
-            <w:proofErr w:type="gramEnd"/>
-            <w:r>
-              <w:rPr>
-                <w:color w:val="8A6000"/>
-                <w:sz w:val="21"/>
-                <w:szCs w:val="21"/>
-              </w:rPr>
-              <w:t xml:space="preserve"> at start of Lesson 3</w:t>
+              <w:t xml:space="preserve"> Partial — named a gene OR used two-hit logic, but not both → Brief warm-up check at start of Lesson 3</w:t>
             </w:r>
           </w:p>
           <w:p>
@@ -16730,15 +14189,7 @@
                 <w:sz w:val="21"/>
                 <w:szCs w:val="21"/>
               </w:rPr>
-              <w:t xml:space="preserve"> Needs</w:t>
-            </w:r>
-            <w:r>
-              <w:rPr>
-                <w:color w:val="C8102E"/>
-                <w:sz w:val="21"/>
-                <w:szCs w:val="21"/>
-              </w:rPr>
-              <w:t xml:space="preserve"> Support — neither indicator present → Provide the scaffolded diagram at start of Lesson 3; check in during independent work</w:t>
+              <w:t xml:space="preserve"> Needs Support — neither indicator present → Provide the scaffolded diagram at start of Lesson 3; check in during independent work</w:t>
             </w:r>
           </w:p>
         </w:tc>
@@ -16788,12 +14239,6 @@
         <w:gridCol w:w="10078"/>
       </w:tblGrid>
       <w:tr>
-        <w:tblPrEx>
-          <w:tblCellMar>
-            <w:top w:w="0" w:type="dxa"/>
-            <w:bottom w:w="0" w:type="dxa"/>
-          </w:tblCellMar>
-        </w:tblPrEx>
         <w:tc>
           <w:tcPr>
             <w:tcW w:w="5000" w:type="pct"/>
@@ -16864,12 +14309,6 @@
         <w:gridCol w:w="10078"/>
       </w:tblGrid>
       <w:tr>
-        <w:tblPrEx>
-          <w:tblCellMar>
-            <w:top w:w="0" w:type="dxa"/>
-            <w:bottom w:w="0" w:type="dxa"/>
-          </w:tblCellMar>
-        </w:tblPrEx>
         <w:tc>
           <w:tcPr>
             <w:tcW w:w="5000" w:type="pct"/>
@@ -16940,12 +14379,6 @@
         <w:gridCol w:w="10078"/>
       </w:tblGrid>
       <w:tr>
-        <w:tblPrEx>
-          <w:tblCellMar>
-            <w:top w:w="0" w:type="dxa"/>
-            <w:bottom w:w="0" w:type="dxa"/>
-          </w:tblCellMar>
-        </w:tblPrEx>
         <w:tc>
           <w:tcPr>
             <w:tcW w:w="5000" w:type="pct"/>
@@ -17016,12 +14449,6 @@
         <w:gridCol w:w="10078"/>
       </w:tblGrid>
       <w:tr>
-        <w:tblPrEx>
-          <w:tblCellMar>
-            <w:top w:w="0" w:type="dxa"/>
-            <w:bottom w:w="0" w:type="dxa"/>
-          </w:tblCellMar>
-        </w:tblPrEx>
         <w:tc>
           <w:tcPr>
             <w:tcW w:w="5000" w:type="pct"/>
@@ -17060,27 +14487,7 @@
               <w:rPr>
                 <w:color w:val="1E293B"/>
               </w:rPr>
-              <w:t xml:space="preserve">CAR-T immunotherapy engineers T-cells to recognize surface proteins unique to cancer cells — proteins that wouldn't be present on normal cells. This directly applies the biology of 'what makes a cancer cell different' </w:t>
-            </w:r>
-            <w:proofErr w:type="gramStart"/>
-            <w:r>
-              <w:rPr>
-                <w:color w:val="1E293B"/>
-              </w:rPr>
-              <w:t>that students</w:t>
-            </w:r>
-            <w:proofErr w:type="gramEnd"/>
-            <w:r>
-              <w:rPr>
-                <w:color w:val="1E293B"/>
-              </w:rPr>
-              <w:t>’</w:t>
-            </w:r>
-            <w:r>
-              <w:rPr>
-                <w:color w:val="1E293B"/>
-              </w:rPr>
-              <w:t xml:space="preserve"> analyzed in this lesson.</w:t>
+              <w:t>CAR-T immunotherapy engineers T-cells to recognize surface proteins unique to cancer cells — proteins that wouldn't be present on normal cells. This directly applies the biology of 'what makes a cancer cell different' that students’ analyzed in this lesson.</w:t>
             </w:r>
           </w:p>
         </w:tc>
@@ -17106,6 +14513,7 @@
           <w:sz w:val="28"/>
           <w:szCs w:val="28"/>
         </w:rPr>
+        <w:lastRenderedPageBreak/>
         <w:t>Materials Checklist</w:t>
       </w:r>
     </w:p>
@@ -17131,12 +14539,6 @@
         <w:gridCol w:w="4207"/>
       </w:tblGrid>
       <w:tr>
-        <w:tblPrEx>
-          <w:tblCellMar>
-            <w:top w:w="0" w:type="dxa"/>
-            <w:bottom w:w="0" w:type="dxa"/>
-          </w:tblCellMar>
-        </w:tblPrEx>
         <w:tc>
           <w:tcPr>
             <w:tcW w:w="3365" w:type="pct"/>
@@ -17205,12 +14607,6 @@
         </w:tc>
       </w:tr>
       <w:tr>
-        <w:tblPrEx>
-          <w:tblCellMar>
-            <w:top w:w="0" w:type="dxa"/>
-            <w:bottom w:w="0" w:type="dxa"/>
-          </w:tblCellMar>
-        </w:tblPrEx>
         <w:tc>
           <w:tcPr>
             <w:tcW w:w="3365" w:type="pct"/>
@@ -17231,23 +14627,13 @@
             <w:pPr>
               <w:spacing w:before="60" w:after="80"/>
             </w:pPr>
-            <w:proofErr w:type="gramStart"/>
             <w:r>
               <w:rPr>
                 <w:b/>
                 <w:bCs/>
                 <w:color w:val="0E7C86"/>
               </w:rPr>
-              <w:t>☐  Student</w:t>
-            </w:r>
-            <w:proofErr w:type="gramEnd"/>
-            <w:r>
-              <w:rPr>
-                <w:b/>
-                <w:bCs/>
-                <w:color w:val="0E7C86"/>
-              </w:rPr>
-              <w:t xml:space="preserve"> Handout: Meet Maya Case Study + Guided Notes</w:t>
+              <w:t>☐  Tumor Board: The Maya Case (Tumor_Board_Lesson2.html)</w:t>
             </w:r>
           </w:p>
         </w:tc>
@@ -17276,18 +14662,12 @@
               <w:rPr>
                 <w:color w:val="1E293B"/>
               </w:rPr>
-              <w:t>Printed or digital — 1 per student</w:t>
+              <w:t>Digital (HTML) or printed — 1 per student. Use during the 10–28 min group work block as the primary structured activity.</w:t>
             </w:r>
           </w:p>
         </w:tc>
       </w:tr>
       <w:tr>
-        <w:tblPrEx>
-          <w:tblCellMar>
-            <w:top w:w="0" w:type="dxa"/>
-            <w:bottom w:w="0" w:type="dxa"/>
-          </w:tblCellMar>
-        </w:tblPrEx>
         <w:tc>
           <w:tcPr>
             <w:tcW w:w="3365" w:type="pct"/>
@@ -17308,24 +14688,13 @@
             <w:pPr>
               <w:spacing w:before="60" w:after="80"/>
             </w:pPr>
-            <w:proofErr w:type="gramStart"/>
             <w:r>
               <w:rPr>
                 <w:b/>
                 <w:bCs/>
                 <w:color w:val="0E7C86"/>
               </w:rPr>
-              <w:lastRenderedPageBreak/>
-              <w:t>☐  Scaffolded</w:t>
-            </w:r>
-            <w:proofErr w:type="gramEnd"/>
-            <w:r>
-              <w:rPr>
-                <w:b/>
-                <w:bCs/>
-                <w:color w:val="0E7C86"/>
-              </w:rPr>
-              <w:t xml:space="preserve"> diagram (pre-annotated version for support students)</w:t>
+              <w:t>☐  Teacher Classroom Deck (Teacher_Classroom_Deck_Lesson2.pptx) — 10-slide projector deck</w:t>
             </w:r>
           </w:p>
         </w:tc>
@@ -17354,18 +14723,12 @@
               <w:rPr>
                 <w:color w:val="1E293B"/>
               </w:rPr>
-              <w:t>Printed, discrete — do not announce distribution</w:t>
+              <w:t>Pre-loaded on projector. Slides 1–2 (warm-up), 3–4 (Meet Maya), 5–7 (Tumor Board active work), 8–9 (debrief + video), 10 (exit ticket). Advance manually at each timeline transition.</w:t>
             </w:r>
           </w:p>
         </w:tc>
       </w:tr>
       <w:tr>
-        <w:tblPrEx>
-          <w:tblCellMar>
-            <w:top w:w="0" w:type="dxa"/>
-            <w:bottom w:w="0" w:type="dxa"/>
-          </w:tblCellMar>
-        </w:tblPrEx>
         <w:tc>
           <w:tcPr>
             <w:tcW w:w="3365" w:type="pct"/>
@@ -17386,23 +14749,13 @@
             <w:pPr>
               <w:spacing w:before="60" w:after="80"/>
             </w:pPr>
-            <w:proofErr w:type="gramStart"/>
             <w:r>
               <w:rPr>
                 <w:b/>
                 <w:bCs/>
                 <w:color w:val="0E7C86"/>
               </w:rPr>
-              <w:t>☐  Extension</w:t>
-            </w:r>
-            <w:proofErr w:type="gramEnd"/>
-            <w:r>
-              <w:rPr>
-                <w:b/>
-                <w:bCs/>
-                <w:color w:val="0E7C86"/>
-              </w:rPr>
-              <w:t xml:space="preserve"> Activity Card: Genomic data portal comparison task</w:t>
+              <w:t>☐  Student Handout: Meet Maya Case Study + Guided Notes</w:t>
             </w:r>
           </w:p>
         </w:tc>
@@ -17431,18 +14784,12 @@
               <w:rPr>
                 <w:color w:val="1E293B"/>
               </w:rPr>
-              <w:t>Printed or digital — for early finishers</w:t>
+              <w:t>Printed or digital — 1 per student</w:t>
             </w:r>
           </w:p>
         </w:tc>
       </w:tr>
       <w:tr>
-        <w:tblPrEx>
-          <w:tblCellMar>
-            <w:top w:w="0" w:type="dxa"/>
-            <w:bottom w:w="0" w:type="dxa"/>
-          </w:tblCellMar>
-        </w:tblPrEx>
         <w:tc>
           <w:tcPr>
             <w:tcW w:w="3365" w:type="pct"/>
@@ -17463,23 +14810,13 @@
             <w:pPr>
               <w:spacing w:before="60" w:after="80"/>
             </w:pPr>
-            <w:proofErr w:type="gramStart"/>
             <w:r>
               <w:rPr>
                 <w:b/>
                 <w:bCs/>
                 <w:color w:val="0E7C86"/>
               </w:rPr>
-              <w:t>☐  Exit</w:t>
-            </w:r>
-            <w:proofErr w:type="gramEnd"/>
-            <w:r>
-              <w:rPr>
-                <w:b/>
-                <w:bCs/>
-                <w:color w:val="0E7C86"/>
-              </w:rPr>
-              <w:t xml:space="preserve"> Ticket Data from online module</w:t>
+              <w:t>☐  Scaffolded Diagram (Scaffolded_Diagram_Lesson2.html) — pre-annotated for support students</w:t>
             </w:r>
           </w:p>
         </w:tc>
@@ -17508,18 +14845,12 @@
               <w:rPr>
                 <w:color w:val="1E293B"/>
               </w:rPr>
-              <w:t>Reviewed the night before; 2–3 anonymized responses selected for warm-up projection</w:t>
+              <w:t>Digital (HTML) or printed. Provide quietly during group work when the Struggle Signal triggers. Do not announce distribution.</w:t>
             </w:r>
           </w:p>
         </w:tc>
       </w:tr>
       <w:tr>
-        <w:tblPrEx>
-          <w:tblCellMar>
-            <w:top w:w="0" w:type="dxa"/>
-            <w:bottom w:w="0" w:type="dxa"/>
-          </w:tblCellMar>
-        </w:tblPrEx>
         <w:tc>
           <w:tcPr>
             <w:tcW w:w="3365" w:type="pct"/>
@@ -17540,23 +14871,13 @@
             <w:pPr>
               <w:spacing w:before="60" w:after="80"/>
             </w:pPr>
-            <w:proofErr w:type="gramStart"/>
             <w:r>
               <w:rPr>
                 <w:b/>
                 <w:bCs/>
                 <w:color w:val="0E7C86"/>
               </w:rPr>
-              <w:t>☐  This</w:t>
-            </w:r>
-            <w:proofErr w:type="gramEnd"/>
-            <w:r>
-              <w:rPr>
-                <w:b/>
-                <w:bCs/>
-                <w:color w:val="0E7C86"/>
-              </w:rPr>
-              <w:t xml:space="preserve"> Facilitation Guide</w:t>
+              <w:t>☐  Extension Activity (Extension_Activity_Lesson2.html) — TP53 mutation rates across cancer types</w:t>
             </w:r>
           </w:p>
         </w:tc>
@@ -17585,18 +14906,12 @@
               <w:rPr>
                 <w:color w:val="1E293B"/>
               </w:rPr>
-              <w:t>Printed or on device</w:t>
+              <w:t>Digital (HTML) or printed. Open when a group finishes with 8+ min remaining. Provide the guiding question verbally; do not leave students searching open-ended.</w:t>
             </w:r>
           </w:p>
         </w:tc>
       </w:tr>
       <w:tr>
-        <w:tblPrEx>
-          <w:tblCellMar>
-            <w:top w:w="0" w:type="dxa"/>
-            <w:bottom w:w="0" w:type="dxa"/>
-          </w:tblCellMar>
-        </w:tblPrEx>
         <w:tc>
           <w:tcPr>
             <w:tcW w:w="3365" w:type="pct"/>
@@ -17617,23 +14932,13 @@
             <w:pPr>
               <w:spacing w:before="60" w:after="80"/>
             </w:pPr>
-            <w:proofErr w:type="gramStart"/>
             <w:r>
               <w:rPr>
                 <w:b/>
                 <w:bCs/>
                 <w:color w:val="0E7C86"/>
               </w:rPr>
-              <w:t>☐  Struggle</w:t>
-            </w:r>
-            <w:proofErr w:type="gramEnd"/>
-            <w:r>
-              <w:rPr>
-                <w:b/>
-                <w:bCs/>
-                <w:color w:val="0E7C86"/>
-              </w:rPr>
-              <w:t xml:space="preserve"> Signal observation notes table (above)</w:t>
+              <w:t>☐  Exit Ticket Data from online module</w:t>
             </w:r>
           </w:p>
         </w:tc>
@@ -17662,18 +14967,12 @@
               <w:rPr>
                 <w:color w:val="1E293B"/>
               </w:rPr>
-              <w:t>Paper and clipboard for circulating</w:t>
+              <w:t>Reviewed the night before; 2–3 anonymized responses selected for warm-up projection</w:t>
             </w:r>
           </w:p>
         </w:tc>
       </w:tr>
       <w:tr>
-        <w:tblPrEx>
-          <w:tblCellMar>
-            <w:top w:w="0" w:type="dxa"/>
-            <w:bottom w:w="0" w:type="dxa"/>
-          </w:tblCellMar>
-        </w:tblPrEx>
         <w:tc>
           <w:tcPr>
             <w:tcW w:w="3365" w:type="pct"/>
@@ -17694,23 +14993,135 @@
             <w:pPr>
               <w:spacing w:before="60" w:after="80"/>
             </w:pPr>
-            <w:proofErr w:type="gramStart"/>
             <w:r>
               <w:rPr>
                 <w:b/>
                 <w:bCs/>
                 <w:color w:val="0E7C86"/>
               </w:rPr>
-              <w:t>☐  Pediatric</w:t>
-            </w:r>
-            <w:proofErr w:type="gramEnd"/>
+              <w:t>☐  This Facilitation Guide</w:t>
+            </w:r>
+          </w:p>
+        </w:tc>
+        <w:tc>
+          <w:tcPr>
+            <w:tcW w:w="1635" w:type="pct"/>
+            <w:tcBorders>
+              <w:top w:val="single" w:sz="1" w:space="0" w:color="D1E4F0"/>
+              <w:left w:val="single" w:sz="1" w:space="0" w:color="D1E4F0"/>
+              <w:bottom w:val="single" w:sz="1" w:space="0" w:color="D1E4F0"/>
+              <w:right w:val="single" w:sz="1" w:space="0" w:color="D1E4F0"/>
+            </w:tcBorders>
+            <w:shd w:val="clear" w:color="auto" w:fill="EEF5FB"/>
+            <w:tcMar>
+              <w:top w:w="100" w:type="dxa"/>
+              <w:left w:w="150" w:type="dxa"/>
+              <w:bottom w:w="100" w:type="dxa"/>
+              <w:right w:w="150" w:type="dxa"/>
+            </w:tcMar>
+          </w:tcPr>
+          <w:p>
+            <w:pPr>
+              <w:spacing w:before="60" w:after="80"/>
+            </w:pPr>
+            <w:r>
+              <w:rPr>
+                <w:color w:val="1E293B"/>
+              </w:rPr>
+              <w:t>Printed or on device</w:t>
+            </w:r>
+          </w:p>
+        </w:tc>
+      </w:tr>
+      <w:tr>
+        <w:tc>
+          <w:tcPr>
+            <w:tcW w:w="3365" w:type="pct"/>
+            <w:tcBorders>
+              <w:top w:val="single" w:sz="1" w:space="0" w:color="D1E4F0"/>
+              <w:left w:val="single" w:sz="1" w:space="0" w:color="D1E4F0"/>
+              <w:bottom w:val="single" w:sz="1" w:space="0" w:color="D1E4F0"/>
+              <w:right w:val="single" w:sz="1" w:space="0" w:color="D1E4F0"/>
+            </w:tcBorders>
+            <w:tcMar>
+              <w:top w:w="80" w:type="dxa"/>
+              <w:left w:w="150" w:type="dxa"/>
+              <w:bottom w:w="80" w:type="dxa"/>
+              <w:right w:w="150" w:type="dxa"/>
+            </w:tcMar>
+          </w:tcPr>
+          <w:p>
+            <w:pPr>
+              <w:spacing w:before="60" w:after="80"/>
+            </w:pPr>
             <w:r>
               <w:rPr>
                 <w:b/>
                 <w:bCs/>
                 <w:color w:val="0E7C86"/>
               </w:rPr>
-              <w:t xml:space="preserve"> cancer researcher video clip (2 min)</w:t>
+              <w:t>☐  Struggle Signal observation notes table (above)</w:t>
+            </w:r>
+          </w:p>
+        </w:tc>
+        <w:tc>
+          <w:tcPr>
+            <w:tcW w:w="1635" w:type="pct"/>
+            <w:tcBorders>
+              <w:top w:val="single" w:sz="1" w:space="0" w:color="D1E4F0"/>
+              <w:left w:val="single" w:sz="1" w:space="0" w:color="D1E4F0"/>
+              <w:bottom w:val="single" w:sz="1" w:space="0" w:color="D1E4F0"/>
+              <w:right w:val="single" w:sz="1" w:space="0" w:color="D1E4F0"/>
+            </w:tcBorders>
+            <w:shd w:val="clear" w:color="auto" w:fill="EEF5FB"/>
+            <w:tcMar>
+              <w:top w:w="100" w:type="dxa"/>
+              <w:left w:w="150" w:type="dxa"/>
+              <w:bottom w:w="100" w:type="dxa"/>
+              <w:right w:w="150" w:type="dxa"/>
+            </w:tcMar>
+          </w:tcPr>
+          <w:p>
+            <w:pPr>
+              <w:spacing w:before="60" w:after="80"/>
+            </w:pPr>
+            <w:r>
+              <w:rPr>
+                <w:color w:val="1E293B"/>
+              </w:rPr>
+              <w:t>Paper and clipboard for circulating</w:t>
+            </w:r>
+          </w:p>
+        </w:tc>
+      </w:tr>
+      <w:tr>
+        <w:tc>
+          <w:tcPr>
+            <w:tcW w:w="3365" w:type="pct"/>
+            <w:tcBorders>
+              <w:top w:val="single" w:sz="1" w:space="0" w:color="D1E4F0"/>
+              <w:left w:val="single" w:sz="1" w:space="0" w:color="D1E4F0"/>
+              <w:bottom w:val="single" w:sz="1" w:space="0" w:color="D1E4F0"/>
+              <w:right w:val="single" w:sz="1" w:space="0" w:color="D1E4F0"/>
+            </w:tcBorders>
+            <w:tcMar>
+              <w:top w:w="80" w:type="dxa"/>
+              <w:left w:w="150" w:type="dxa"/>
+              <w:bottom w:w="80" w:type="dxa"/>
+              <w:right w:w="150" w:type="dxa"/>
+            </w:tcMar>
+          </w:tcPr>
+          <w:p>
+            <w:pPr>
+              <w:spacing w:before="60" w:after="80"/>
+            </w:pPr>
+            <w:r>
+              <w:rPr>
+                <w:b/>
+                <w:bCs/>
+                <w:color w:val="0E7C86"/>
+              </w:rPr>
+              <w:t>☐  Pediatric cancer researcher video clip (2 min)</w:t>
             </w:r>
           </w:p>
         </w:tc>
@@ -17746,21 +15157,7 @@
                 <w:rPr>
                   <w:rStyle w:val="Hyperlink"/>
                 </w:rPr>
-                <w:t>youtube.com/</w:t>
-              </w:r>
-              <w:proofErr w:type="spellStart"/>
-              <w:r>
-                <w:rPr>
-                  <w:rStyle w:val="Hyperlink"/>
-                </w:rPr>
-                <w:t>watch?v</w:t>
-              </w:r>
-              <w:proofErr w:type="spellEnd"/>
-              <w:r>
-                <w:rPr>
-                  <w:rStyle w:val="Hyperlink"/>
-                </w:rPr>
-                <w:t>=OPUAj6w3090</w:t>
+                <w:t>youtube.com/watch?v=OPUAj6w3090</w:t>
               </w:r>
             </w:hyperlink>
             <w:r>
@@ -17773,12 +15170,6 @@
         </w:tc>
       </w:tr>
       <w:tr>
-        <w:tblPrEx>
-          <w:tblCellMar>
-            <w:top w:w="0" w:type="dxa"/>
-            <w:bottom w:w="0" w:type="dxa"/>
-          </w:tblCellMar>
-        </w:tblPrEx>
         <w:tc>
           <w:tcPr>
             <w:tcW w:w="3365" w:type="pct"/>
@@ -17799,23 +15190,13 @@
             <w:pPr>
               <w:spacing w:before="60" w:after="80"/>
             </w:pPr>
-            <w:proofErr w:type="gramStart"/>
             <w:r>
               <w:rPr>
                 <w:b/>
                 <w:bCs/>
                 <w:color w:val="0E7C86"/>
               </w:rPr>
-              <w:t>☐  Cell</w:t>
-            </w:r>
-            <w:proofErr w:type="gramEnd"/>
-            <w:r>
-              <w:rPr>
-                <w:b/>
-                <w:bCs/>
-                <w:color w:val="0E7C86"/>
-              </w:rPr>
-              <w:t xml:space="preserve"> Cycle Checkpoint Simulator</w:t>
+              <w:t>☐  Cell Cycle Checkpoint Simulator</w:t>
             </w:r>
           </w:p>
         </w:tc>
@@ -17844,18 +15225,19 @@
               <w:rPr>
                 <w:color w:val="1E293B"/>
               </w:rPr>
-              <w:t>Browser tab open, tested before students arrive</w:t>
+              <w:t xml:space="preserve">Browser tab open, tested before class. Assign as follow-up after the 42–50 min synthesis. If time permits, project Scenario 1 live as a 2-min orientation demo. All four scenarios must be </w:t>
+            </w:r>
+            <w:r>
+              <w:rPr>
+                <w:color w:val="1E293B"/>
+              </w:rPr>
+              <w:lastRenderedPageBreak/>
+              <w:t>completed before discussion questions unlock.</w:t>
             </w:r>
           </w:p>
         </w:tc>
       </w:tr>
       <w:tr>
-        <w:tblPrEx>
-          <w:tblCellMar>
-            <w:top w:w="0" w:type="dxa"/>
-            <w:bottom w:w="0" w:type="dxa"/>
-          </w:tblCellMar>
-        </w:tblPrEx>
         <w:tc>
           <w:tcPr>
             <w:tcW w:w="3365" w:type="pct"/>
@@ -17876,23 +15258,14 @@
             <w:pPr>
               <w:spacing w:before="60" w:after="80"/>
             </w:pPr>
-            <w:proofErr w:type="gramStart"/>
             <w:r>
               <w:rPr>
                 <w:b/>
                 <w:bCs/>
                 <w:color w:val="0E7C86"/>
               </w:rPr>
-              <w:t>☐  Fist</w:t>
-            </w:r>
-            <w:proofErr w:type="gramEnd"/>
-            <w:r>
-              <w:rPr>
-                <w:b/>
-                <w:bCs/>
-                <w:color w:val="0E7C86"/>
-              </w:rPr>
-              <w:t>-to-Five + sticky notes for Board Vocabulary Sort</w:t>
+              <w:lastRenderedPageBreak/>
+              <w:t>☐  Fist-to-Five + sticky notes for Board Vocabulary Sort</w:t>
             </w:r>
           </w:p>
         </w:tc>
@@ -18575,6 +15948,7 @@
   <w:style w:type="character" w:default="1" w:styleId="DefaultParagraphFont">
     <w:name w:val="Default Paragraph Font"/>
     <w:uiPriority w:val="1"/>
+    <w:semiHidden/>
     <w:unhideWhenUsed/>
   </w:style>
   <w:style w:type="table" w:default="1" w:styleId="TableNormal">

--- a/Teacher_Facilitation_Guide_v2.docx
+++ b/Teacher_Facilitation_Guide_v2.docx
@@ -143,7 +143,15 @@
                 <w:sz w:val="21"/>
                 <w:szCs w:val="21"/>
               </w:rPr>
-              <w:t>✅ Exemplar student responses — strong, partial, and novice — for every prompt and case study question, so you know what to listen for at each level.</w:t>
+              <w:t>✅</w:t>
+            </w:r>
+            <w:r>
+              <w:rPr>
+                <w:color w:val="16A34A"/>
+                <w:sz w:val="21"/>
+                <w:szCs w:val="21"/>
+              </w:rPr>
+              <w:t xml:space="preserve"> Exemplar student responses — strong, partial, and novice — for every prompt and case study question, so you know what to listen for at each level.</w:t>
             </w:r>
           </w:p>
           <w:p>
@@ -156,7 +164,15 @@
                 <w:sz w:val="21"/>
                 <w:szCs w:val="21"/>
               </w:rPr>
-              <w:t>🚨 Struggle Signal panels — concrete verbal cues, behavioral signals, and written response patterns that indicate a student needs support, plus an in-the-moment intervention move for each.</w:t>
+              <w:t>🚨</w:t>
+            </w:r>
+            <w:r>
+              <w:rPr>
+                <w:color w:val="C8102E"/>
+                <w:sz w:val="21"/>
+                <w:szCs w:val="21"/>
+              </w:rPr>
+              <w:t xml:space="preserve"> Struggle Signal panels — concrete verbal cues, behavioral signals, and written response patterns that indicate a student needs support, plus an in-the-moment intervention move for each.</w:t>
             </w:r>
           </w:p>
         </w:tc>
@@ -370,6 +386,11 @@
                 <w:color w:val="1E293B"/>
               </w:rPr>
               <w:br/>
+            </w:r>
+            <w:r>
+              <w:rPr>
+                <w:color w:val="1E293B"/>
+              </w:rPr>
               <w:t>When Controls Break Down</w:t>
             </w:r>
           </w:p>
@@ -1447,7 +1468,17 @@
                 <w:sz w:val="20"/>
                 <w:szCs w:val="20"/>
               </w:rPr>
-              <w:t>🚨  STRUGGLE SIGNAL — What to watch and listen for</w:t>
+              <w:t>🚨</w:t>
+            </w:r>
+            <w:r>
+              <w:rPr>
+                <w:b/>
+                <w:bCs/>
+                <w:color w:val="FF8090"/>
+                <w:sz w:val="20"/>
+                <w:szCs w:val="20"/>
+              </w:rPr>
+              <w:t xml:space="preserve">  STRUGGLE SIGNAL — What to watch and listen for</w:t>
             </w:r>
           </w:p>
         </w:tc>
@@ -1804,7 +1835,17 @@
                 <w:sz w:val="20"/>
                 <w:szCs w:val="20"/>
               </w:rPr>
-              <w:t>🚨 STRUGGLE SIGNAL — What to watch and listen for</w:t>
+              <w:t>🚨</w:t>
+            </w:r>
+            <w:r>
+              <w:rPr>
+                <w:b/>
+                <w:bCs/>
+                <w:color w:val="FF8090"/>
+                <w:sz w:val="20"/>
+                <w:szCs w:val="20"/>
+              </w:rPr>
+              <w:t xml:space="preserve"> STRUGGLE SIGNAL — What to watch and listen for</w:t>
             </w:r>
           </w:p>
         </w:tc>
@@ -2119,7 +2160,17 @@
                 <w:sz w:val="20"/>
                 <w:szCs w:val="20"/>
               </w:rPr>
-              <w:t>🚨 STRUGGLE SIGNAL — What to watch and listen for</w:t>
+              <w:t>🚨</w:t>
+            </w:r>
+            <w:r>
+              <w:rPr>
+                <w:b/>
+                <w:bCs/>
+                <w:color w:val="FF8090"/>
+                <w:sz w:val="20"/>
+                <w:szCs w:val="20"/>
+              </w:rPr>
+              <w:t xml:space="preserve"> STRUGGLE SIGNAL — What to watch and listen for</w:t>
             </w:r>
           </w:p>
         </w:tc>
@@ -2628,7 +2679,17 @@
                 <w:sz w:val="20"/>
                 <w:szCs w:val="20"/>
               </w:rPr>
-              <w:t>🚨 STRUGGLE SIGNAL — What to watch and listen for</w:t>
+              <w:t>🚨</w:t>
+            </w:r>
+            <w:r>
+              <w:rPr>
+                <w:b/>
+                <w:bCs/>
+                <w:color w:val="FF8090"/>
+                <w:sz w:val="20"/>
+                <w:szCs w:val="20"/>
+              </w:rPr>
+              <w:t xml:space="preserve"> STRUGGLE SIGNAL — What to watch and listen for</w:t>
             </w:r>
           </w:p>
         </w:tc>
@@ -2969,7 +3030,17 @@
                 <w:sz w:val="20"/>
                 <w:szCs w:val="20"/>
               </w:rPr>
-              <w:t>🚨 STRUGGLE SIGNAL — What to watch and listen for</w:t>
+              <w:t>🚨</w:t>
+            </w:r>
+            <w:r>
+              <w:rPr>
+                <w:b/>
+                <w:bCs/>
+                <w:color w:val="FF8090"/>
+                <w:sz w:val="20"/>
+                <w:szCs w:val="20"/>
+              </w:rPr>
+              <w:t xml:space="preserve"> STRUGGLE SIGNAL — What to watch and listen for</w:t>
             </w:r>
           </w:p>
         </w:tc>
@@ -3303,7 +3374,17 @@
                 <w:sz w:val="20"/>
                 <w:szCs w:val="20"/>
               </w:rPr>
-              <w:t>🚨 STRUGGLE SIGNAL — What to watch and listen for</w:t>
+              <w:t>🚨</w:t>
+            </w:r>
+            <w:r>
+              <w:rPr>
+                <w:b/>
+                <w:bCs/>
+                <w:color w:val="FF8090"/>
+                <w:sz w:val="20"/>
+                <w:szCs w:val="20"/>
+              </w:rPr>
+              <w:t xml:space="preserve"> STRUGGLE SIGNAL — What to watch and listen for</w:t>
             </w:r>
           </w:p>
         </w:tc>
@@ -3529,7 +3610,15 @@
                 <w:sz w:val="21"/>
                 <w:szCs w:val="21"/>
               </w:rPr>
-              <w:t>Return to the lesson objective on the board. Ask: ‘Who can connect today’s case study to the objective in one sentence?’ Invite 2–3 responses. Preview Lesson 3: ‘Next class we go deeper into the genetics — you’ll learn what specifically broke in Maya’s DNA.’ Assign the Cell Cycle Checkpoint Simulator (Cell_Cycle_Checkpoint_Simulator.html) as follow-up: ‘Run all four mutation scenarios before next class — the discussion questions connect directly to Maya’s case. Bring your written responses.’ If time permits, project Scenario 1 as a 2-min live demo to orient students before they work independently.</w:t>
+              <w:t>Return to the lesson objective on the board. Ask: ‘Who can connect today’s case study to the objective in one sentence?’ Invite 2–3 responses. Preview Lesson 3: ‘Next class we go deeper into the genetics — you’ll learn what specifically broke in Maya’s DNA.’ Assign the Cell Cycle Checkpoint Simulator (Cell_Cycle_Checkpoint_Simulator.html) as follow-up: ‘Run all four mutation scenarios before next class — the discussion questions connect directly to Maya’s case. Bring your written responses.’ If time permits</w:t>
+            </w:r>
+            <w:r>
+              <w:rPr>
+                <w:color w:val="1E293B"/>
+                <w:sz w:val="21"/>
+                <w:szCs w:val="21"/>
+              </w:rPr>
+              <w:t>, project Scenario 1 as a 2-min live demo to orient students before they work independently.</w:t>
             </w:r>
           </w:p>
         </w:tc>
@@ -3592,7 +3681,17 @@
                 <w:sz w:val="20"/>
                 <w:szCs w:val="20"/>
               </w:rPr>
-              <w:t>🚨  STRUGGLE SIGNAL — What to watch and listen for</w:t>
+              <w:t>🚨</w:t>
+            </w:r>
+            <w:r>
+              <w:rPr>
+                <w:b/>
+                <w:bCs/>
+                <w:color w:val="FF8090"/>
+                <w:sz w:val="20"/>
+                <w:szCs w:val="20"/>
+              </w:rPr>
+              <w:t xml:space="preserve">  STRUGGLE SIGNAL — What to watch and listen for</w:t>
             </w:r>
           </w:p>
         </w:tc>
@@ -3902,7 +4001,17 @@
                 <w:sz w:val="19"/>
                 <w:szCs w:val="19"/>
               </w:rPr>
-              <w:t>✅  Strong Response</w:t>
+              <w:t>✅</w:t>
+            </w:r>
+            <w:r>
+              <w:rPr>
+                <w:b/>
+                <w:bCs/>
+                <w:color w:val="5ADB8A"/>
+                <w:sz w:val="19"/>
+                <w:szCs w:val="19"/>
+              </w:rPr>
+              <w:t xml:space="preserve">  Strong Response</w:t>
             </w:r>
           </w:p>
         </w:tc>
@@ -3935,7 +4044,17 @@
                 <w:sz w:val="19"/>
                 <w:szCs w:val="19"/>
               </w:rPr>
-              <w:t>⚠  Partial / Emerging</w:t>
+              <w:t>⚠</w:t>
+            </w:r>
+            <w:r>
+              <w:rPr>
+                <w:b/>
+                <w:bCs/>
+                <w:color w:val="F5C842"/>
+                <w:sz w:val="19"/>
+                <w:szCs w:val="19"/>
+              </w:rPr>
+              <w:t xml:space="preserve">  Partial / Emerging</w:t>
             </w:r>
           </w:p>
         </w:tc>
@@ -3968,7 +4087,17 @@
                 <w:sz w:val="19"/>
                 <w:szCs w:val="19"/>
               </w:rPr>
-              <w:t>🔴  Needs Support</w:t>
+              <w:t>🔴</w:t>
+            </w:r>
+            <w:r>
+              <w:rPr>
+                <w:b/>
+                <w:bCs/>
+                <w:color w:val="FF8090"/>
+                <w:sz w:val="19"/>
+                <w:szCs w:val="19"/>
+              </w:rPr>
+              <w:t xml:space="preserve">  Needs Support</w:t>
             </w:r>
           </w:p>
         </w:tc>
@@ -4126,7 +4255,17 @@
                 <w:sz w:val="20"/>
                 <w:szCs w:val="20"/>
               </w:rPr>
-              <w:t>🚨  STRUGGLE SIGNAL — What to watch and listen for</w:t>
+              <w:t>🚨</w:t>
+            </w:r>
+            <w:r>
+              <w:rPr>
+                <w:b/>
+                <w:bCs/>
+                <w:color w:val="FF8090"/>
+                <w:sz w:val="20"/>
+                <w:szCs w:val="20"/>
+              </w:rPr>
+              <w:t xml:space="preserve">  STRUGGLE SIGNAL — What to watch and listen for</w:t>
             </w:r>
           </w:p>
         </w:tc>
@@ -4410,7 +4549,17 @@
                 <w:sz w:val="19"/>
                 <w:szCs w:val="19"/>
               </w:rPr>
-              <w:t>✅  Strong Response</w:t>
+              <w:t>✅</w:t>
+            </w:r>
+            <w:r>
+              <w:rPr>
+                <w:b/>
+                <w:bCs/>
+                <w:color w:val="5ADB8A"/>
+                <w:sz w:val="19"/>
+                <w:szCs w:val="19"/>
+              </w:rPr>
+              <w:t xml:space="preserve">  Strong Response</w:t>
             </w:r>
           </w:p>
         </w:tc>
@@ -4443,7 +4592,17 @@
                 <w:sz w:val="19"/>
                 <w:szCs w:val="19"/>
               </w:rPr>
-              <w:t>⚠  Partial / Emerging</w:t>
+              <w:t>⚠</w:t>
+            </w:r>
+            <w:r>
+              <w:rPr>
+                <w:b/>
+                <w:bCs/>
+                <w:color w:val="F5C842"/>
+                <w:sz w:val="19"/>
+                <w:szCs w:val="19"/>
+              </w:rPr>
+              <w:t xml:space="preserve">  Partial / Emerging</w:t>
             </w:r>
           </w:p>
         </w:tc>
@@ -4476,7 +4635,17 @@
                 <w:sz w:val="19"/>
                 <w:szCs w:val="19"/>
               </w:rPr>
-              <w:t>🔴  Needs Support</w:t>
+              <w:t>🔴</w:t>
+            </w:r>
+            <w:r>
+              <w:rPr>
+                <w:b/>
+                <w:bCs/>
+                <w:color w:val="FF8090"/>
+                <w:sz w:val="19"/>
+                <w:szCs w:val="19"/>
+              </w:rPr>
+              <w:t xml:space="preserve">  Needs Support</w:t>
             </w:r>
           </w:p>
         </w:tc>
@@ -4634,7 +4803,17 @@
                 <w:sz w:val="20"/>
                 <w:szCs w:val="20"/>
               </w:rPr>
-              <w:t>🚨  STRUGGLE SIGNAL — What to watch and listen for</w:t>
+              <w:t>🚨</w:t>
+            </w:r>
+            <w:r>
+              <w:rPr>
+                <w:b/>
+                <w:bCs/>
+                <w:color w:val="FF8090"/>
+                <w:sz w:val="20"/>
+                <w:szCs w:val="20"/>
+              </w:rPr>
+              <w:t xml:space="preserve">  STRUGGLE SIGNAL — What to watch and listen for</w:t>
             </w:r>
           </w:p>
         </w:tc>
@@ -4932,7 +5111,17 @@
                 <w:sz w:val="19"/>
                 <w:szCs w:val="19"/>
               </w:rPr>
-              <w:t>✅  Strong Response</w:t>
+              <w:t>✅</w:t>
+            </w:r>
+            <w:r>
+              <w:rPr>
+                <w:b/>
+                <w:bCs/>
+                <w:color w:val="5ADB8A"/>
+                <w:sz w:val="19"/>
+                <w:szCs w:val="19"/>
+              </w:rPr>
+              <w:t xml:space="preserve">  Strong Response</w:t>
             </w:r>
           </w:p>
         </w:tc>
@@ -4965,7 +5154,17 @@
                 <w:sz w:val="19"/>
                 <w:szCs w:val="19"/>
               </w:rPr>
-              <w:t>⚠  Partial / Emerging</w:t>
+              <w:t>⚠</w:t>
+            </w:r>
+            <w:r>
+              <w:rPr>
+                <w:b/>
+                <w:bCs/>
+                <w:color w:val="F5C842"/>
+                <w:sz w:val="19"/>
+                <w:szCs w:val="19"/>
+              </w:rPr>
+              <w:t xml:space="preserve">  Partial / Emerging</w:t>
             </w:r>
           </w:p>
         </w:tc>
@@ -4998,7 +5197,17 @@
                 <w:sz w:val="19"/>
                 <w:szCs w:val="19"/>
               </w:rPr>
-              <w:t>🔴  Needs Support</w:t>
+              <w:t>🔴</w:t>
+            </w:r>
+            <w:r>
+              <w:rPr>
+                <w:b/>
+                <w:bCs/>
+                <w:color w:val="FF8090"/>
+                <w:sz w:val="19"/>
+                <w:szCs w:val="19"/>
+              </w:rPr>
+              <w:t xml:space="preserve">  Needs Support</w:t>
             </w:r>
           </w:p>
         </w:tc>
@@ -5157,7 +5366,17 @@
                 <w:szCs w:val="20"/>
               </w:rPr>
               <w:lastRenderedPageBreak/>
-              <w:t>🚨  STRUGGLE SIGNAL — What to watch and listen for</w:t>
+              <w:t>🚨</w:t>
+            </w:r>
+            <w:r>
+              <w:rPr>
+                <w:b/>
+                <w:bCs/>
+                <w:color w:val="FF8090"/>
+                <w:sz w:val="20"/>
+                <w:szCs w:val="20"/>
+              </w:rPr>
+              <w:t xml:space="preserve">  STRUGGLE SIGNAL — What to watch and listen for</w:t>
             </w:r>
           </w:p>
         </w:tc>
@@ -5440,7 +5659,17 @@
                 <w:sz w:val="19"/>
                 <w:szCs w:val="19"/>
               </w:rPr>
-              <w:t>✅  Strong Response</w:t>
+              <w:t>✅</w:t>
+            </w:r>
+            <w:r>
+              <w:rPr>
+                <w:b/>
+                <w:bCs/>
+                <w:color w:val="5ADB8A"/>
+                <w:sz w:val="19"/>
+                <w:szCs w:val="19"/>
+              </w:rPr>
+              <w:t xml:space="preserve">  Strong Response</w:t>
             </w:r>
           </w:p>
         </w:tc>
@@ -5473,7 +5702,17 @@
                 <w:sz w:val="19"/>
                 <w:szCs w:val="19"/>
               </w:rPr>
-              <w:t>⚠  Partial / Emerging</w:t>
+              <w:t>⚠</w:t>
+            </w:r>
+            <w:r>
+              <w:rPr>
+                <w:b/>
+                <w:bCs/>
+                <w:color w:val="F5C842"/>
+                <w:sz w:val="19"/>
+                <w:szCs w:val="19"/>
+              </w:rPr>
+              <w:t xml:space="preserve">  Partial / Emerging</w:t>
             </w:r>
           </w:p>
         </w:tc>
@@ -5506,7 +5745,17 @@
                 <w:sz w:val="19"/>
                 <w:szCs w:val="19"/>
               </w:rPr>
-              <w:t>🔴  Needs Support</w:t>
+              <w:t>🔴</w:t>
+            </w:r>
+            <w:r>
+              <w:rPr>
+                <w:b/>
+                <w:bCs/>
+                <w:color w:val="FF8090"/>
+                <w:sz w:val="19"/>
+                <w:szCs w:val="19"/>
+              </w:rPr>
+              <w:t xml:space="preserve">  Needs Support</w:t>
             </w:r>
           </w:p>
         </w:tc>
@@ -5664,7 +5913,17 @@
                 <w:sz w:val="20"/>
                 <w:szCs w:val="20"/>
               </w:rPr>
-              <w:t>🚨  STRUGGLE SIGNAL — What to watch and listen for</w:t>
+              <w:t>🚨</w:t>
+            </w:r>
+            <w:r>
+              <w:rPr>
+                <w:b/>
+                <w:bCs/>
+                <w:color w:val="FF8090"/>
+                <w:sz w:val="20"/>
+                <w:szCs w:val="20"/>
+              </w:rPr>
+              <w:t xml:space="preserve">  STRUGGLE SIGNAL — What to watch and listen for</w:t>
             </w:r>
           </w:p>
         </w:tc>
@@ -5963,7 +6222,17 @@
                 <w:sz w:val="19"/>
                 <w:szCs w:val="19"/>
               </w:rPr>
-              <w:t>✅  Strong Response</w:t>
+              <w:t>✅</w:t>
+            </w:r>
+            <w:r>
+              <w:rPr>
+                <w:b/>
+                <w:bCs/>
+                <w:color w:val="5ADB8A"/>
+                <w:sz w:val="19"/>
+                <w:szCs w:val="19"/>
+              </w:rPr>
+              <w:t xml:space="preserve">  Strong Response</w:t>
             </w:r>
           </w:p>
         </w:tc>
@@ -5996,7 +6265,17 @@
                 <w:sz w:val="19"/>
                 <w:szCs w:val="19"/>
               </w:rPr>
-              <w:t>⚠  Partial / Emerging</w:t>
+              <w:t>⚠</w:t>
+            </w:r>
+            <w:r>
+              <w:rPr>
+                <w:b/>
+                <w:bCs/>
+                <w:color w:val="F5C842"/>
+                <w:sz w:val="19"/>
+                <w:szCs w:val="19"/>
+              </w:rPr>
+              <w:t xml:space="preserve">  Partial / Emerging</w:t>
             </w:r>
           </w:p>
         </w:tc>
@@ -6029,7 +6308,17 @@
                 <w:sz w:val="19"/>
                 <w:szCs w:val="19"/>
               </w:rPr>
-              <w:t>🔴  Needs Support</w:t>
+              <w:t>🔴</w:t>
+            </w:r>
+            <w:r>
+              <w:rPr>
+                <w:b/>
+                <w:bCs/>
+                <w:color w:val="FF8090"/>
+                <w:sz w:val="19"/>
+                <w:szCs w:val="19"/>
+              </w:rPr>
+              <w:t xml:space="preserve">  Needs Support</w:t>
             </w:r>
           </w:p>
         </w:tc>
@@ -6187,7 +6476,17 @@
                 <w:sz w:val="20"/>
                 <w:szCs w:val="20"/>
               </w:rPr>
-              <w:t>🚨  STRUGGLE SIGNAL — What to watch and listen for</w:t>
+              <w:t>🚨</w:t>
+            </w:r>
+            <w:r>
+              <w:rPr>
+                <w:b/>
+                <w:bCs/>
+                <w:color w:val="FF8090"/>
+                <w:sz w:val="20"/>
+                <w:szCs w:val="20"/>
+              </w:rPr>
+              <w:t xml:space="preserve">  STRUGGLE SIGNAL — What to watch and listen for</w:t>
             </w:r>
           </w:p>
         </w:tc>
@@ -6470,7 +6769,17 @@
                 <w:sz w:val="19"/>
                 <w:szCs w:val="19"/>
               </w:rPr>
-              <w:t>✅  Strong Response</w:t>
+              <w:t>✅</w:t>
+            </w:r>
+            <w:r>
+              <w:rPr>
+                <w:b/>
+                <w:bCs/>
+                <w:color w:val="5ADB8A"/>
+                <w:sz w:val="19"/>
+                <w:szCs w:val="19"/>
+              </w:rPr>
+              <w:t xml:space="preserve">  Strong Response</w:t>
             </w:r>
           </w:p>
         </w:tc>
@@ -6503,7 +6812,17 @@
                 <w:sz w:val="19"/>
                 <w:szCs w:val="19"/>
               </w:rPr>
-              <w:t>⚠  Partial / Emerging</w:t>
+              <w:t>⚠</w:t>
+            </w:r>
+            <w:r>
+              <w:rPr>
+                <w:b/>
+                <w:bCs/>
+                <w:color w:val="F5C842"/>
+                <w:sz w:val="19"/>
+                <w:szCs w:val="19"/>
+              </w:rPr>
+              <w:t xml:space="preserve">  Partial / Emerging</w:t>
             </w:r>
           </w:p>
         </w:tc>
@@ -6536,7 +6855,17 @@
                 <w:sz w:val="19"/>
                 <w:szCs w:val="19"/>
               </w:rPr>
-              <w:t>🔴  Needs Support</w:t>
+              <w:t>🔴</w:t>
+            </w:r>
+            <w:r>
+              <w:rPr>
+                <w:b/>
+                <w:bCs/>
+                <w:color w:val="FF8090"/>
+                <w:sz w:val="19"/>
+                <w:szCs w:val="19"/>
+              </w:rPr>
+              <w:t xml:space="preserve">  Needs Support</w:t>
             </w:r>
           </w:p>
         </w:tc>
@@ -6723,7 +7052,17 @@
                 <w:sz w:val="20"/>
                 <w:szCs w:val="20"/>
               </w:rPr>
-              <w:t>🚨  STRUGGLE SIGNAL — What to watch and listen for</w:t>
+              <w:t>🚨</w:t>
+            </w:r>
+            <w:r>
+              <w:rPr>
+                <w:b/>
+                <w:bCs/>
+                <w:color w:val="FF8090"/>
+                <w:sz w:val="20"/>
+                <w:szCs w:val="20"/>
+              </w:rPr>
+              <w:t xml:space="preserve">  STRUGGLE SIGNAL — What to watch and listen for</w:t>
             </w:r>
           </w:p>
         </w:tc>
@@ -7041,7 +7380,17 @@
                 <w:sz w:val="19"/>
                 <w:szCs w:val="19"/>
               </w:rPr>
-              <w:t>✅  Strong Response</w:t>
+              <w:t>✅</w:t>
+            </w:r>
+            <w:r>
+              <w:rPr>
+                <w:b/>
+                <w:bCs/>
+                <w:color w:val="5ADB8A"/>
+                <w:sz w:val="19"/>
+                <w:szCs w:val="19"/>
+              </w:rPr>
+              <w:t xml:space="preserve">  Strong Response</w:t>
             </w:r>
           </w:p>
         </w:tc>
@@ -7074,7 +7423,17 @@
                 <w:sz w:val="19"/>
                 <w:szCs w:val="19"/>
               </w:rPr>
-              <w:t>⚠  Partial / Emerging</w:t>
+              <w:t>⚠</w:t>
+            </w:r>
+            <w:r>
+              <w:rPr>
+                <w:b/>
+                <w:bCs/>
+                <w:color w:val="F5C842"/>
+                <w:sz w:val="19"/>
+                <w:szCs w:val="19"/>
+              </w:rPr>
+              <w:t xml:space="preserve">  Partial / Emerging</w:t>
             </w:r>
           </w:p>
         </w:tc>
@@ -7107,7 +7466,17 @@
                 <w:sz w:val="19"/>
                 <w:szCs w:val="19"/>
               </w:rPr>
-              <w:t>🔴  Needs Support</w:t>
+              <w:t>🔴</w:t>
+            </w:r>
+            <w:r>
+              <w:rPr>
+                <w:b/>
+                <w:bCs/>
+                <w:color w:val="FF8090"/>
+                <w:sz w:val="19"/>
+                <w:szCs w:val="19"/>
+              </w:rPr>
+              <w:t xml:space="preserve">  Needs Support</w:t>
             </w:r>
           </w:p>
         </w:tc>
@@ -7275,7 +7644,17 @@
                 <w:sz w:val="20"/>
                 <w:szCs w:val="20"/>
               </w:rPr>
-              <w:t>🚨  STRUGGLE SIGNAL — What to watch and listen for</w:t>
+              <w:t>🚨</w:t>
+            </w:r>
+            <w:r>
+              <w:rPr>
+                <w:b/>
+                <w:bCs/>
+                <w:color w:val="FF8090"/>
+                <w:sz w:val="20"/>
+                <w:szCs w:val="20"/>
+              </w:rPr>
+              <w:t xml:space="preserve">  STRUGGLE SIGNAL — What to watch and listen for</w:t>
             </w:r>
           </w:p>
         </w:tc>
@@ -7545,7 +7924,17 @@
                 <w:sz w:val="19"/>
                 <w:szCs w:val="19"/>
               </w:rPr>
-              <w:t>✅  Strong Response</w:t>
+              <w:t>✅</w:t>
+            </w:r>
+            <w:r>
+              <w:rPr>
+                <w:b/>
+                <w:bCs/>
+                <w:color w:val="5ADB8A"/>
+                <w:sz w:val="19"/>
+                <w:szCs w:val="19"/>
+              </w:rPr>
+              <w:t xml:space="preserve">  Strong Response</w:t>
             </w:r>
           </w:p>
         </w:tc>
@@ -7578,7 +7967,17 @@
                 <w:sz w:val="19"/>
                 <w:szCs w:val="19"/>
               </w:rPr>
-              <w:t>⚠  Partial / Emerging</w:t>
+              <w:t>⚠</w:t>
+            </w:r>
+            <w:r>
+              <w:rPr>
+                <w:b/>
+                <w:bCs/>
+                <w:color w:val="F5C842"/>
+                <w:sz w:val="19"/>
+                <w:szCs w:val="19"/>
+              </w:rPr>
+              <w:t xml:space="preserve">  Partial / Emerging</w:t>
             </w:r>
           </w:p>
         </w:tc>
@@ -7611,7 +8010,17 @@
                 <w:sz w:val="19"/>
                 <w:szCs w:val="19"/>
               </w:rPr>
-              <w:t>🔴  Needs Support</w:t>
+              <w:t>🔴</w:t>
+            </w:r>
+            <w:r>
+              <w:rPr>
+                <w:b/>
+                <w:bCs/>
+                <w:color w:val="FF8090"/>
+                <w:sz w:val="19"/>
+                <w:szCs w:val="19"/>
+              </w:rPr>
+              <w:t xml:space="preserve">  Needs Support</w:t>
             </w:r>
           </w:p>
         </w:tc>
@@ -7769,7 +8178,17 @@
                 <w:sz w:val="20"/>
                 <w:szCs w:val="20"/>
               </w:rPr>
-              <w:t>🚨  STRUGGLE SIGNAL — What to watch and listen for</w:t>
+              <w:t>🚨</w:t>
+            </w:r>
+            <w:r>
+              <w:rPr>
+                <w:b/>
+                <w:bCs/>
+                <w:color w:val="FF8090"/>
+                <w:sz w:val="20"/>
+                <w:szCs w:val="20"/>
+              </w:rPr>
+              <w:t xml:space="preserve">  STRUGGLE SIGNAL — What to watch and listen for</w:t>
             </w:r>
           </w:p>
         </w:tc>
@@ -8605,7 +9024,17 @@
                 <w:szCs w:val="19"/>
               </w:rPr>
               <w:lastRenderedPageBreak/>
-              <w:t>✅ Strong Response</w:t>
+              <w:t>✅</w:t>
+            </w:r>
+            <w:r>
+              <w:rPr>
+                <w:b/>
+                <w:bCs/>
+                <w:color w:val="5ADB8A"/>
+                <w:sz w:val="19"/>
+                <w:szCs w:val="19"/>
+              </w:rPr>
+              <w:t xml:space="preserve"> Strong Response</w:t>
             </w:r>
           </w:p>
         </w:tc>
@@ -8638,7 +9067,17 @@
                 <w:sz w:val="19"/>
                 <w:szCs w:val="19"/>
               </w:rPr>
-              <w:t>⚠ Partial / Emerging</w:t>
+              <w:t>⚠</w:t>
+            </w:r>
+            <w:r>
+              <w:rPr>
+                <w:b/>
+                <w:bCs/>
+                <w:color w:val="F5C842"/>
+                <w:sz w:val="19"/>
+                <w:szCs w:val="19"/>
+              </w:rPr>
+              <w:t xml:space="preserve"> Partial / Emerging</w:t>
             </w:r>
           </w:p>
         </w:tc>
@@ -8840,7 +9279,17 @@
                 <w:sz w:val="20"/>
                 <w:szCs w:val="20"/>
               </w:rPr>
-              <w:t>🚨 STRUGGLE SIGNAL — What to watch and listen for</w:t>
+              <w:t>🚨</w:t>
+            </w:r>
+            <w:r>
+              <w:rPr>
+                <w:b/>
+                <w:bCs/>
+                <w:color w:val="FF8090"/>
+                <w:sz w:val="20"/>
+                <w:szCs w:val="20"/>
+              </w:rPr>
+              <w:t xml:space="preserve"> STRUGGLE SIGNAL — What to watch and listen for</w:t>
             </w:r>
           </w:p>
         </w:tc>
@@ -9245,7 +9694,17 @@
                 <w:sz w:val="19"/>
                 <w:szCs w:val="19"/>
               </w:rPr>
-              <w:t>✅ Strong Response</w:t>
+              <w:t>✅</w:t>
+            </w:r>
+            <w:r>
+              <w:rPr>
+                <w:b/>
+                <w:bCs/>
+                <w:color w:val="5ADB8A"/>
+                <w:sz w:val="19"/>
+                <w:szCs w:val="19"/>
+              </w:rPr>
+              <w:t xml:space="preserve"> Strong Response</w:t>
             </w:r>
           </w:p>
         </w:tc>
@@ -9278,7 +9737,17 @@
                 <w:sz w:val="19"/>
                 <w:szCs w:val="19"/>
               </w:rPr>
-              <w:t>⚠ Partial / Emerging</w:t>
+              <w:t>⚠</w:t>
+            </w:r>
+            <w:r>
+              <w:rPr>
+                <w:b/>
+                <w:bCs/>
+                <w:color w:val="F5C842"/>
+                <w:sz w:val="19"/>
+                <w:szCs w:val="19"/>
+              </w:rPr>
+              <w:t xml:space="preserve"> Partial / Emerging</w:t>
             </w:r>
           </w:p>
         </w:tc>
@@ -9311,7 +9780,17 @@
                 <w:sz w:val="19"/>
                 <w:szCs w:val="19"/>
               </w:rPr>
-              <w:t>🔴 Needs Support</w:t>
+              <w:t>🔴</w:t>
+            </w:r>
+            <w:r>
+              <w:rPr>
+                <w:b/>
+                <w:bCs/>
+                <w:color w:val="FF8090"/>
+                <w:sz w:val="19"/>
+                <w:szCs w:val="19"/>
+              </w:rPr>
+              <w:t xml:space="preserve"> Needs Support</w:t>
             </w:r>
           </w:p>
         </w:tc>
@@ -9470,7 +9949,17 @@
                 <w:sz w:val="20"/>
                 <w:szCs w:val="20"/>
               </w:rPr>
-              <w:t>🚨 STRUGGLE SIGNAL — What to watch and listen for</w:t>
+              <w:t>🚨</w:t>
+            </w:r>
+            <w:r>
+              <w:rPr>
+                <w:b/>
+                <w:bCs/>
+                <w:color w:val="FF8090"/>
+                <w:sz w:val="20"/>
+                <w:szCs w:val="20"/>
+              </w:rPr>
+              <w:t xml:space="preserve"> STRUGGLE SIGNAL — What to watch and listen for</w:t>
             </w:r>
           </w:p>
         </w:tc>
@@ -14633,7 +15122,15 @@
                 <w:bCs/>
                 <w:color w:val="0E7C86"/>
               </w:rPr>
-              <w:t>☐  Tumor Board: The Maya Case (Tumor_Board_Lesson2.html)</w:t>
+              <w:t>☐</w:t>
+            </w:r>
+            <w:r>
+              <w:rPr>
+                <w:b/>
+                <w:bCs/>
+                <w:color w:val="0E7C86"/>
+              </w:rPr>
+              <w:t xml:space="preserve">  Tumor Board: The Maya Case (Tumor_Board_Lesson2.html)</w:t>
             </w:r>
           </w:p>
         </w:tc>
@@ -14694,7 +15191,15 @@
                 <w:bCs/>
                 <w:color w:val="0E7C86"/>
               </w:rPr>
-              <w:t>☐  Teacher Classroom Deck (Teacher_Classroom_Deck_Lesson2.pptx) — 10-slide projector deck</w:t>
+              <w:t>☐</w:t>
+            </w:r>
+            <w:r>
+              <w:rPr>
+                <w:b/>
+                <w:bCs/>
+                <w:color w:val="0E7C86"/>
+              </w:rPr>
+              <w:t xml:space="preserve">  Teacher Classroom Deck (Teacher_Classroom_Deck_Lesson2.pptx) — 10-slide projector deck</w:t>
             </w:r>
           </w:p>
         </w:tc>
@@ -14755,7 +15260,15 @@
                 <w:bCs/>
                 <w:color w:val="0E7C86"/>
               </w:rPr>
-              <w:t>☐  Student Handout: Meet Maya Case Study + Guided Notes</w:t>
+              <w:t>☐</w:t>
+            </w:r>
+            <w:r>
+              <w:rPr>
+                <w:b/>
+                <w:bCs/>
+                <w:color w:val="0E7C86"/>
+              </w:rPr>
+              <w:t xml:space="preserve">  Student Handout: Meet Maya Case Study + Guided Notes</w:t>
             </w:r>
           </w:p>
         </w:tc>
@@ -14816,7 +15329,15 @@
                 <w:bCs/>
                 <w:color w:val="0E7C86"/>
               </w:rPr>
-              <w:t>☐  Scaffolded Diagram (Scaffolded_Diagram_Lesson2.html) — pre-annotated for support students</w:t>
+              <w:t>☐</w:t>
+            </w:r>
+            <w:r>
+              <w:rPr>
+                <w:b/>
+                <w:bCs/>
+                <w:color w:val="0E7C86"/>
+              </w:rPr>
+              <w:t xml:space="preserve">  Scaffolded Diagram (Scaffolded_Diagram_Lesson2.html) — pre-annotated for support students</w:t>
             </w:r>
           </w:p>
         </w:tc>
@@ -14877,7 +15398,15 @@
                 <w:bCs/>
                 <w:color w:val="0E7C86"/>
               </w:rPr>
-              <w:t>☐  Extension Activity (Extension_Activity_Lesson2.html) — TP53 mutation rates across cancer types</w:t>
+              <w:t>☐</w:t>
+            </w:r>
+            <w:r>
+              <w:rPr>
+                <w:b/>
+                <w:bCs/>
+                <w:color w:val="0E7C86"/>
+              </w:rPr>
+              <w:t xml:space="preserve">  Extension Activity (Extension_Activity_Lesson2.html) — TP53 mutation rates across cancer types</w:t>
             </w:r>
           </w:p>
         </w:tc>
@@ -14938,7 +15467,15 @@
                 <w:bCs/>
                 <w:color w:val="0E7C86"/>
               </w:rPr>
-              <w:t>☐  Exit Ticket Data from online module</w:t>
+              <w:t>☐</w:t>
+            </w:r>
+            <w:r>
+              <w:rPr>
+                <w:b/>
+                <w:bCs/>
+                <w:color w:val="0E7C86"/>
+              </w:rPr>
+              <w:t xml:space="preserve">  Exit Ticket Data from online module</w:t>
             </w:r>
           </w:p>
         </w:tc>
@@ -14999,7 +15536,15 @@
                 <w:bCs/>
                 <w:color w:val="0E7C86"/>
               </w:rPr>
-              <w:t>☐  This Facilitation Guide</w:t>
+              <w:t>☐</w:t>
+            </w:r>
+            <w:r>
+              <w:rPr>
+                <w:b/>
+                <w:bCs/>
+                <w:color w:val="0E7C86"/>
+              </w:rPr>
+              <w:t xml:space="preserve">  This Facilitation Guide</w:t>
             </w:r>
           </w:p>
         </w:tc>
@@ -15060,7 +15605,15 @@
                 <w:bCs/>
                 <w:color w:val="0E7C86"/>
               </w:rPr>
-              <w:t>☐  Struggle Signal observation notes table (above)</w:t>
+              <w:t>☐</w:t>
+            </w:r>
+            <w:r>
+              <w:rPr>
+                <w:b/>
+                <w:bCs/>
+                <w:color w:val="0E7C86"/>
+              </w:rPr>
+              <w:t xml:space="preserve">  Struggle Signal observation notes table (above)</w:t>
             </w:r>
           </w:p>
         </w:tc>
@@ -15121,7 +15674,15 @@
                 <w:bCs/>
                 <w:color w:val="0E7C86"/>
               </w:rPr>
-              <w:t>☐  Pediatric cancer researcher video clip (2 min)</w:t>
+              <w:t>☐</w:t>
+            </w:r>
+            <w:r>
+              <w:rPr>
+                <w:b/>
+                <w:bCs/>
+                <w:color w:val="0E7C86"/>
+              </w:rPr>
+              <w:t xml:space="preserve">  Pediatric cancer researcher video clip (2 min)</w:t>
             </w:r>
           </w:p>
         </w:tc>
@@ -15196,7 +15757,15 @@
                 <w:bCs/>
                 <w:color w:val="0E7C86"/>
               </w:rPr>
-              <w:t>☐  Cell Cycle Checkpoint Simulator</w:t>
+              <w:t>☐</w:t>
+            </w:r>
+            <w:r>
+              <w:rPr>
+                <w:b/>
+                <w:bCs/>
+                <w:color w:val="0E7C86"/>
+              </w:rPr>
+              <w:t xml:space="preserve">  Cell Cycle Checkpoint Simulator</w:t>
             </w:r>
           </w:p>
         </w:tc>
@@ -15265,7 +15834,15 @@
                 <w:color w:val="0E7C86"/>
               </w:rPr>
               <w:lastRenderedPageBreak/>
-              <w:t>☐  Fist-to-Five + sticky notes for Board Vocabulary Sort</w:t>
+              <w:t>☐</w:t>
+            </w:r>
+            <w:r>
+              <w:rPr>
+                <w:b/>
+                <w:bCs/>
+                <w:color w:val="0E7C86"/>
+              </w:rPr>
+              <w:t xml:space="preserve">  Fist-to-Five + sticky notes for Board Vocabulary Sort</w:t>
             </w:r>
           </w:p>
         </w:tc>
